--- a/docs/ТЗ_v_3.docx
+++ b/docs/ТЗ_v_3.docx
@@ -135,6 +135,8 @@
       <w:bookmarkStart w:id="0" w:name="_Toc211036642"/>
       <w:commentRangeStart w:id="1"/>
       <w:commentRangeStart w:id="2"/>
+      <w:commentRangeStart w:id="3"/>
+      <w:commentRangeStart w:id="4"/>
       <w:r>
         <w:rPr>
           <w:b/>
@@ -185,6 +187,28 @@
           <w:szCs w:val="28"/>
         </w:rPr>
         <w:commentReference w:id="2"/>
+      </w:r>
+      <w:commentRangeEnd w:id="3"/>
+      <w:r>
+        <w:rPr>
+          <w:rStyle w:val="ab"/>
+          <w:b/>
+          <w:bCs/>
+          <w:sz w:val="28"/>
+          <w:szCs w:val="28"/>
+        </w:rPr>
+        <w:commentReference w:id="3"/>
+      </w:r>
+      <w:commentRangeEnd w:id="4"/>
+      <w:r>
+        <w:rPr>
+          <w:rStyle w:val="ab"/>
+          <w:b/>
+          <w:bCs/>
+          <w:sz w:val="28"/>
+          <w:szCs w:val="28"/>
+        </w:rPr>
+        <w:commentReference w:id="4"/>
       </w:r>
     </w:p>
     <w:p>
@@ -493,7 +517,6 @@
           <w:docPartUnique/>
         </w:docPartObj>
       </w:sdtPr>
-      <w:sdtEndPr/>
       <w:sdtContent>
         <w:p>
           <w:pPr>
@@ -4237,13 +4260,11 @@
           <w:rFonts w:ascii="Times New Roman" w:eastAsia="Times New Roman" w:hAnsi="Times New Roman" w:cs="Times New Roman"/>
         </w:rPr>
       </w:pPr>
-      <w:bookmarkStart w:id="3" w:name="_Toc1345849099"/>
-      <w:bookmarkStart w:id="4" w:name="_Toc65321816"/>
-      <w:bookmarkStart w:id="5" w:name="_Toc699448341"/>
-      <w:bookmarkStart w:id="6" w:name="_Toc1712841419"/>
-      <w:bookmarkStart w:id="7" w:name="_Toc242205637"/>
-      <w:commentRangeStart w:id="8"/>
-      <w:commentRangeStart w:id="9"/>
+      <w:bookmarkStart w:id="5" w:name="_Toc1345849099"/>
+      <w:bookmarkStart w:id="6" w:name="_Toc65321816"/>
+      <w:bookmarkStart w:id="7" w:name="_Toc699448341"/>
+      <w:bookmarkStart w:id="8" w:name="_Toc1712841419"/>
+      <w:bookmarkStart w:id="9" w:name="_Toc242205637"/>
       <w:r>
         <w:rPr>
           <w:rFonts w:ascii="Times New Roman" w:eastAsia="Times New Roman" w:hAnsi="Times New Roman" w:cs="Times New Roman"/>
@@ -4263,31 +4284,11 @@
         </w:rPr>
         <w:t>Е СВЕДЕНИЯ</w:t>
       </w:r>
-      <w:bookmarkEnd w:id="3"/>
-      <w:bookmarkEnd w:id="4"/>
       <w:bookmarkEnd w:id="5"/>
       <w:bookmarkEnd w:id="6"/>
       <w:bookmarkEnd w:id="7"/>
-      <w:commentRangeEnd w:id="8"/>
-      <w:r>
-        <w:rPr>
-          <w:rStyle w:val="ab"/>
-          <w:rFonts w:ascii="Times New Roman" w:eastAsia="Times New Roman" w:hAnsi="Times New Roman" w:cs="Times New Roman"/>
-          <w:sz w:val="32"/>
-          <w:szCs w:val="32"/>
-        </w:rPr>
-        <w:commentReference w:id="8"/>
-      </w:r>
-      <w:commentRangeEnd w:id="9"/>
-      <w:r>
-        <w:rPr>
-          <w:rStyle w:val="ab"/>
-          <w:rFonts w:ascii="Times New Roman" w:eastAsia="Times New Roman" w:hAnsi="Times New Roman" w:cs="Times New Roman"/>
-          <w:sz w:val="32"/>
-          <w:szCs w:val="32"/>
-        </w:rPr>
-        <w:commentReference w:id="9"/>
-      </w:r>
+      <w:bookmarkEnd w:id="8"/>
+      <w:bookmarkEnd w:id="9"/>
     </w:p>
     <w:p>
       <w:pPr>
@@ -4320,6 +4321,7 @@
       <w:bookmarkStart w:id="13" w:name="_Toc242205638"/>
       <w:commentRangeStart w:id="14"/>
       <w:commentRangeStart w:id="15"/>
+      <w:commentRangeStart w:id="16"/>
       <w:r>
         <w:rPr>
           <w:rFonts w:ascii="Times New Roman" w:eastAsia="Times New Roman" w:hAnsi="Times New Roman" w:cs="Times New Roman"/>
@@ -4362,6 +4364,18 @@
         </w:rPr>
         <w:commentReference w:id="15"/>
       </w:r>
+      <w:commentRangeEnd w:id="16"/>
+      <w:r>
+        <w:rPr>
+          <w:rStyle w:val="ab"/>
+          <w:rFonts w:ascii="Times New Roman" w:eastAsia="Times New Roman" w:hAnsi="Times New Roman" w:cs="Times New Roman"/>
+          <w:color w:val="000000" w:themeColor="text1"/>
+          <w:sz w:val="28"/>
+          <w:szCs w:val="28"/>
+          <w:lang w:val="ru-RU"/>
+        </w:rPr>
+        <w:commentReference w:id="16"/>
+      </w:r>
     </w:p>
     <w:p>
       <w:pPr>
@@ -4451,10 +4465,10 @@
           <w:lang w:val="ru-RU"/>
         </w:rPr>
       </w:pPr>
-      <w:bookmarkStart w:id="16" w:name="_Toc1807720866"/>
-      <w:bookmarkStart w:id="17" w:name="_Toc2018177792"/>
-      <w:bookmarkStart w:id="18" w:name="_Toc1956860180"/>
-      <w:bookmarkStart w:id="19" w:name="_Toc242205639"/>
+      <w:bookmarkStart w:id="17" w:name="_Toc1807720866"/>
+      <w:bookmarkStart w:id="18" w:name="_Toc2018177792"/>
+      <w:bookmarkStart w:id="19" w:name="_Toc1956860180"/>
+      <w:bookmarkStart w:id="20" w:name="_Toc242205639"/>
       <w:r>
         <w:rPr>
           <w:rFonts w:ascii="Times New Roman" w:eastAsia="Times New Roman" w:hAnsi="Times New Roman" w:cs="Times New Roman"/>
@@ -4462,9 +4476,9 @@
         </w:rPr>
         <w:t xml:space="preserve">1.2 </w:t>
       </w:r>
-      <w:bookmarkEnd w:id="16"/>
       <w:bookmarkEnd w:id="17"/>
       <w:bookmarkEnd w:id="18"/>
+      <w:bookmarkEnd w:id="19"/>
       <w:r>
         <w:rPr>
           <w:rFonts w:ascii="Times New Roman" w:eastAsia="Times New Roman" w:hAnsi="Times New Roman" w:cs="Times New Roman"/>
@@ -4472,7 +4486,7 @@
         </w:rPr>
         <w:t>Сведения о заказчике и разработчике</w:t>
       </w:r>
-      <w:bookmarkEnd w:id="19"/>
+      <w:bookmarkEnd w:id="20"/>
     </w:p>
     <w:p>
       <w:pPr>
@@ -4497,36 +4511,12 @@
           <w:lang w:val="ru-RU"/>
         </w:rPr>
       </w:pPr>
-      <w:commentRangeStart w:id="20"/>
-      <w:commentRangeStart w:id="21"/>
       <w:r>
         <w:rPr>
           <w:rFonts w:ascii="Times New Roman" w:hAnsi="Times New Roman" w:cs="Times New Roman"/>
           <w:lang w:val="ru-RU"/>
         </w:rPr>
         <w:t>Заказчиком работ является Томский государственный университет систем управления и радиоэлектроники (ТУСУР).</w:t>
-      </w:r>
-      <w:commentRangeEnd w:id="20"/>
-      <w:r>
-        <w:rPr>
-          <w:rStyle w:val="ab"/>
-          <w:rFonts w:ascii="Times New Roman" w:hAnsi="Times New Roman" w:cs="Times New Roman"/>
-          <w:sz w:val="28"/>
-          <w:szCs w:val="28"/>
-          <w:lang w:val="ru-RU"/>
-        </w:rPr>
-        <w:commentReference w:id="20"/>
-      </w:r>
-      <w:commentRangeEnd w:id="21"/>
-      <w:r>
-        <w:rPr>
-          <w:rStyle w:val="ab"/>
-          <w:rFonts w:ascii="Times New Roman" w:hAnsi="Times New Roman" w:cs="Times New Roman"/>
-          <w:sz w:val="28"/>
-          <w:szCs w:val="28"/>
-          <w:lang w:val="ru-RU"/>
-        </w:rPr>
-        <w:commentReference w:id="21"/>
       </w:r>
     </w:p>
     <w:p>
@@ -4635,10 +4625,10 @@
           <w:lang w:val="ru-RU"/>
         </w:rPr>
       </w:pPr>
-      <w:bookmarkStart w:id="22" w:name="_Toc1304288543"/>
-      <w:bookmarkStart w:id="23" w:name="_Toc370582932"/>
-      <w:bookmarkStart w:id="24" w:name="_Toc1338891468"/>
-      <w:bookmarkStart w:id="25" w:name="_Toc242205640"/>
+      <w:bookmarkStart w:id="21" w:name="_Toc1304288543"/>
+      <w:bookmarkStart w:id="22" w:name="_Toc370582932"/>
+      <w:bookmarkStart w:id="23" w:name="_Toc1338891468"/>
+      <w:bookmarkStart w:id="24" w:name="_Toc242205640"/>
       <w:r>
         <w:rPr>
           <w:rFonts w:ascii="Times New Roman" w:eastAsia="Times New Roman" w:hAnsi="Times New Roman" w:cs="Times New Roman"/>
@@ -4653,10 +4643,10 @@
         </w:rPr>
         <w:t>Перечень документов, на основании которых создается АС</w:t>
       </w:r>
+      <w:bookmarkEnd w:id="21"/>
       <w:bookmarkEnd w:id="22"/>
       <w:bookmarkEnd w:id="23"/>
       <w:bookmarkEnd w:id="24"/>
-      <w:bookmarkEnd w:id="25"/>
     </w:p>
     <w:p>
       <w:pPr>
@@ -5160,10 +5150,10 @@
           <w:lang w:val="ru-RU"/>
         </w:rPr>
       </w:pPr>
-      <w:bookmarkStart w:id="26" w:name="_Toc594307828"/>
-      <w:bookmarkStart w:id="27" w:name="_Toc1753044380"/>
-      <w:bookmarkStart w:id="28" w:name="_Toc422399439"/>
-      <w:bookmarkStart w:id="29" w:name="_Toc242205641"/>
+      <w:bookmarkStart w:id="25" w:name="_Toc594307828"/>
+      <w:bookmarkStart w:id="26" w:name="_Toc1753044380"/>
+      <w:bookmarkStart w:id="27" w:name="_Toc422399439"/>
+      <w:bookmarkStart w:id="28" w:name="_Toc242205641"/>
       <w:r>
         <w:rPr>
           <w:rFonts w:ascii="Times New Roman" w:eastAsia="Times New Roman" w:hAnsi="Times New Roman" w:cs="Times New Roman"/>
@@ -5185,10 +5175,10 @@
         </w:rPr>
         <w:t>АС</w:t>
       </w:r>
+      <w:bookmarkEnd w:id="25"/>
       <w:bookmarkEnd w:id="26"/>
       <w:bookmarkEnd w:id="27"/>
       <w:bookmarkEnd w:id="28"/>
-      <w:bookmarkEnd w:id="29"/>
       <w:r>
         <w:rPr>
           <w:rFonts w:ascii="Times New Roman" w:eastAsia="Times New Roman" w:hAnsi="Times New Roman" w:cs="Times New Roman"/>
@@ -5456,13 +5446,11 @@
           <w:lang w:val="ru-RU"/>
         </w:rPr>
       </w:pPr>
-      <w:bookmarkStart w:id="30" w:name="_Toc555620008"/>
-      <w:bookmarkStart w:id="31" w:name="_Toc1910366458"/>
-      <w:bookmarkStart w:id="32" w:name="_Toc216816241"/>
-      <w:bookmarkStart w:id="33" w:name="_Toc180952090"/>
-      <w:bookmarkStart w:id="34" w:name="_Toc242205642"/>
-      <w:commentRangeStart w:id="35"/>
-      <w:commentRangeStart w:id="36"/>
+      <w:bookmarkStart w:id="29" w:name="_Toc555620008"/>
+      <w:bookmarkStart w:id="30" w:name="_Toc1910366458"/>
+      <w:bookmarkStart w:id="31" w:name="_Toc216816241"/>
+      <w:bookmarkStart w:id="32" w:name="_Toc180952090"/>
+      <w:bookmarkStart w:id="33" w:name="_Toc242205642"/>
       <w:r>
         <w:rPr>
           <w:rFonts w:ascii="Times New Roman" w:eastAsia="Times New Roman" w:hAnsi="Times New Roman" w:cs="Times New Roman"/>
@@ -5485,33 +5473,11 @@
         </w:rPr>
         <w:t>СИСТЕМЫ</w:t>
       </w:r>
+      <w:bookmarkEnd w:id="29"/>
       <w:bookmarkEnd w:id="30"/>
       <w:bookmarkEnd w:id="31"/>
       <w:bookmarkEnd w:id="32"/>
       <w:bookmarkEnd w:id="33"/>
-      <w:bookmarkEnd w:id="34"/>
-      <w:commentRangeEnd w:id="35"/>
-      <w:r>
-        <w:rPr>
-          <w:rStyle w:val="ab"/>
-          <w:rFonts w:ascii="Times New Roman" w:eastAsia="Times New Roman" w:hAnsi="Times New Roman" w:cs="Times New Roman"/>
-          <w:sz w:val="32"/>
-          <w:szCs w:val="32"/>
-          <w:lang w:val="ru-RU"/>
-        </w:rPr>
-        <w:commentReference w:id="35"/>
-      </w:r>
-      <w:commentRangeEnd w:id="36"/>
-      <w:r>
-        <w:rPr>
-          <w:rStyle w:val="ab"/>
-          <w:rFonts w:ascii="Times New Roman" w:eastAsia="Times New Roman" w:hAnsi="Times New Roman" w:cs="Times New Roman"/>
-          <w:sz w:val="32"/>
-          <w:szCs w:val="32"/>
-          <w:lang w:val="ru-RU"/>
-        </w:rPr>
-        <w:commentReference w:id="36"/>
-      </w:r>
     </w:p>
     <w:p>
       <w:pPr>
@@ -5537,10 +5503,10 @@
           <w:lang w:val="ru-RU"/>
         </w:rPr>
       </w:pPr>
-      <w:bookmarkStart w:id="37" w:name="_Toc2036087213"/>
-      <w:bookmarkStart w:id="38" w:name="_Toc419814939"/>
-      <w:bookmarkStart w:id="39" w:name="_Toc480328743"/>
-      <w:bookmarkStart w:id="40" w:name="_Toc242205643"/>
+      <w:bookmarkStart w:id="34" w:name="_Toc2036087213"/>
+      <w:bookmarkStart w:id="35" w:name="_Toc419814939"/>
+      <w:bookmarkStart w:id="36" w:name="_Toc480328743"/>
+      <w:bookmarkStart w:id="37" w:name="_Toc242205643"/>
       <w:r>
         <w:rPr>
           <w:rFonts w:ascii="Times New Roman" w:eastAsia="Times New Roman" w:hAnsi="Times New Roman" w:cs="Times New Roman"/>
@@ -5555,10 +5521,10 @@
         </w:rPr>
         <w:t>Цели создания АС</w:t>
       </w:r>
+      <w:bookmarkEnd w:id="34"/>
+      <w:bookmarkEnd w:id="35"/>
+      <w:bookmarkEnd w:id="36"/>
       <w:bookmarkEnd w:id="37"/>
-      <w:bookmarkEnd w:id="38"/>
-      <w:bookmarkEnd w:id="39"/>
-      <w:bookmarkEnd w:id="40"/>
     </w:p>
     <w:p>
       <w:pPr>
@@ -5602,10 +5568,10 @@
           <w:lang w:val="ru-RU"/>
         </w:rPr>
       </w:pPr>
-      <w:bookmarkStart w:id="41" w:name="_Toc52597450"/>
-      <w:bookmarkStart w:id="42" w:name="_Toc1984877257"/>
-      <w:bookmarkStart w:id="43" w:name="_Toc1081470814"/>
-      <w:bookmarkStart w:id="44" w:name="_Toc242205644"/>
+      <w:bookmarkStart w:id="38" w:name="_Toc52597450"/>
+      <w:bookmarkStart w:id="39" w:name="_Toc1984877257"/>
+      <w:bookmarkStart w:id="40" w:name="_Toc1081470814"/>
+      <w:bookmarkStart w:id="41" w:name="_Toc242205644"/>
       <w:r>
         <w:rPr>
           <w:rFonts w:ascii="Times New Roman" w:eastAsia="Times New Roman" w:hAnsi="Times New Roman" w:cs="Times New Roman"/>
@@ -5620,10 +5586,10 @@
         </w:rPr>
         <w:t>Назначение АС</w:t>
       </w:r>
+      <w:bookmarkEnd w:id="38"/>
+      <w:bookmarkEnd w:id="39"/>
+      <w:bookmarkEnd w:id="40"/>
       <w:bookmarkEnd w:id="41"/>
-      <w:bookmarkEnd w:id="42"/>
-      <w:bookmarkEnd w:id="43"/>
-      <w:bookmarkEnd w:id="44"/>
     </w:p>
     <w:p>
       <w:pPr>
@@ -5729,8 +5695,6 @@
           <w:rFonts w:ascii="Times New Roman" w:eastAsia="Times New Roman" w:hAnsi="Times New Roman" w:cs="Times New Roman"/>
         </w:rPr>
       </w:pPr>
-      <w:commentRangeStart w:id="45"/>
-      <w:commentRangeStart w:id="46"/>
       <w:r>
         <w:rPr>
           <w:noProof/>
@@ -5782,26 +5746,6 @@
           </wp:inline>
         </w:drawing>
       </w:r>
-      <w:commentRangeEnd w:id="45"/>
-      <w:r>
-        <w:rPr>
-          <w:rStyle w:val="ab"/>
-          <w:rFonts w:ascii="Times New Roman" w:eastAsia="Times New Roman" w:hAnsi="Times New Roman" w:cs="Times New Roman"/>
-          <w:sz w:val="28"/>
-          <w:szCs w:val="28"/>
-        </w:rPr>
-        <w:commentReference w:id="45"/>
-      </w:r>
-      <w:commentRangeEnd w:id="46"/>
-      <w:r>
-        <w:rPr>
-          <w:rStyle w:val="ab"/>
-          <w:rFonts w:ascii="Times New Roman" w:eastAsia="Times New Roman" w:hAnsi="Times New Roman" w:cs="Times New Roman"/>
-          <w:sz w:val="28"/>
-          <w:szCs w:val="28"/>
-        </w:rPr>
-        <w:commentReference w:id="46"/>
-      </w:r>
     </w:p>
     <w:p>
       <w:pPr>
@@ -5824,33 +5768,11 @@
         </w:rPr>
         <w:t>Чертеж</w:t>
       </w:r>
-      <w:commentRangeStart w:id="47"/>
-      <w:commentRangeStart w:id="48"/>
-      <w:r>
-        <w:rPr>
-          <w:rFonts w:ascii="Times New Roman" w:eastAsia="Times New Roman" w:hAnsi="Times New Roman" w:cs="Times New Roman"/>
-        </w:rPr>
-        <w:t xml:space="preserve"> </w:t>
-      </w:r>
-      <w:commentRangeEnd w:id="47"/>
-      <w:r>
-        <w:rPr>
-          <w:rStyle w:val="ab"/>
-          <w:rFonts w:ascii="Times New Roman" w:eastAsia="Times New Roman" w:hAnsi="Times New Roman" w:cs="Times New Roman"/>
-          <w:sz w:val="28"/>
-          <w:szCs w:val="28"/>
-        </w:rPr>
-        <w:commentReference w:id="47"/>
-      </w:r>
-      <w:commentRangeEnd w:id="48"/>
-      <w:r>
-        <w:rPr>
-          <w:rStyle w:val="ab"/>
-          <w:rFonts w:ascii="Times New Roman" w:eastAsia="Times New Roman" w:hAnsi="Times New Roman" w:cs="Times New Roman"/>
-          <w:sz w:val="28"/>
-          <w:szCs w:val="28"/>
-        </w:rPr>
-        <w:commentReference w:id="48"/>
+      <w:r>
+        <w:rPr>
+          <w:rFonts w:ascii="Times New Roman" w:eastAsia="Times New Roman" w:hAnsi="Times New Roman" w:cs="Times New Roman"/>
+        </w:rPr>
+        <w:t xml:space="preserve"> </w:t>
       </w:r>
       <w:r>
         <w:rPr>
@@ -6018,11 +5940,11 @@
           <w:rFonts w:ascii="Times New Roman" w:eastAsia="Times New Roman" w:hAnsi="Times New Roman" w:cs="Times New Roman"/>
         </w:rPr>
       </w:pPr>
-      <w:bookmarkStart w:id="49" w:name="_Toc268718422"/>
-      <w:bookmarkStart w:id="50" w:name="_Toc758897758"/>
-      <w:bookmarkStart w:id="51" w:name="_Toc281653392"/>
-      <w:bookmarkStart w:id="52" w:name="_Toc697619279"/>
-      <w:bookmarkStart w:id="53" w:name="_Toc242205645"/>
+      <w:bookmarkStart w:id="42" w:name="_Toc268718422"/>
+      <w:bookmarkStart w:id="43" w:name="_Toc758897758"/>
+      <w:bookmarkStart w:id="44" w:name="_Toc281653392"/>
+      <w:bookmarkStart w:id="45" w:name="_Toc697619279"/>
+      <w:bookmarkStart w:id="46" w:name="_Toc242205645"/>
       <w:r>
         <w:rPr>
           <w:rFonts w:ascii="Times New Roman" w:eastAsia="Times New Roman" w:hAnsi="Times New Roman" w:cs="Times New Roman"/>
@@ -6030,11 +5952,11 @@
         <w:lastRenderedPageBreak/>
         <w:t>ТРЕБОВАНИЯ К АВТОМАТИЗИРОВАННОЙ СИСТЕМЕ</w:t>
       </w:r>
-      <w:bookmarkEnd w:id="49"/>
-      <w:bookmarkEnd w:id="50"/>
-      <w:bookmarkEnd w:id="51"/>
-      <w:bookmarkEnd w:id="52"/>
-      <w:bookmarkEnd w:id="53"/>
+      <w:bookmarkEnd w:id="42"/>
+      <w:bookmarkEnd w:id="43"/>
+      <w:bookmarkEnd w:id="44"/>
+      <w:bookmarkEnd w:id="45"/>
+      <w:bookmarkEnd w:id="46"/>
     </w:p>
     <w:p>
       <w:pPr>
@@ -6059,9 +5981,9 @@
           <w:lang w:val="ru-RU"/>
         </w:rPr>
       </w:pPr>
-      <w:bookmarkStart w:id="54" w:name="_Toc3197271"/>
-      <w:bookmarkStart w:id="55" w:name="_Toc572404802"/>
-      <w:bookmarkStart w:id="56" w:name="_Toc242205646"/>
+      <w:bookmarkStart w:id="47" w:name="_Toc3197271"/>
+      <w:bookmarkStart w:id="48" w:name="_Toc572404802"/>
+      <w:bookmarkStart w:id="49" w:name="_Toc242205646"/>
       <w:r>
         <w:rPr>
           <w:rFonts w:ascii="Times New Roman" w:eastAsia="Times New Roman" w:hAnsi="Times New Roman" w:cs="Times New Roman"/>
@@ -6076,9 +5998,9 @@
         </w:rPr>
         <w:t>Требования к структуре АС в целом</w:t>
       </w:r>
-      <w:bookmarkEnd w:id="54"/>
-      <w:bookmarkEnd w:id="55"/>
-      <w:bookmarkEnd w:id="56"/>
+      <w:bookmarkEnd w:id="47"/>
+      <w:bookmarkEnd w:id="48"/>
+      <w:bookmarkEnd w:id="49"/>
     </w:p>
     <w:p>
       <w:pPr>
@@ -6103,11 +6025,9 @@
           <w:lang w:val="ru-RU"/>
         </w:rPr>
       </w:pPr>
-      <w:bookmarkStart w:id="57" w:name="_Toc62558832"/>
-      <w:bookmarkStart w:id="58" w:name="_Toc325233621"/>
-      <w:bookmarkStart w:id="59" w:name="_Toc242205647"/>
-      <w:commentRangeStart w:id="60"/>
-      <w:commentRangeStart w:id="61"/>
+      <w:bookmarkStart w:id="50" w:name="_Toc62558832"/>
+      <w:bookmarkStart w:id="51" w:name="_Toc325233621"/>
+      <w:bookmarkStart w:id="52" w:name="_Toc242205647"/>
       <w:r>
         <w:rPr>
           <w:rFonts w:ascii="Times New Roman" w:eastAsia="Times New Roman" w:hAnsi="Times New Roman" w:cs="Times New Roman"/>
@@ -6122,37 +6042,15 @@
         </w:rPr>
         <w:t>Требования к структуре и функционированию системы</w:t>
       </w:r>
-      <w:bookmarkEnd w:id="57"/>
-      <w:bookmarkEnd w:id="58"/>
-      <w:bookmarkEnd w:id="59"/>
-      <w:r>
-        <w:rPr>
-          <w:rFonts w:ascii="Times New Roman" w:eastAsia="Times New Roman" w:hAnsi="Times New Roman" w:cs="Times New Roman"/>
-          <w:lang w:val="ru-RU"/>
-        </w:rPr>
-        <w:t xml:space="preserve"> </w:t>
-      </w:r>
-      <w:commentRangeEnd w:id="60"/>
-      <w:r>
-        <w:rPr>
-          <w:rStyle w:val="ab"/>
-          <w:rFonts w:ascii="Times New Roman" w:eastAsia="Times New Roman" w:hAnsi="Times New Roman" w:cs="Times New Roman"/>
-          <w:sz w:val="28"/>
-          <w:szCs w:val="28"/>
-          <w:lang w:val="ru-RU"/>
-        </w:rPr>
-        <w:commentReference w:id="60"/>
-      </w:r>
-      <w:commentRangeEnd w:id="61"/>
-      <w:r>
-        <w:rPr>
-          <w:rStyle w:val="ab"/>
-          <w:rFonts w:ascii="Times New Roman" w:eastAsia="Times New Roman" w:hAnsi="Times New Roman" w:cs="Times New Roman"/>
-          <w:sz w:val="28"/>
-          <w:szCs w:val="28"/>
-          <w:lang w:val="ru-RU"/>
-        </w:rPr>
-        <w:commentReference w:id="61"/>
+      <w:bookmarkEnd w:id="50"/>
+      <w:bookmarkEnd w:id="51"/>
+      <w:bookmarkEnd w:id="52"/>
+      <w:r>
+        <w:rPr>
+          <w:rFonts w:ascii="Times New Roman" w:eastAsia="Times New Roman" w:hAnsi="Times New Roman" w:cs="Times New Roman"/>
+          <w:lang w:val="ru-RU"/>
+        </w:rPr>
+        <w:t xml:space="preserve"> </w:t>
       </w:r>
     </w:p>
     <w:p>
@@ -6758,35 +6656,11 @@
         <w:lastRenderedPageBreak/>
         <w:t xml:space="preserve">внутреннюю ширину </w:t>
       </w:r>
-      <w:commentRangeStart w:id="62"/>
-      <w:commentRangeStart w:id="63"/>
       <w:r>
         <w:rPr>
           <w:rFonts w:ascii="Times New Roman" w:hAnsi="Times New Roman" w:cs="Times New Roman"/>
         </w:rPr>
         <w:t>S</w:t>
-      </w:r>
-      <w:commentRangeEnd w:id="62"/>
-      <w:r>
-        <w:rPr>
-          <w:rStyle w:val="ab"/>
-          <w:rFonts w:ascii="Times New Roman" w:hAnsi="Times New Roman" w:cs="Times New Roman"/>
-          <w:sz w:val="28"/>
-          <w:szCs w:val="28"/>
-          <w:lang w:val="ru-RU"/>
-        </w:rPr>
-        <w:commentReference w:id="62"/>
-      </w:r>
-      <w:commentRangeEnd w:id="63"/>
-      <w:r>
-        <w:rPr>
-          <w:rStyle w:val="ab"/>
-          <w:rFonts w:ascii="Times New Roman" w:hAnsi="Times New Roman" w:cs="Times New Roman"/>
-          <w:sz w:val="28"/>
-          <w:szCs w:val="28"/>
-          <w:lang w:val="ru-RU"/>
-        </w:rPr>
-        <w:commentReference w:id="63"/>
       </w:r>
       <w:r>
         <w:rPr>
@@ -7420,9 +7294,9 @@
           <w:lang w:val="ru-RU"/>
         </w:rPr>
       </w:pPr>
-      <w:bookmarkStart w:id="64" w:name="_Toc417328859"/>
-      <w:bookmarkStart w:id="65" w:name="_Toc1451954922"/>
-      <w:bookmarkStart w:id="66" w:name="_Toc242205648"/>
+      <w:bookmarkStart w:id="53" w:name="_Toc417328859"/>
+      <w:bookmarkStart w:id="54" w:name="_Toc1451954922"/>
+      <w:bookmarkStart w:id="55" w:name="_Toc242205648"/>
       <w:r>
         <w:rPr>
           <w:rFonts w:ascii="Times New Roman" w:eastAsia="Times New Roman" w:hAnsi="Times New Roman" w:cs="Times New Roman"/>
@@ -7437,9 +7311,9 @@
         </w:rPr>
         <w:t>Требования к численности и квалификации персонала системы</w:t>
       </w:r>
-      <w:bookmarkEnd w:id="64"/>
-      <w:bookmarkEnd w:id="65"/>
-      <w:bookmarkEnd w:id="66"/>
+      <w:bookmarkEnd w:id="53"/>
+      <w:bookmarkEnd w:id="54"/>
+      <w:bookmarkEnd w:id="55"/>
     </w:p>
     <w:p>
       <w:pPr>
@@ -7665,9 +7539,9 @@
           <w:lang w:val="ru-RU"/>
         </w:rPr>
       </w:pPr>
-      <w:bookmarkStart w:id="67" w:name="_Toc1447261141"/>
-      <w:bookmarkStart w:id="68" w:name="_Toc27375916"/>
-      <w:bookmarkStart w:id="69" w:name="_Toc242205649"/>
+      <w:bookmarkStart w:id="56" w:name="_Toc1447261141"/>
+      <w:bookmarkStart w:id="57" w:name="_Toc27375916"/>
+      <w:bookmarkStart w:id="58" w:name="_Toc242205649"/>
       <w:r>
         <w:rPr>
           <w:rFonts w:ascii="Times New Roman" w:eastAsia="Times New Roman" w:hAnsi="Times New Roman" w:cs="Times New Roman"/>
@@ -7682,9 +7556,9 @@
         </w:rPr>
         <w:t>Показатели назначения</w:t>
       </w:r>
-      <w:bookmarkEnd w:id="67"/>
-      <w:bookmarkEnd w:id="68"/>
-      <w:bookmarkEnd w:id="69"/>
+      <w:bookmarkEnd w:id="56"/>
+      <w:bookmarkEnd w:id="57"/>
+      <w:bookmarkEnd w:id="58"/>
     </w:p>
     <w:p>
       <w:pPr>
@@ -8062,9 +7936,9 @@
           <w:lang w:val="ru-RU"/>
         </w:rPr>
       </w:pPr>
-      <w:bookmarkStart w:id="70" w:name="_Toc957867118"/>
-      <w:bookmarkStart w:id="71" w:name="_Toc861292726"/>
-      <w:bookmarkStart w:id="72" w:name="_Toc242205650"/>
+      <w:bookmarkStart w:id="59" w:name="_Toc957867118"/>
+      <w:bookmarkStart w:id="60" w:name="_Toc861292726"/>
+      <w:bookmarkStart w:id="61" w:name="_Toc242205650"/>
       <w:r>
         <w:rPr>
           <w:rFonts w:ascii="Times New Roman" w:eastAsia="Times New Roman" w:hAnsi="Times New Roman" w:cs="Times New Roman"/>
@@ -8079,9 +7953,9 @@
         </w:rPr>
         <w:t>Требования к надежности</w:t>
       </w:r>
-      <w:bookmarkEnd w:id="70"/>
-      <w:bookmarkEnd w:id="71"/>
-      <w:bookmarkEnd w:id="72"/>
+      <w:bookmarkEnd w:id="59"/>
+      <w:bookmarkEnd w:id="60"/>
+      <w:bookmarkEnd w:id="61"/>
     </w:p>
     <w:p>
       <w:pPr>
@@ -8210,9 +8084,9 @@
           <w:lang w:val="ru-RU"/>
         </w:rPr>
       </w:pPr>
-      <w:bookmarkStart w:id="73" w:name="_Toc861852713"/>
-      <w:bookmarkStart w:id="74" w:name="_Toc551472563"/>
-      <w:bookmarkStart w:id="75" w:name="_Toc242205651"/>
+      <w:bookmarkStart w:id="62" w:name="_Toc861852713"/>
+      <w:bookmarkStart w:id="63" w:name="_Toc551472563"/>
+      <w:bookmarkStart w:id="64" w:name="_Toc242205651"/>
       <w:r>
         <w:rPr>
           <w:rFonts w:ascii="Times New Roman" w:eastAsia="Times New Roman" w:hAnsi="Times New Roman" w:cs="Times New Roman"/>
@@ -8234,9 +8108,9 @@
         </w:rPr>
         <w:t>Требования к безопасности</w:t>
       </w:r>
-      <w:bookmarkEnd w:id="73"/>
-      <w:bookmarkEnd w:id="74"/>
-      <w:bookmarkEnd w:id="75"/>
+      <w:bookmarkEnd w:id="62"/>
+      <w:bookmarkEnd w:id="63"/>
+      <w:bookmarkEnd w:id="64"/>
     </w:p>
     <w:p>
       <w:pPr>
@@ -8315,9 +8189,9 @@
           <w:lang w:val="ru-RU"/>
         </w:rPr>
       </w:pPr>
-      <w:bookmarkStart w:id="76" w:name="_Toc340697909"/>
-      <w:bookmarkStart w:id="77" w:name="_Toc1864472755"/>
-      <w:bookmarkStart w:id="78" w:name="_Toc242205652"/>
+      <w:bookmarkStart w:id="65" w:name="_Toc340697909"/>
+      <w:bookmarkStart w:id="66" w:name="_Toc1864472755"/>
+      <w:bookmarkStart w:id="67" w:name="_Toc242205652"/>
       <w:r>
         <w:rPr>
           <w:rFonts w:ascii="Times New Roman" w:eastAsia="Times New Roman" w:hAnsi="Times New Roman" w:cs="Times New Roman"/>
@@ -8332,9 +8206,9 @@
         </w:rPr>
         <w:t>Требования к эргономике и технической эстетике</w:t>
       </w:r>
-      <w:bookmarkEnd w:id="76"/>
-      <w:bookmarkEnd w:id="77"/>
-      <w:bookmarkEnd w:id="78"/>
+      <w:bookmarkEnd w:id="65"/>
+      <w:bookmarkEnd w:id="66"/>
+      <w:bookmarkEnd w:id="67"/>
     </w:p>
     <w:p>
       <w:pPr>
@@ -8587,9 +8461,9 @@
           <w:lang w:val="ru-RU"/>
         </w:rPr>
       </w:pPr>
-      <w:bookmarkStart w:id="79" w:name="_Toc1340047683"/>
-      <w:bookmarkStart w:id="80" w:name="_Toc276548606"/>
-      <w:bookmarkStart w:id="81" w:name="_Toc242205653"/>
+      <w:bookmarkStart w:id="68" w:name="_Toc1340047683"/>
+      <w:bookmarkStart w:id="69" w:name="_Toc276548606"/>
+      <w:bookmarkStart w:id="70" w:name="_Toc242205653"/>
       <w:r>
         <w:rPr>
           <w:rFonts w:ascii="Times New Roman" w:eastAsia="Times New Roman" w:hAnsi="Times New Roman" w:cs="Times New Roman"/>
@@ -8604,9 +8478,9 @@
         </w:rPr>
         <w:t>Требования к эксплуатации, техническому обслуживанию, ремонту и хранению компонентов системы</w:t>
       </w:r>
-      <w:bookmarkEnd w:id="79"/>
-      <w:bookmarkEnd w:id="80"/>
-      <w:bookmarkEnd w:id="81"/>
+      <w:bookmarkEnd w:id="68"/>
+      <w:bookmarkEnd w:id="69"/>
+      <w:bookmarkEnd w:id="70"/>
     </w:p>
     <w:p>
       <w:pPr>
@@ -8842,9 +8716,9 @@
           <w:lang w:val="ru-RU"/>
         </w:rPr>
       </w:pPr>
-      <w:bookmarkStart w:id="82" w:name="_Toc434978308"/>
-      <w:bookmarkStart w:id="83" w:name="_Toc823144576"/>
-      <w:bookmarkStart w:id="84" w:name="_Toc242205654"/>
+      <w:bookmarkStart w:id="71" w:name="_Toc434978308"/>
+      <w:bookmarkStart w:id="72" w:name="_Toc823144576"/>
+      <w:bookmarkStart w:id="73" w:name="_Toc242205654"/>
       <w:r>
         <w:rPr>
           <w:rFonts w:ascii="Times New Roman" w:eastAsia="Times New Roman" w:hAnsi="Times New Roman" w:cs="Times New Roman"/>
@@ -8935,9 +8809,9 @@
         </w:rPr>
         <w:t>несанкционированного доступа</w:t>
       </w:r>
-      <w:bookmarkEnd w:id="82"/>
-      <w:bookmarkEnd w:id="83"/>
-      <w:bookmarkEnd w:id="84"/>
+      <w:bookmarkEnd w:id="71"/>
+      <w:bookmarkEnd w:id="72"/>
+      <w:bookmarkEnd w:id="73"/>
     </w:p>
     <w:p>
       <w:pPr>
@@ -9079,9 +8953,9 @@
           <w:lang w:val="ru-RU"/>
         </w:rPr>
       </w:pPr>
-      <w:bookmarkStart w:id="85" w:name="_Toc306583184"/>
-      <w:bookmarkStart w:id="86" w:name="_Toc1966548575"/>
-      <w:bookmarkStart w:id="87" w:name="_Toc242205655"/>
+      <w:bookmarkStart w:id="74" w:name="_Toc306583184"/>
+      <w:bookmarkStart w:id="75" w:name="_Toc1966548575"/>
+      <w:bookmarkStart w:id="76" w:name="_Toc242205655"/>
       <w:r>
         <w:rPr>
           <w:rFonts w:ascii="Times New Roman" w:eastAsia="Times New Roman" w:hAnsi="Times New Roman" w:cs="Times New Roman"/>
@@ -9096,9 +8970,9 @@
         </w:rPr>
         <w:t>Требования по сохранности информации при авариях</w:t>
       </w:r>
-      <w:bookmarkEnd w:id="85"/>
-      <w:bookmarkEnd w:id="86"/>
-      <w:bookmarkEnd w:id="87"/>
+      <w:bookmarkEnd w:id="74"/>
+      <w:bookmarkEnd w:id="75"/>
+      <w:bookmarkEnd w:id="76"/>
     </w:p>
     <w:p>
       <w:pPr>
@@ -9324,9 +9198,9 @@
           <w:lang w:val="ru-RU"/>
         </w:rPr>
       </w:pPr>
-      <w:bookmarkStart w:id="88" w:name="_Toc2068005601"/>
-      <w:bookmarkStart w:id="89" w:name="_Toc11401694"/>
-      <w:bookmarkStart w:id="90" w:name="_Toc242205656"/>
+      <w:bookmarkStart w:id="77" w:name="_Toc2068005601"/>
+      <w:bookmarkStart w:id="78" w:name="_Toc11401694"/>
+      <w:bookmarkStart w:id="79" w:name="_Toc242205656"/>
       <w:r>
         <w:rPr>
           <w:rFonts w:ascii="Times New Roman" w:eastAsia="Times New Roman" w:hAnsi="Times New Roman" w:cs="Times New Roman"/>
@@ -9341,9 +9215,9 @@
         </w:rPr>
         <w:t>Требования к защите от влияния внешних воздействий</w:t>
       </w:r>
-      <w:bookmarkEnd w:id="88"/>
-      <w:bookmarkEnd w:id="89"/>
-      <w:bookmarkEnd w:id="90"/>
+      <w:bookmarkEnd w:id="77"/>
+      <w:bookmarkEnd w:id="78"/>
+      <w:bookmarkEnd w:id="79"/>
     </w:p>
     <w:p>
       <w:pPr>
@@ -9445,8 +9319,8 @@
           <w:lang w:val="ru-RU"/>
         </w:rPr>
       </w:pPr>
-      <w:bookmarkStart w:id="91" w:name="_Toc1730367958"/>
-      <w:bookmarkStart w:id="92" w:name="_Toc526729296"/>
+      <w:bookmarkStart w:id="80" w:name="_Toc1730367958"/>
+      <w:bookmarkStart w:id="81" w:name="_Toc526729296"/>
     </w:p>
     <w:p>
       <w:pPr>
@@ -9460,7 +9334,7 @@
           <w:lang w:val="ru-RU"/>
         </w:rPr>
       </w:pPr>
-      <w:bookmarkStart w:id="93" w:name="_Toc242205657"/>
+      <w:bookmarkStart w:id="82" w:name="_Toc242205657"/>
       <w:r>
         <w:rPr>
           <w:rFonts w:ascii="Times New Roman" w:eastAsia="Times New Roman" w:hAnsi="Times New Roman" w:cs="Times New Roman"/>
@@ -9476,9 +9350,9 @@
         </w:rPr>
         <w:t>Требования к патентной чистоте</w:t>
       </w:r>
-      <w:bookmarkEnd w:id="91"/>
-      <w:bookmarkEnd w:id="92"/>
-      <w:bookmarkEnd w:id="93"/>
+      <w:bookmarkEnd w:id="80"/>
+      <w:bookmarkEnd w:id="81"/>
+      <w:bookmarkEnd w:id="82"/>
     </w:p>
     <w:p>
       <w:pPr>
@@ -9626,9 +9500,9 @@
           <w:lang w:val="ru-RU"/>
         </w:rPr>
       </w:pPr>
-      <w:bookmarkStart w:id="94" w:name="_Toc963648664"/>
-      <w:bookmarkStart w:id="95" w:name="_Toc1820722809"/>
-      <w:bookmarkStart w:id="96" w:name="_Toc242205658"/>
+      <w:bookmarkStart w:id="83" w:name="_Toc963648664"/>
+      <w:bookmarkStart w:id="84" w:name="_Toc1820722809"/>
+      <w:bookmarkStart w:id="85" w:name="_Toc242205658"/>
       <w:r>
         <w:rPr>
           <w:rFonts w:ascii="Times New Roman" w:eastAsia="Times New Roman" w:hAnsi="Times New Roman" w:cs="Times New Roman"/>
@@ -9643,9 +9517,9 @@
         </w:rPr>
         <w:t>Требования по стандартизации и унификации</w:t>
       </w:r>
-      <w:bookmarkEnd w:id="94"/>
-      <w:bookmarkEnd w:id="95"/>
-      <w:bookmarkEnd w:id="96"/>
+      <w:bookmarkEnd w:id="83"/>
+      <w:bookmarkEnd w:id="84"/>
+      <w:bookmarkEnd w:id="85"/>
     </w:p>
     <w:p>
       <w:pPr>
@@ -9716,9 +9590,9 @@
           <w:lang w:val="ru-RU"/>
         </w:rPr>
       </w:pPr>
-      <w:bookmarkStart w:id="97" w:name="_Toc2009450463"/>
-      <w:bookmarkStart w:id="98" w:name="_Toc1864994777"/>
-      <w:bookmarkStart w:id="99" w:name="_Toc242205659"/>
+      <w:bookmarkStart w:id="86" w:name="_Toc2009450463"/>
+      <w:bookmarkStart w:id="87" w:name="_Toc1864994777"/>
+      <w:bookmarkStart w:id="88" w:name="_Toc242205659"/>
       <w:r>
         <w:rPr>
           <w:rFonts w:ascii="Times New Roman" w:eastAsia="Times New Roman" w:hAnsi="Times New Roman" w:cs="Times New Roman"/>
@@ -9733,9 +9607,9 @@
         </w:rPr>
         <w:t>Требования к функциям (задачам), выполняемым АС</w:t>
       </w:r>
-      <w:bookmarkEnd w:id="97"/>
-      <w:bookmarkEnd w:id="98"/>
-      <w:bookmarkEnd w:id="99"/>
+      <w:bookmarkEnd w:id="86"/>
+      <w:bookmarkEnd w:id="87"/>
+      <w:bookmarkEnd w:id="88"/>
     </w:p>
     <w:p>
       <w:pPr>
@@ -9761,9 +9635,9 @@
           <w:lang w:val="ru-RU"/>
         </w:rPr>
       </w:pPr>
-      <w:bookmarkStart w:id="100" w:name="_Toc1973123594"/>
-      <w:bookmarkStart w:id="101" w:name="_Toc629443409"/>
-      <w:bookmarkStart w:id="102" w:name="_Toc242205660"/>
+      <w:bookmarkStart w:id="89" w:name="_Toc1973123594"/>
+      <w:bookmarkStart w:id="90" w:name="_Toc629443409"/>
+      <w:bookmarkStart w:id="91" w:name="_Toc242205660"/>
       <w:r>
         <w:rPr>
           <w:rFonts w:ascii="Times New Roman" w:eastAsia="Times New Roman" w:hAnsi="Times New Roman" w:cs="Times New Roman"/>
@@ -9778,9 +9652,9 @@
         </w:rPr>
         <w:t>Перечень функций, задач или их комплексов</w:t>
       </w:r>
-      <w:bookmarkEnd w:id="100"/>
-      <w:bookmarkEnd w:id="101"/>
-      <w:bookmarkEnd w:id="102"/>
+      <w:bookmarkEnd w:id="89"/>
+      <w:bookmarkEnd w:id="90"/>
+      <w:bookmarkEnd w:id="91"/>
     </w:p>
     <w:p>
       <w:pPr>
@@ -9919,9 +9793,9 @@
           <w:lang w:val="ru-RU"/>
         </w:rPr>
       </w:pPr>
-      <w:bookmarkStart w:id="103" w:name="_Toc1837921395"/>
-      <w:bookmarkStart w:id="104" w:name="_Toc2116872741"/>
-      <w:bookmarkStart w:id="105" w:name="_Toc242205661"/>
+      <w:bookmarkStart w:id="92" w:name="_Toc1837921395"/>
+      <w:bookmarkStart w:id="93" w:name="_Toc2116872741"/>
+      <w:bookmarkStart w:id="94" w:name="_Toc242205661"/>
       <w:r>
         <w:rPr>
           <w:rFonts w:ascii="Times New Roman" w:eastAsia="Times New Roman" w:hAnsi="Times New Roman" w:cs="Times New Roman"/>
@@ -9936,9 +9810,9 @@
         </w:rPr>
         <w:t>Требования к видам обеспечения АС</w:t>
       </w:r>
-      <w:bookmarkEnd w:id="103"/>
-      <w:bookmarkEnd w:id="104"/>
-      <w:bookmarkEnd w:id="105"/>
+      <w:bookmarkEnd w:id="92"/>
+      <w:bookmarkEnd w:id="93"/>
+      <w:bookmarkEnd w:id="94"/>
     </w:p>
     <w:p>
       <w:pPr>
@@ -9964,9 +9838,9 @@
           <w:lang w:val="ru-RU"/>
         </w:rPr>
       </w:pPr>
-      <w:bookmarkStart w:id="106" w:name="_Toc495869366"/>
-      <w:bookmarkStart w:id="107" w:name="_Toc1701543706"/>
-      <w:bookmarkStart w:id="108" w:name="_Toc242205662"/>
+      <w:bookmarkStart w:id="95" w:name="_Toc495869366"/>
+      <w:bookmarkStart w:id="96" w:name="_Toc1701543706"/>
+      <w:bookmarkStart w:id="97" w:name="_Toc242205662"/>
       <w:r>
         <w:rPr>
           <w:rFonts w:ascii="Times New Roman" w:eastAsia="Times New Roman" w:hAnsi="Times New Roman" w:cs="Times New Roman"/>
@@ -9981,9 +9855,9 @@
         </w:rPr>
         <w:t>Требования к математическому обеспечению системы</w:t>
       </w:r>
-      <w:bookmarkEnd w:id="106"/>
-      <w:bookmarkEnd w:id="107"/>
-      <w:bookmarkEnd w:id="108"/>
+      <w:bookmarkEnd w:id="95"/>
+      <w:bookmarkEnd w:id="96"/>
+      <w:bookmarkEnd w:id="97"/>
     </w:p>
     <w:p>
       <w:pPr>
@@ -11734,9 +11608,9 @@
           <w:lang w:val="ru-RU"/>
         </w:rPr>
       </w:pPr>
-      <w:bookmarkStart w:id="109" w:name="_Toc2040776708"/>
-      <w:bookmarkStart w:id="110" w:name="_Toc155919557"/>
-      <w:bookmarkStart w:id="111" w:name="_Toc242205663"/>
+      <w:bookmarkStart w:id="98" w:name="_Toc2040776708"/>
+      <w:bookmarkStart w:id="99" w:name="_Toc155919557"/>
+      <w:bookmarkStart w:id="100" w:name="_Toc242205663"/>
       <w:r>
         <w:rPr>
           <w:rFonts w:ascii="Times New Roman" w:eastAsia="Times New Roman" w:hAnsi="Times New Roman" w:cs="Times New Roman"/>
@@ -11751,9 +11625,9 @@
         </w:rPr>
         <w:t>Требования к информационному обеспечению системы</w:t>
       </w:r>
-      <w:bookmarkEnd w:id="109"/>
-      <w:bookmarkEnd w:id="110"/>
-      <w:bookmarkEnd w:id="111"/>
+      <w:bookmarkEnd w:id="98"/>
+      <w:bookmarkEnd w:id="99"/>
+      <w:bookmarkEnd w:id="100"/>
     </w:p>
     <w:p>
       <w:pPr>
@@ -11974,11 +11848,9 @@
           <w:lang w:val="ru-RU"/>
         </w:rPr>
       </w:pPr>
-      <w:bookmarkStart w:id="112" w:name="_Toc635769003"/>
-      <w:bookmarkStart w:id="113" w:name="_Toc126244198"/>
-      <w:bookmarkStart w:id="114" w:name="_Toc242205664"/>
-      <w:commentRangeStart w:id="115"/>
-      <w:commentRangeStart w:id="116"/>
+      <w:bookmarkStart w:id="101" w:name="_Toc635769003"/>
+      <w:bookmarkStart w:id="102" w:name="_Toc126244198"/>
+      <w:bookmarkStart w:id="103" w:name="_Toc242205664"/>
       <w:r>
         <w:rPr>
           <w:rFonts w:ascii="Times New Roman" w:eastAsia="Times New Roman" w:hAnsi="Times New Roman" w:cs="Times New Roman"/>
@@ -12007,31 +11879,9 @@
         </w:rPr>
         <w:t>обеспечению системы</w:t>
       </w:r>
-      <w:bookmarkEnd w:id="112"/>
-      <w:bookmarkEnd w:id="113"/>
-      <w:bookmarkEnd w:id="114"/>
-      <w:commentRangeEnd w:id="115"/>
-      <w:r>
-        <w:rPr>
-          <w:rStyle w:val="ab"/>
-          <w:rFonts w:ascii="Times New Roman" w:eastAsia="Times New Roman" w:hAnsi="Times New Roman" w:cs="Times New Roman"/>
-          <w:sz w:val="28"/>
-          <w:szCs w:val="28"/>
-          <w:lang w:val="ru-RU"/>
-        </w:rPr>
-        <w:commentReference w:id="115"/>
-      </w:r>
-      <w:commentRangeEnd w:id="116"/>
-      <w:r>
-        <w:rPr>
-          <w:rStyle w:val="ab"/>
-          <w:rFonts w:ascii="Times New Roman" w:eastAsia="Times New Roman" w:hAnsi="Times New Roman" w:cs="Times New Roman"/>
-          <w:sz w:val="28"/>
-          <w:szCs w:val="28"/>
-          <w:lang w:val="ru-RU"/>
-        </w:rPr>
-        <w:commentReference w:id="116"/>
-      </w:r>
+      <w:bookmarkEnd w:id="101"/>
+      <w:bookmarkEnd w:id="102"/>
+      <w:bookmarkEnd w:id="103"/>
     </w:p>
     <w:p>
       <w:pPr>
@@ -12109,8 +11959,6 @@
         </w:rPr>
         <w:t>Сообщения о некорректном вводе должны содержать наименование параметра и указание нарушенного ограничения. При возникновении ошибки взаимодействия с САПР пользователю должно выводиться сообщение на русском языке с описанием причины, если она может быть определена системой</w:t>
       </w:r>
-      <w:commentRangeStart w:id="117"/>
-      <w:commentRangeStart w:id="118"/>
       <w:r>
         <w:rPr>
           <w:rFonts w:ascii="Times New Roman" w:eastAsia="Times New Roman" w:hAnsi="Times New Roman" w:cs="Times New Roman"/>
@@ -12119,28 +11967,6 @@
           <w:lang w:val="ru-RU"/>
         </w:rPr>
         <w:t>.</w:t>
-      </w:r>
-      <w:commentRangeEnd w:id="117"/>
-      <w:r>
-        <w:rPr>
-          <w:rStyle w:val="ab"/>
-          <w:rFonts w:ascii="Times New Roman" w:hAnsi="Times New Roman" w:cs="Times New Roman"/>
-          <w:sz w:val="28"/>
-          <w:szCs w:val="28"/>
-          <w:lang w:val="ru-RU"/>
-        </w:rPr>
-        <w:commentReference w:id="117"/>
-      </w:r>
-      <w:commentRangeEnd w:id="118"/>
-      <w:r>
-        <w:rPr>
-          <w:rStyle w:val="ab"/>
-          <w:rFonts w:ascii="Times New Roman" w:hAnsi="Times New Roman" w:cs="Times New Roman"/>
-          <w:sz w:val="28"/>
-          <w:szCs w:val="28"/>
-          <w:lang w:val="ru-RU"/>
-        </w:rPr>
-        <w:commentReference w:id="118"/>
       </w:r>
     </w:p>
     <w:p>
@@ -12179,11 +12005,14 @@
           <w:lang w:val="ru-RU"/>
         </w:rPr>
       </w:pPr>
-      <w:bookmarkStart w:id="119" w:name="_Toc242205665"/>
-      <w:r>
+      <w:bookmarkStart w:id="104" w:name="_Toc242205665"/>
+      <w:r>
+        <w:rPr>
+          <w:lang w:val="ru-RU"/>
+        </w:rPr>
         <w:t>3.3.4 Требования к программному обеспечению системы</w:t>
       </w:r>
-      <w:bookmarkEnd w:id="119"/>
+      <w:bookmarkEnd w:id="104"/>
     </w:p>
     <w:p>
       <w:pPr>
@@ -12703,8 +12532,8 @@
           <w:lang w:val="ru-RU"/>
         </w:rPr>
       </w:pPr>
-      <w:bookmarkStart w:id="120" w:name="_Toc2146930747"/>
-      <w:bookmarkStart w:id="121" w:name="_Toc691530595"/>
+      <w:bookmarkStart w:id="105" w:name="_Toc2146930747"/>
+      <w:bookmarkStart w:id="106" w:name="_Toc691530595"/>
     </w:p>
     <w:p>
       <w:pPr>
@@ -12757,7 +12586,7 @@
           <w:lang w:val="ru-RU"/>
         </w:rPr>
       </w:pPr>
-      <w:bookmarkStart w:id="122" w:name="_Toc242205666"/>
+      <w:bookmarkStart w:id="107" w:name="_Toc242205666"/>
       <w:r>
         <w:rPr>
           <w:rFonts w:ascii="Times New Roman" w:eastAsia="Times New Roman" w:hAnsi="Times New Roman" w:cs="Times New Roman"/>
@@ -12786,9 +12615,9 @@
         </w:rPr>
         <w:t>Требования к техническому обеспечению системы</w:t>
       </w:r>
-      <w:bookmarkEnd w:id="120"/>
-      <w:bookmarkEnd w:id="121"/>
-      <w:bookmarkEnd w:id="122"/>
+      <w:bookmarkEnd w:id="105"/>
+      <w:bookmarkEnd w:id="106"/>
+      <w:bookmarkEnd w:id="107"/>
       <w:r>
         <w:rPr>
           <w:rFonts w:ascii="Times New Roman" w:eastAsia="Times New Roman" w:hAnsi="Times New Roman" w:cs="Times New Roman"/>
@@ -13026,9 +12855,9 @@
           <w:lang w:val="ru-RU"/>
         </w:rPr>
       </w:pPr>
-      <w:bookmarkStart w:id="123" w:name="_Toc809919578"/>
-      <w:bookmarkStart w:id="124" w:name="_Toc872627478"/>
-      <w:bookmarkStart w:id="125" w:name="_Toc242205667"/>
+      <w:bookmarkStart w:id="108" w:name="_Toc809919578"/>
+      <w:bookmarkStart w:id="109" w:name="_Toc872627478"/>
+      <w:bookmarkStart w:id="110" w:name="_Toc242205667"/>
       <w:r>
         <w:rPr>
           <w:rFonts w:ascii="Times New Roman" w:eastAsia="Times New Roman" w:hAnsi="Times New Roman" w:cs="Times New Roman"/>
@@ -13057,9 +12886,9 @@
         </w:rPr>
         <w:t>Требования к метрологическому обеспечению</w:t>
       </w:r>
-      <w:bookmarkEnd w:id="123"/>
-      <w:bookmarkEnd w:id="124"/>
-      <w:bookmarkEnd w:id="125"/>
+      <w:bookmarkEnd w:id="108"/>
+      <w:bookmarkEnd w:id="109"/>
+      <w:bookmarkEnd w:id="110"/>
     </w:p>
     <w:p>
       <w:pPr>
@@ -13221,9 +13050,9 @@
           <w:lang w:val="ru-RU"/>
         </w:rPr>
       </w:pPr>
-      <w:bookmarkStart w:id="126" w:name="_Toc333196826"/>
-      <w:bookmarkStart w:id="127" w:name="_Toc1234909924"/>
-      <w:bookmarkStart w:id="128" w:name="_Toc242205668"/>
+      <w:bookmarkStart w:id="111" w:name="_Toc333196826"/>
+      <w:bookmarkStart w:id="112" w:name="_Toc1234909924"/>
+      <w:bookmarkStart w:id="113" w:name="_Toc242205668"/>
       <w:r>
         <w:rPr>
           <w:rFonts w:ascii="Times New Roman" w:eastAsia="Times New Roman" w:hAnsi="Times New Roman" w:cs="Times New Roman"/>
@@ -13252,9 +13081,9 @@
         </w:rPr>
         <w:t>Требования к организационному обеспечению</w:t>
       </w:r>
-      <w:bookmarkEnd w:id="126"/>
-      <w:bookmarkEnd w:id="127"/>
-      <w:bookmarkEnd w:id="128"/>
+      <w:bookmarkEnd w:id="111"/>
+      <w:bookmarkEnd w:id="112"/>
+      <w:bookmarkEnd w:id="113"/>
     </w:p>
     <w:p>
       <w:pPr>
@@ -13432,9 +13261,9 @@
           <w:lang w:val="ru-RU"/>
         </w:rPr>
       </w:pPr>
-      <w:bookmarkStart w:id="129" w:name="_Toc1705874461"/>
-      <w:bookmarkStart w:id="130" w:name="_Toc1896190048"/>
-      <w:bookmarkStart w:id="131" w:name="_Toc242205669"/>
+      <w:bookmarkStart w:id="114" w:name="_Toc1705874461"/>
+      <w:bookmarkStart w:id="115" w:name="_Toc1896190048"/>
+      <w:bookmarkStart w:id="116" w:name="_Toc242205669"/>
       <w:r>
         <w:rPr>
           <w:rFonts w:ascii="Times New Roman" w:eastAsia="Times New Roman" w:hAnsi="Times New Roman" w:cs="Times New Roman"/>
@@ -13464,9 +13293,9 @@
         </w:rPr>
         <w:t>Общие технические требования к АС</w:t>
       </w:r>
-      <w:bookmarkEnd w:id="129"/>
-      <w:bookmarkEnd w:id="130"/>
-      <w:bookmarkEnd w:id="131"/>
+      <w:bookmarkEnd w:id="114"/>
+      <w:bookmarkEnd w:id="115"/>
+      <w:bookmarkEnd w:id="116"/>
     </w:p>
     <w:p>
       <w:pPr>
@@ -13590,11 +13419,11 @@
           <w:lang w:val="ru-RU"/>
         </w:rPr>
       </w:pPr>
-      <w:bookmarkStart w:id="132" w:name="_Toc1996972806"/>
-      <w:bookmarkStart w:id="133" w:name="_Toc810022503"/>
-      <w:bookmarkStart w:id="134" w:name="_Toc1463271899"/>
-      <w:bookmarkStart w:id="135" w:name="_Toc1427538192"/>
-      <w:bookmarkStart w:id="136" w:name="_Toc242205670"/>
+      <w:bookmarkStart w:id="117" w:name="_Toc1996972806"/>
+      <w:bookmarkStart w:id="118" w:name="_Toc810022503"/>
+      <w:bookmarkStart w:id="119" w:name="_Toc1463271899"/>
+      <w:bookmarkStart w:id="120" w:name="_Toc1427538192"/>
+      <w:bookmarkStart w:id="121" w:name="_Toc242205670"/>
       <w:r>
         <w:rPr>
           <w:rFonts w:ascii="Times New Roman" w:eastAsia="Times New Roman" w:hAnsi="Times New Roman" w:cs="Times New Roman"/>
@@ -13603,11 +13432,11 @@
         <w:lastRenderedPageBreak/>
         <w:t>СОСТАВ И СОДЕРЖАНИЕ РАБОТ ПО СОЗДАНИЮ АВТОМАТИЗИРОВАННОЙ СИСТЕМЫ</w:t>
       </w:r>
-      <w:bookmarkEnd w:id="132"/>
-      <w:bookmarkEnd w:id="133"/>
-      <w:bookmarkEnd w:id="134"/>
-      <w:bookmarkEnd w:id="135"/>
-      <w:bookmarkEnd w:id="136"/>
+      <w:bookmarkEnd w:id="117"/>
+      <w:bookmarkEnd w:id="118"/>
+      <w:bookmarkEnd w:id="119"/>
+      <w:bookmarkEnd w:id="120"/>
+      <w:bookmarkEnd w:id="121"/>
     </w:p>
     <w:p>
       <w:pPr>
@@ -16279,11 +16108,11 @@
           <w:rFonts w:ascii="Times New Roman" w:hAnsi="Times New Roman" w:cs="Times New Roman"/>
         </w:rPr>
       </w:pPr>
-      <w:bookmarkStart w:id="137" w:name="_Toc1167136917"/>
-      <w:bookmarkStart w:id="138" w:name="_Toc818808633"/>
-      <w:bookmarkStart w:id="139" w:name="_Toc1229675410"/>
-      <w:bookmarkStart w:id="140" w:name="_Toc379040638"/>
-      <w:bookmarkStart w:id="141" w:name="_Toc242205671"/>
+      <w:bookmarkStart w:id="122" w:name="_Toc1167136917"/>
+      <w:bookmarkStart w:id="123" w:name="_Toc818808633"/>
+      <w:bookmarkStart w:id="124" w:name="_Toc1229675410"/>
+      <w:bookmarkStart w:id="125" w:name="_Toc379040638"/>
+      <w:bookmarkStart w:id="126" w:name="_Toc242205671"/>
       <w:r>
         <w:rPr>
           <w:rFonts w:ascii="Times New Roman" w:hAnsi="Times New Roman" w:cs="Times New Roman"/>
@@ -16291,11 +16120,11 @@
         <w:lastRenderedPageBreak/>
         <w:t>ПОРЯДОК РАЗРАБОТКИ АВТОМАТИЗИРОВАННОЙ СИСТЕМЫ</w:t>
       </w:r>
-      <w:bookmarkEnd w:id="137"/>
-      <w:bookmarkEnd w:id="138"/>
-      <w:bookmarkEnd w:id="139"/>
-      <w:bookmarkEnd w:id="140"/>
-      <w:bookmarkEnd w:id="141"/>
+      <w:bookmarkEnd w:id="122"/>
+      <w:bookmarkEnd w:id="123"/>
+      <w:bookmarkEnd w:id="124"/>
+      <w:bookmarkEnd w:id="125"/>
+      <w:bookmarkEnd w:id="126"/>
     </w:p>
     <w:p>
       <w:pPr>
@@ -16319,9 +16148,9 @@
           <w:rFonts w:ascii="Times New Roman" w:eastAsia="Times New Roman" w:hAnsi="Times New Roman" w:cs="Times New Roman"/>
         </w:rPr>
       </w:pPr>
-      <w:bookmarkStart w:id="142" w:name="_Toc193695681"/>
-      <w:bookmarkStart w:id="143" w:name="_Toc864445712"/>
-      <w:bookmarkStart w:id="144" w:name="_Toc242205672"/>
+      <w:bookmarkStart w:id="127" w:name="_Toc193695681"/>
+      <w:bookmarkStart w:id="128" w:name="_Toc864445712"/>
+      <w:bookmarkStart w:id="129" w:name="_Toc242205672"/>
       <w:r>
         <w:rPr>
           <w:rFonts w:ascii="Times New Roman" w:eastAsia="Times New Roman" w:hAnsi="Times New Roman" w:cs="Times New Roman"/>
@@ -16341,9 +16170,9 @@
         </w:rPr>
         <w:t>Порядок организации разработки АС</w:t>
       </w:r>
-      <w:bookmarkEnd w:id="142"/>
-      <w:bookmarkEnd w:id="143"/>
-      <w:bookmarkEnd w:id="144"/>
+      <w:bookmarkEnd w:id="127"/>
+      <w:bookmarkEnd w:id="128"/>
+      <w:bookmarkEnd w:id="129"/>
     </w:p>
     <w:p>
       <w:pPr>
@@ -16394,9 +16223,9 @@
           <w:lang w:val="ru-RU"/>
         </w:rPr>
       </w:pPr>
-      <w:bookmarkStart w:id="145" w:name="_Toc517745114"/>
-      <w:bookmarkStart w:id="146" w:name="_Toc1185988664"/>
-      <w:bookmarkStart w:id="147" w:name="_Toc242205673"/>
+      <w:bookmarkStart w:id="130" w:name="_Toc517745114"/>
+      <w:bookmarkStart w:id="131" w:name="_Toc1185988664"/>
+      <w:bookmarkStart w:id="132" w:name="_Toc242205673"/>
       <w:r>
         <w:rPr>
           <w:rFonts w:ascii="Times New Roman" w:eastAsia="Times New Roman" w:hAnsi="Times New Roman" w:cs="Times New Roman"/>
@@ -16418,9 +16247,9 @@
         </w:rPr>
         <w:t>Перечень документов и исходных данных для разработки АС</w:t>
       </w:r>
-      <w:bookmarkEnd w:id="145"/>
-      <w:bookmarkEnd w:id="146"/>
-      <w:bookmarkEnd w:id="147"/>
+      <w:bookmarkEnd w:id="130"/>
+      <w:bookmarkEnd w:id="131"/>
+      <w:bookmarkEnd w:id="132"/>
     </w:p>
     <w:p>
       <w:pPr>
@@ -16726,9 +16555,9 @@
           <w:lang w:val="ru-RU"/>
         </w:rPr>
       </w:pPr>
-      <w:bookmarkStart w:id="148" w:name="_Toc561508143"/>
-      <w:bookmarkStart w:id="149" w:name="_Toc940354196"/>
-      <w:bookmarkStart w:id="150" w:name="_Toc242205674"/>
+      <w:bookmarkStart w:id="133" w:name="_Toc561508143"/>
+      <w:bookmarkStart w:id="134" w:name="_Toc940354196"/>
+      <w:bookmarkStart w:id="135" w:name="_Toc242205674"/>
       <w:r>
         <w:rPr>
           <w:rFonts w:ascii="Times New Roman" w:eastAsia="Times New Roman" w:hAnsi="Times New Roman" w:cs="Times New Roman"/>
@@ -16764,9 +16593,9 @@
         </w:rPr>
         <w:t>этапов работ</w:t>
       </w:r>
-      <w:bookmarkEnd w:id="148"/>
-      <w:bookmarkEnd w:id="149"/>
-      <w:bookmarkEnd w:id="150"/>
+      <w:bookmarkEnd w:id="133"/>
+      <w:bookmarkEnd w:id="134"/>
+      <w:bookmarkEnd w:id="135"/>
     </w:p>
     <w:p>
       <w:pPr>
@@ -16994,11 +16823,11 @@
           <w:lang w:val="ru-RU"/>
         </w:rPr>
       </w:pPr>
-      <w:bookmarkStart w:id="151" w:name="_Toc1593689414"/>
-      <w:bookmarkStart w:id="152" w:name="_Toc1786079946"/>
-      <w:bookmarkStart w:id="153" w:name="_Toc1220850203"/>
-      <w:bookmarkStart w:id="154" w:name="_Toc598630463"/>
-      <w:bookmarkStart w:id="155" w:name="_Toc242205675"/>
+      <w:bookmarkStart w:id="136" w:name="_Toc1593689414"/>
+      <w:bookmarkStart w:id="137" w:name="_Toc1786079946"/>
+      <w:bookmarkStart w:id="138" w:name="_Toc1220850203"/>
+      <w:bookmarkStart w:id="139" w:name="_Toc598630463"/>
+      <w:bookmarkStart w:id="140" w:name="_Toc242205675"/>
       <w:r>
         <w:rPr>
           <w:rFonts w:ascii="Times New Roman" w:eastAsia="Times New Roman" w:hAnsi="Times New Roman" w:cs="Times New Roman"/>
@@ -17014,8 +16843,8 @@
         </w:rPr>
         <w:t xml:space="preserve"> </w:t>
       </w:r>
-      <w:bookmarkEnd w:id="151"/>
-      <w:bookmarkEnd w:id="152"/>
+      <w:bookmarkEnd w:id="136"/>
+      <w:bookmarkEnd w:id="137"/>
       <w:r>
         <w:rPr>
           <w:rFonts w:ascii="Times New Roman" w:eastAsia="Times New Roman" w:hAnsi="Times New Roman" w:cs="Times New Roman"/>
@@ -17023,9 +16852,9 @@
         </w:rPr>
         <w:t>СИСТЕМЫ</w:t>
       </w:r>
-      <w:bookmarkEnd w:id="153"/>
-      <w:bookmarkEnd w:id="154"/>
-      <w:bookmarkEnd w:id="155"/>
+      <w:bookmarkEnd w:id="138"/>
+      <w:bookmarkEnd w:id="139"/>
+      <w:bookmarkEnd w:id="140"/>
     </w:p>
     <w:p>
       <w:pPr>
@@ -17051,9 +16880,9 @@
           <w:lang w:val="ru-RU"/>
         </w:rPr>
       </w:pPr>
-      <w:bookmarkStart w:id="156" w:name="_Toc1588649713"/>
-      <w:bookmarkStart w:id="157" w:name="_Toc312134289"/>
-      <w:bookmarkStart w:id="158" w:name="_Toc242205676"/>
+      <w:bookmarkStart w:id="141" w:name="_Toc1588649713"/>
+      <w:bookmarkStart w:id="142" w:name="_Toc312134289"/>
+      <w:bookmarkStart w:id="143" w:name="_Toc242205676"/>
       <w:r>
         <w:rPr>
           <w:rFonts w:ascii="Times New Roman" w:eastAsia="Times New Roman" w:hAnsi="Times New Roman" w:cs="Times New Roman"/>
@@ -17075,9 +16904,9 @@
         </w:rPr>
         <w:t>Виды, состав и методы испытаний АС и ее составных частей</w:t>
       </w:r>
-      <w:bookmarkEnd w:id="156"/>
-      <w:bookmarkEnd w:id="157"/>
-      <w:bookmarkEnd w:id="158"/>
+      <w:bookmarkEnd w:id="141"/>
+      <w:bookmarkEnd w:id="142"/>
+      <w:bookmarkEnd w:id="143"/>
     </w:p>
     <w:p>
       <w:pPr>
@@ -17788,9 +17617,9 @@
           <w:lang w:val="ru-RU"/>
         </w:rPr>
       </w:pPr>
-      <w:bookmarkStart w:id="159" w:name="_Toc435268854"/>
-      <w:bookmarkStart w:id="160" w:name="_Toc1642355950"/>
-      <w:bookmarkStart w:id="161" w:name="_Toc242205677"/>
+      <w:bookmarkStart w:id="144" w:name="_Toc435268854"/>
+      <w:bookmarkStart w:id="145" w:name="_Toc1642355950"/>
+      <w:bookmarkStart w:id="146" w:name="_Toc242205677"/>
       <w:r>
         <w:rPr>
           <w:rFonts w:ascii="Times New Roman" w:eastAsia="Times New Roman" w:hAnsi="Times New Roman" w:cs="Times New Roman"/>
@@ -17812,9 +17641,9 @@
         </w:rPr>
         <w:t>Общие требования к приёмке работ по стадиям</w:t>
       </w:r>
-      <w:bookmarkEnd w:id="159"/>
-      <w:bookmarkEnd w:id="160"/>
-      <w:bookmarkEnd w:id="161"/>
+      <w:bookmarkEnd w:id="144"/>
+      <w:bookmarkEnd w:id="145"/>
+      <w:bookmarkEnd w:id="146"/>
     </w:p>
     <w:p>
       <w:pPr>
@@ -17989,11 +17818,11 @@
           <w:rFonts w:ascii="Times New Roman" w:eastAsia="Times New Roman" w:hAnsi="Times New Roman" w:cs="Times New Roman"/>
         </w:rPr>
       </w:pPr>
-      <w:bookmarkStart w:id="162" w:name="_Toc1119843407"/>
-      <w:bookmarkStart w:id="163" w:name="_Toc1758593065"/>
-      <w:bookmarkStart w:id="164" w:name="_Toc1872028045"/>
-      <w:bookmarkStart w:id="165" w:name="_Toc1534696623"/>
-      <w:bookmarkStart w:id="166" w:name="_Toc242205678"/>
+      <w:bookmarkStart w:id="147" w:name="_Toc1119843407"/>
+      <w:bookmarkStart w:id="148" w:name="_Toc1758593065"/>
+      <w:bookmarkStart w:id="149" w:name="_Toc1872028045"/>
+      <w:bookmarkStart w:id="150" w:name="_Toc1534696623"/>
+      <w:bookmarkStart w:id="151" w:name="_Toc242205678"/>
       <w:r>
         <w:rPr>
           <w:rFonts w:ascii="Times New Roman" w:eastAsia="Times New Roman" w:hAnsi="Times New Roman" w:cs="Times New Roman"/>
@@ -18001,11 +17830,11 @@
         <w:lastRenderedPageBreak/>
         <w:t>ТРЕБОВАНИЯ К ДОКУМЕНТИРОВАНИЮ</w:t>
       </w:r>
-      <w:bookmarkEnd w:id="162"/>
-      <w:bookmarkEnd w:id="163"/>
-      <w:bookmarkEnd w:id="164"/>
-      <w:bookmarkEnd w:id="165"/>
-      <w:bookmarkEnd w:id="166"/>
+      <w:bookmarkEnd w:id="147"/>
+      <w:bookmarkEnd w:id="148"/>
+      <w:bookmarkEnd w:id="149"/>
+      <w:bookmarkEnd w:id="150"/>
+      <w:bookmarkEnd w:id="151"/>
     </w:p>
     <w:p>
       <w:pPr>
@@ -18039,8 +17868,9 @@
           <w:lang w:val="ru-RU"/>
         </w:rPr>
       </w:pPr>
-      <w:commentRangeStart w:id="167"/>
-      <w:commentRangeStart w:id="168"/>
+      <w:commentRangeStart w:id="152"/>
+      <w:commentRangeStart w:id="153"/>
+      <w:commentRangeStart w:id="154"/>
       <w:r>
         <w:rPr>
           <w:rFonts w:ascii="Times New Roman" w:eastAsia="Times New Roman" w:hAnsi="Times New Roman" w:cs="Times New Roman"/>
@@ -18138,7 +17968,7 @@
         </w:rPr>
         <w:t>электронном виде на русском языке. Вспомогательная документация (не указанная в качестве непосредственного результата работ) также передаётся только в электронном виде.</w:t>
       </w:r>
-      <w:commentRangeEnd w:id="167"/>
+      <w:commentRangeEnd w:id="152"/>
       <w:r>
         <w:rPr>
           <w:rStyle w:val="ab"/>
@@ -18147,9 +17977,9 @@
           <w:szCs w:val="28"/>
           <w:lang w:val="ru-RU"/>
         </w:rPr>
-        <w:commentReference w:id="167"/>
-      </w:r>
-      <w:commentRangeEnd w:id="168"/>
+        <w:commentReference w:id="152"/>
+      </w:r>
+      <w:commentRangeEnd w:id="153"/>
       <w:r>
         <w:rPr>
           <w:rStyle w:val="ab"/>
@@ -18158,7 +17988,18 @@
           <w:szCs w:val="28"/>
           <w:lang w:val="ru-RU"/>
         </w:rPr>
-        <w:commentReference w:id="168"/>
+        <w:commentReference w:id="153"/>
+      </w:r>
+      <w:commentRangeEnd w:id="154"/>
+      <w:r>
+        <w:rPr>
+          <w:rStyle w:val="ab"/>
+          <w:rFonts w:ascii="Times New Roman" w:eastAsia="Times New Roman" w:hAnsi="Times New Roman" w:cs="Times New Roman"/>
+          <w:sz w:val="28"/>
+          <w:szCs w:val="28"/>
+          <w:lang w:val="ru-RU"/>
+        </w:rPr>
+        <w:commentReference w:id="154"/>
       </w:r>
     </w:p>
     <w:p>
@@ -18182,9 +18023,9 @@
           <w:lang w:val="ru-RU"/>
         </w:rPr>
       </w:pPr>
-      <w:bookmarkStart w:id="169" w:name="_Toc1213080596"/>
-      <w:bookmarkStart w:id="170" w:name="_Toc1797061805"/>
-      <w:bookmarkStart w:id="171" w:name="_Toc242205679"/>
+      <w:bookmarkStart w:id="155" w:name="_Toc1213080596"/>
+      <w:bookmarkStart w:id="156" w:name="_Toc1797061805"/>
+      <w:bookmarkStart w:id="157" w:name="_Toc242205679"/>
       <w:r>
         <w:rPr>
           <w:rFonts w:ascii="Times New Roman" w:eastAsia="Times New Roman" w:hAnsi="Times New Roman" w:cs="Times New Roman"/>
@@ -18206,9 +18047,9 @@
         </w:rPr>
         <w:t>Перечень подлежащих разработке документов</w:t>
       </w:r>
-      <w:bookmarkEnd w:id="169"/>
-      <w:bookmarkEnd w:id="170"/>
-      <w:bookmarkEnd w:id="171"/>
+      <w:bookmarkEnd w:id="155"/>
+      <w:bookmarkEnd w:id="156"/>
+      <w:bookmarkEnd w:id="157"/>
     </w:p>
     <w:p>
       <w:pPr>
@@ -18276,9 +18117,9 @@
           <w:lang w:val="ru-RU"/>
         </w:rPr>
       </w:pPr>
-      <w:bookmarkStart w:id="172" w:name="_Toc1999177376"/>
-      <w:bookmarkStart w:id="173" w:name="_Toc1931033653"/>
-      <w:bookmarkStart w:id="174" w:name="_Toc242205680"/>
+      <w:bookmarkStart w:id="158" w:name="_Toc1999177376"/>
+      <w:bookmarkStart w:id="159" w:name="_Toc1931033653"/>
+      <w:bookmarkStart w:id="160" w:name="_Toc242205680"/>
       <w:r>
         <w:rPr>
           <w:rFonts w:ascii="Times New Roman" w:eastAsia="Times New Roman" w:hAnsi="Times New Roman" w:cs="Times New Roman"/>
@@ -18300,9 +18141,9 @@
         </w:rPr>
         <w:t>Вид представления и количество документов</w:t>
       </w:r>
-      <w:bookmarkEnd w:id="172"/>
-      <w:bookmarkEnd w:id="173"/>
-      <w:bookmarkEnd w:id="174"/>
+      <w:bookmarkEnd w:id="158"/>
+      <w:bookmarkEnd w:id="159"/>
+      <w:bookmarkEnd w:id="160"/>
     </w:p>
     <w:p>
       <w:pPr>
@@ -18605,9 +18446,9 @@
           <w:lang w:val="ru-RU"/>
         </w:rPr>
       </w:pPr>
-      <w:bookmarkStart w:id="175" w:name="_Toc1512644289"/>
-      <w:bookmarkStart w:id="176" w:name="_Toc1016861142"/>
-      <w:bookmarkStart w:id="177" w:name="_Toc242205681"/>
+      <w:bookmarkStart w:id="161" w:name="_Toc1512644289"/>
+      <w:bookmarkStart w:id="162" w:name="_Toc1016861142"/>
+      <w:bookmarkStart w:id="163" w:name="_Toc242205681"/>
       <w:r>
         <w:rPr>
           <w:rFonts w:ascii="Times New Roman" w:eastAsia="Times New Roman" w:hAnsi="Times New Roman" w:cs="Times New Roman"/>
@@ -18644,9 +18485,9 @@
         </w:rPr>
         <w:t>документов</w:t>
       </w:r>
-      <w:bookmarkEnd w:id="175"/>
-      <w:bookmarkEnd w:id="176"/>
-      <w:bookmarkEnd w:id="177"/>
+      <w:bookmarkEnd w:id="161"/>
+      <w:bookmarkEnd w:id="162"/>
+      <w:bookmarkEnd w:id="163"/>
     </w:p>
     <w:p>
       <w:pPr>
@@ -19820,11 +19661,11 @@
           <w:rFonts w:ascii="Times New Roman" w:eastAsia="Times New Roman" w:hAnsi="Times New Roman" w:cs="Times New Roman"/>
         </w:rPr>
       </w:pPr>
-      <w:bookmarkStart w:id="178" w:name="_Toc1131095724"/>
-      <w:bookmarkStart w:id="179" w:name="_Toc1024535300"/>
-      <w:bookmarkStart w:id="180" w:name="_Toc2028251709"/>
-      <w:bookmarkStart w:id="181" w:name="_Toc193394745"/>
-      <w:bookmarkStart w:id="182" w:name="_Toc242205682"/>
+      <w:bookmarkStart w:id="164" w:name="_Toc1131095724"/>
+      <w:bookmarkStart w:id="165" w:name="_Toc1024535300"/>
+      <w:bookmarkStart w:id="166" w:name="_Toc2028251709"/>
+      <w:bookmarkStart w:id="167" w:name="_Toc193394745"/>
+      <w:bookmarkStart w:id="168" w:name="_Toc242205682"/>
       <w:r>
         <w:rPr>
           <w:rFonts w:ascii="Times New Roman" w:eastAsia="Times New Roman" w:hAnsi="Times New Roman" w:cs="Times New Roman"/>
@@ -19832,11 +19673,11 @@
         <w:lastRenderedPageBreak/>
         <w:t>ИСТОЧНИКИ РАЗРАБОТКИ</w:t>
       </w:r>
-      <w:bookmarkEnd w:id="178"/>
-      <w:bookmarkEnd w:id="179"/>
-      <w:bookmarkEnd w:id="180"/>
-      <w:bookmarkEnd w:id="181"/>
-      <w:bookmarkEnd w:id="182"/>
+      <w:bookmarkEnd w:id="164"/>
+      <w:bookmarkEnd w:id="165"/>
+      <w:bookmarkEnd w:id="166"/>
+      <w:bookmarkEnd w:id="167"/>
+      <w:bookmarkEnd w:id="168"/>
     </w:p>
     <w:p>
       <w:pPr>
@@ -20512,18 +20353,7 @@
           <w:szCs w:val="28"/>
           <w:lang w:val="ru-RU"/>
         </w:rPr>
-        <w:t>483-</w:t>
-      </w:r>
-      <w:commentRangeStart w:id="183"/>
-      <w:commentRangeStart w:id="184"/>
-      <w:r>
-        <w:rPr>
-          <w:rFonts w:ascii="Times New Roman" w:eastAsia="Times New Roman" w:hAnsi="Times New Roman" w:cs="Times New Roman"/>
-          <w:sz w:val="28"/>
-          <w:szCs w:val="28"/>
-          <w:lang w:val="ru-RU"/>
-        </w:rPr>
-        <w:t>493.</w:t>
+        <w:t>483-493.</w:t>
       </w:r>
       <w:r>
         <w:rPr>
@@ -20591,28 +20421,6 @@
           <w:lang w:val="ru-RU"/>
         </w:rPr>
         <w:t>7;</w:t>
-      </w:r>
-      <w:commentRangeEnd w:id="183"/>
-      <w:r>
-        <w:rPr>
-          <w:rStyle w:val="ab"/>
-          <w:rFonts w:ascii="Times New Roman" w:eastAsia="Times New Roman" w:hAnsi="Times New Roman" w:cs="Times New Roman"/>
-          <w:sz w:val="28"/>
-          <w:szCs w:val="28"/>
-          <w:lang w:val="ru-RU"/>
-        </w:rPr>
-        <w:commentReference w:id="183"/>
-      </w:r>
-      <w:commentRangeEnd w:id="184"/>
-      <w:r>
-        <w:rPr>
-          <w:rStyle w:val="ab"/>
-          <w:rFonts w:ascii="Times New Roman" w:eastAsia="Times New Roman" w:hAnsi="Times New Roman" w:cs="Times New Roman"/>
-          <w:sz w:val="28"/>
-          <w:szCs w:val="28"/>
-          <w:lang w:val="ru-RU"/>
-        </w:rPr>
-        <w:commentReference w:id="184"/>
       </w:r>
     </w:p>
     <w:p>
@@ -20655,8 +20463,8 @@
           <w:lang w:val="ru-RU"/>
         </w:rPr>
       </w:pPr>
-      <w:bookmarkStart w:id="185" w:name="_bookmark18"/>
-      <w:bookmarkEnd w:id="185"/>
+      <w:bookmarkStart w:id="169" w:name="_bookmark18"/>
+      <w:bookmarkEnd w:id="169"/>
     </w:p>
     <w:sectPr>
       <w:headerReference w:type="default" r:id="rId46"/>
@@ -20705,7 +20513,7 @@
       </w:r>
     </w:p>
   </w:comment>
-  <w:comment w:id="8" w:author="Kalentyev Alexey" w:date="2026-09-23T03:18:00Z" w:initials="KA">
+  <w:comment w:id="3" w:author="Kalentyev Alexey" w:date="2026-10-07T09:59:00Z" w:initials="KA">
     <w:p>
       <w:pPr>
         <w:pStyle w:val="ac"/>
@@ -20717,11 +20525,332 @@
         <w:annotationRef/>
       </w:r>
       <w:r>
-        <w:t>Проверьте поля всех секций. На первых страницах заданы левое около 27,5 мм, правое 12,5 мм, верхнее 19,4 мм и нижнее 17,6 мм; требуется 30 / 15 / 20 / 20 мм.</w:t>
+        <w:rPr>
+          <w:lang w:val="ru-RU"/>
+        </w:rPr>
+        <w:t>Последняя</w:t>
+      </w:r>
+      <w:r>
+        <w:t xml:space="preserve"> </w:t>
+      </w:r>
+      <w:r>
+        <w:rPr>
+          <w:lang w:val="ru-RU"/>
+        </w:rPr>
+        <w:t>оценка</w:t>
+      </w:r>
+      <w:r>
+        <w:t xml:space="preserve">: </w:t>
+      </w:r>
+      <w:r>
+        <w:rPr>
+          <w:lang w:val="ru-RU"/>
+        </w:rPr>
+        <w:t>Исправлено</w:t>
+      </w:r>
+      <w:r>
+        <w:t xml:space="preserve"> </w:t>
+      </w:r>
+      <w:r>
+        <w:rPr>
+          <w:lang w:val="ru-RU"/>
+        </w:rPr>
+        <w:t>частично</w:t>
+      </w:r>
+      <w:r>
+        <w:t xml:space="preserve">. </w:t>
+      </w:r>
+      <w:r>
+        <w:rPr>
+          <w:lang w:val="ru-RU"/>
+        </w:rPr>
+        <w:t>Номер</w:t>
+      </w:r>
+      <w:r>
+        <w:t xml:space="preserve"> </w:t>
+      </w:r>
+      <w:r>
+        <w:rPr>
+          <w:lang w:val="ru-RU"/>
+        </w:rPr>
+        <w:t>с</w:t>
+      </w:r>
+      <w:r>
+        <w:t xml:space="preserve"> </w:t>
+      </w:r>
+      <w:r>
+        <w:rPr>
+          <w:lang w:val="ru-RU"/>
+        </w:rPr>
+        <w:t>титульного</w:t>
+      </w:r>
+      <w:r>
+        <w:t xml:space="preserve"> </w:t>
+      </w:r>
+      <w:r>
+        <w:rPr>
+          <w:lang w:val="ru-RU"/>
+        </w:rPr>
+        <w:t>листа</w:t>
+      </w:r>
+      <w:r>
+        <w:t xml:space="preserve"> </w:t>
+      </w:r>
+      <w:r>
+        <w:rPr>
+          <w:lang w:val="ru-RU"/>
+        </w:rPr>
+        <w:t>убран</w:t>
+      </w:r>
+      <w:r>
+        <w:t xml:space="preserve">, </w:t>
+      </w:r>
+      <w:r>
+        <w:rPr>
+          <w:lang w:val="ru-RU"/>
+        </w:rPr>
+        <w:t>на</w:t>
+      </w:r>
+      <w:r>
+        <w:t xml:space="preserve"> </w:t>
+      </w:r>
+      <w:r>
+        <w:rPr>
+          <w:lang w:val="ru-RU"/>
+        </w:rPr>
+        <w:t>страницах</w:t>
+      </w:r>
+      <w:r>
+        <w:t xml:space="preserve"> 4</w:t>
+      </w:r>
+      <w:r>
+        <w:rPr>
+          <w:lang w:val="ru-RU"/>
+        </w:rPr>
+        <w:t>–</w:t>
+      </w:r>
+      <w:r>
+        <w:t xml:space="preserve">25 </w:t>
+      </w:r>
+      <w:r>
+        <w:rPr>
+          <w:lang w:val="ru-RU"/>
+        </w:rPr>
+        <w:t>номера</w:t>
+      </w:r>
+      <w:r>
+        <w:t xml:space="preserve"> </w:t>
+      </w:r>
+      <w:r>
+        <w:rPr>
+          <w:lang w:val="ru-RU"/>
+        </w:rPr>
+        <w:t>присутствуют</w:t>
+      </w:r>
+      <w:r>
+        <w:t xml:space="preserve">, </w:t>
+      </w:r>
+      <w:r>
+        <w:rPr>
+          <w:lang w:val="ru-RU"/>
+        </w:rPr>
+        <w:t>включая</w:t>
+      </w:r>
+      <w:r>
+        <w:t xml:space="preserve"> </w:t>
+      </w:r>
+      <w:r>
+        <w:rPr>
+          <w:lang w:val="ru-RU"/>
+        </w:rPr>
+        <w:t>страницу</w:t>
+      </w:r>
+      <w:r>
+        <w:t xml:space="preserve"> </w:t>
+      </w:r>
+      <w:r>
+        <w:rPr>
+          <w:lang w:val="ru-RU"/>
+        </w:rPr>
+        <w:t>с</w:t>
+      </w:r>
+      <w:r>
+        <w:t xml:space="preserve"> </w:t>
+      </w:r>
+      <w:r>
+        <w:rPr>
+          <w:lang w:val="ru-RU"/>
+        </w:rPr>
+        <w:t>таблицей</w:t>
+      </w:r>
+      <w:r>
+        <w:t xml:space="preserve">. </w:t>
+      </w:r>
+      <w:r>
+        <w:rPr>
+          <w:lang w:val="ru-RU"/>
+        </w:rPr>
+        <w:t>Однако</w:t>
+      </w:r>
+      <w:r>
+        <w:t xml:space="preserve"> </w:t>
+      </w:r>
+      <w:r>
+        <w:rPr>
+          <w:lang w:val="ru-RU"/>
+        </w:rPr>
+        <w:t>на</w:t>
+      </w:r>
+      <w:r>
+        <w:t xml:space="preserve"> </w:t>
+      </w:r>
+      <w:r>
+        <w:rPr>
+          <w:lang w:val="ru-RU"/>
+        </w:rPr>
+        <w:t>обеих</w:t>
+      </w:r>
+      <w:r>
+        <w:t xml:space="preserve"> </w:t>
+      </w:r>
+      <w:r>
+        <w:rPr>
+          <w:lang w:val="ru-RU"/>
+        </w:rPr>
+        <w:t>страницах</w:t>
+      </w:r>
+      <w:r>
+        <w:t xml:space="preserve"> </w:t>
+      </w:r>
+      <w:r>
+        <w:rPr>
+          <w:lang w:val="ru-RU"/>
+        </w:rPr>
+        <w:t>оглавления</w:t>
+      </w:r>
+      <w:r>
+        <w:t xml:space="preserve">, 2 </w:t>
+      </w:r>
+      <w:r>
+        <w:rPr>
+          <w:lang w:val="ru-RU"/>
+        </w:rPr>
+        <w:t>и</w:t>
+      </w:r>
+      <w:r>
+        <w:t xml:space="preserve"> 3, </w:t>
+      </w:r>
+      <w:r>
+        <w:rPr>
+          <w:lang w:val="ru-RU"/>
+        </w:rPr>
+        <w:t>номера</w:t>
+      </w:r>
+      <w:r>
+        <w:t xml:space="preserve"> </w:t>
+      </w:r>
+      <w:r>
+        <w:rPr>
+          <w:lang w:val="ru-RU"/>
+        </w:rPr>
+        <w:t>отсутствуют</w:t>
+      </w:r>
+      <w:r>
+        <w:t xml:space="preserve">. </w:t>
+      </w:r>
+      <w:r>
+        <w:rPr>
+          <w:lang w:val="ru-RU"/>
+        </w:rPr>
+        <w:t>Сквозная</w:t>
+      </w:r>
+      <w:r>
+        <w:t xml:space="preserve"> </w:t>
+      </w:r>
+      <w:r>
+        <w:rPr>
+          <w:lang w:val="ru-RU"/>
+        </w:rPr>
+        <w:t>нумерация</w:t>
+      </w:r>
+      <w:r>
+        <w:t xml:space="preserve"> </w:t>
+      </w:r>
+      <w:r>
+        <w:rPr>
+          <w:lang w:val="ru-RU"/>
+        </w:rPr>
+        <w:t>по</w:t>
+      </w:r>
+      <w:r>
+        <w:t xml:space="preserve"> </w:t>
+      </w:r>
+      <w:r>
+        <w:rPr>
+          <w:lang w:val="ru-RU"/>
+        </w:rPr>
+        <w:t>пп</w:t>
+      </w:r>
+      <w:r>
+        <w:t>. 5.11.1</w:t>
+      </w:r>
+      <w:r>
+        <w:rPr>
+          <w:lang w:val="ru-RU"/>
+        </w:rPr>
+        <w:t>–</w:t>
+      </w:r>
+      <w:r>
+        <w:t xml:space="preserve">5.11.2 </w:t>
+      </w:r>
+      <w:r>
+        <w:rPr>
+          <w:lang w:val="ru-RU"/>
+        </w:rPr>
+        <w:t>ОС</w:t>
+      </w:r>
+      <w:r>
+        <w:t xml:space="preserve"> </w:t>
+      </w:r>
+      <w:r>
+        <w:rPr>
+          <w:lang w:val="ru-RU"/>
+        </w:rPr>
+        <w:t>ТУСУР</w:t>
+      </w:r>
+      <w:r>
+        <w:t xml:space="preserve"> </w:t>
+      </w:r>
+      <w:r>
+        <w:rPr>
+          <w:lang w:val="ru-RU"/>
+        </w:rPr>
+        <w:t>восстановлена</w:t>
+      </w:r>
+      <w:r>
+        <w:t xml:space="preserve"> </w:t>
+      </w:r>
+      <w:r>
+        <w:rPr>
+          <w:lang w:val="ru-RU"/>
+        </w:rPr>
+        <w:t>не</w:t>
+      </w:r>
+      <w:r>
+        <w:t xml:space="preserve"> </w:t>
+      </w:r>
+      <w:r>
+        <w:rPr>
+          <w:lang w:val="ru-RU"/>
+        </w:rPr>
+        <w:t>полностью</w:t>
+      </w:r>
+      <w:r>
+        <w:t>.</w:t>
       </w:r>
     </w:p>
   </w:comment>
-  <w:comment w:id="9" w:author="Александр Кученко" w:date="2026-10-06T19:00:00Z" w:initials="АК">
+  <w:comment w:id="4" w:author="Kalentyev Alexey" w:date="2026-10-07T10:02:00Z" w:initials="KA">
     <w:p>
       <w:pPr>
         <w:pStyle w:val="ac"/>
@@ -20733,7 +20862,13 @@
         <w:annotationRef/>
       </w:r>
       <w:r>
-        <w:t>+</w:t>
+        <w:rPr>
+          <w:lang w:val="ru-RU"/>
+        </w:rPr>
+        <w:t xml:space="preserve">Номера страниц должны быть шрифтом </w:t>
+      </w:r>
+      <w:r>
+        <w:t>Times New Roman</w:t>
       </w:r>
     </w:p>
   </w:comment>
@@ -20769,7 +20904,7 @@
       </w:r>
     </w:p>
   </w:comment>
-  <w:comment w:id="20" w:author="Kalentyev Alexey" w:date="2026-09-23T03:18:00Z" w:initials="KA">
+  <w:comment w:id="16" w:author="Kalentyev Alexey" w:date="2026-10-07T10:00:00Z" w:initials="KA">
     <w:p>
       <w:pPr>
         <w:pStyle w:val="ac"/>
@@ -20781,11 +20916,350 @@
         <w:annotationRef/>
       </w:r>
       <w:r>
-        <w:t>Укажите наименование организации-заказчика отдельно от ФИО её представителя. Дополните сведения об известном разработчике — студенте и его группе; при отсутствии отдельной организации-разработчика это можно указать явно.</w:t>
+        <w:rPr>
+          <w:lang w:val="ru-RU"/>
+        </w:rPr>
+        <w:t>Заголовки</w:t>
+      </w:r>
+      <w:r>
+        <w:t xml:space="preserve"> </w:t>
+      </w:r>
+      <w:r>
+        <w:rPr>
+          <w:lang w:val="ru-RU"/>
+        </w:rPr>
+        <w:t>стали</w:t>
+      </w:r>
+      <w:r>
+        <w:t xml:space="preserve"> </w:t>
+      </w:r>
+      <w:r>
+        <w:rPr>
+          <w:lang w:val="ru-RU"/>
+        </w:rPr>
+        <w:t>полужирными</w:t>
+      </w:r>
+      <w:r>
+        <w:t xml:space="preserve"> </w:t>
+      </w:r>
+      <w:r>
+        <w:rPr>
+          <w:lang w:val="ru-RU"/>
+        </w:rPr>
+        <w:t>и</w:t>
+      </w:r>
+      <w:r>
+        <w:t xml:space="preserve"> </w:t>
+      </w:r>
+      <w:r>
+        <w:rPr>
+          <w:lang w:val="ru-RU"/>
+        </w:rPr>
+        <w:t>центрированными</w:t>
+      </w:r>
+      <w:r>
+        <w:t xml:space="preserve">. </w:t>
+      </w:r>
+      <w:r>
+        <w:rPr>
+          <w:lang w:val="ru-RU"/>
+        </w:rPr>
+        <w:t>Однако</w:t>
+      </w:r>
+      <w:r>
+        <w:t xml:space="preserve"> </w:t>
+      </w:r>
+      <w:r>
+        <w:rPr>
+          <w:lang w:val="ru-RU"/>
+        </w:rPr>
+        <w:t>заголовок</w:t>
+      </w:r>
+      <w:r>
+        <w:t xml:space="preserve"> 3.3.4 </w:t>
+      </w:r>
+      <w:r>
+        <w:rPr>
+          <w:lang w:val="ru-RU"/>
+        </w:rPr>
+        <w:t>на</w:t>
+      </w:r>
+      <w:r>
+        <w:t xml:space="preserve"> </w:t>
+      </w:r>
+      <w:r>
+        <w:rPr>
+          <w:lang w:val="ru-RU"/>
+        </w:rPr>
+        <w:t>с</w:t>
+      </w:r>
+      <w:r>
+        <w:t xml:space="preserve">. 15 </w:t>
+      </w:r>
+      <w:r>
+        <w:rPr>
+          <w:lang w:val="ru-RU"/>
+        </w:rPr>
+        <w:t>набран</w:t>
+      </w:r>
+      <w:r>
+        <w:t xml:space="preserve"> </w:t>
+      </w:r>
+      <w:r>
+        <w:rPr>
+          <w:lang w:val="ru-RU"/>
+        </w:rPr>
+        <w:t>шрифтом</w:t>
+      </w:r>
+      <w:r>
+        <w:t xml:space="preserve"> </w:t>
+      </w:r>
+      <w:r>
+        <w:rPr>
+          <w:lang w:val="ru-RU"/>
+        </w:rPr>
+        <w:t>без</w:t>
+      </w:r>
+      <w:r>
+        <w:t xml:space="preserve"> </w:t>
+      </w:r>
+      <w:r>
+        <w:rPr>
+          <w:lang w:val="ru-RU"/>
+        </w:rPr>
+        <w:t>засечек</w:t>
+      </w:r>
+      <w:r>
+        <w:t xml:space="preserve"> </w:t>
+      </w:r>
+      <w:r>
+        <w:rPr>
+          <w:lang w:val="ru-RU"/>
+        </w:rPr>
+        <w:t>вместо</w:t>
+      </w:r>
+      <w:r>
+        <w:t xml:space="preserve"> Times New Roman; </w:t>
+      </w:r>
+      <w:r>
+        <w:rPr>
+          <w:lang w:val="ru-RU"/>
+        </w:rPr>
+        <w:t>в</w:t>
+      </w:r>
+      <w:r>
+        <w:t xml:space="preserve"> 3.1.8 </w:t>
+      </w:r>
+      <w:r>
+        <w:rPr>
+          <w:lang w:val="ru-RU"/>
+        </w:rPr>
+        <w:t>на</w:t>
+      </w:r>
+      <w:r>
+        <w:t xml:space="preserve"> </w:t>
+      </w:r>
+      <w:r>
+        <w:rPr>
+          <w:lang w:val="ru-RU"/>
+        </w:rPr>
+        <w:t>с</w:t>
+      </w:r>
+      <w:r>
+        <w:t xml:space="preserve">. 11 </w:t>
+      </w:r>
+      <w:r>
+        <w:rPr>
+          <w:lang w:val="ru-RU"/>
+        </w:rPr>
+        <w:t>осталась</w:t>
+      </w:r>
+      <w:r>
+        <w:t xml:space="preserve"> </w:t>
+      </w:r>
+      <w:r>
+        <w:rPr>
+          <w:lang w:val="ru-RU"/>
+        </w:rPr>
+        <w:t>лишняя</w:t>
+      </w:r>
+      <w:r>
+        <w:t xml:space="preserve"> </w:t>
+      </w:r>
+      <w:r>
+        <w:rPr>
+          <w:lang w:val="ru-RU"/>
+        </w:rPr>
+        <w:t>табуляция</w:t>
+      </w:r>
+      <w:r>
+        <w:t xml:space="preserve"> </w:t>
+      </w:r>
+      <w:r>
+        <w:rPr>
+          <w:lang w:val="ru-RU"/>
+        </w:rPr>
+        <w:t>и</w:t>
+      </w:r>
+      <w:r>
+        <w:t xml:space="preserve"> </w:t>
+      </w:r>
+      <w:r>
+        <w:rPr>
+          <w:lang w:val="ru-RU"/>
+        </w:rPr>
+        <w:t>отсутствует</w:t>
+      </w:r>
+      <w:r>
+        <w:t xml:space="preserve"> </w:t>
+      </w:r>
+      <w:r>
+        <w:rPr>
+          <w:lang w:val="ru-RU"/>
+        </w:rPr>
+        <w:t>нормальная</w:t>
+      </w:r>
+      <w:r>
+        <w:t xml:space="preserve"> </w:t>
+      </w:r>
+      <w:r>
+        <w:rPr>
+          <w:lang w:val="ru-RU"/>
+        </w:rPr>
+        <w:t>отбивка</w:t>
+      </w:r>
+      <w:r>
+        <w:t xml:space="preserve"> </w:t>
+      </w:r>
+      <w:r>
+        <w:rPr>
+          <w:lang w:val="ru-RU"/>
+        </w:rPr>
+        <w:t>от</w:t>
+      </w:r>
+      <w:r>
+        <w:t xml:space="preserve"> </w:t>
+      </w:r>
+      <w:r>
+        <w:rPr>
+          <w:lang w:val="ru-RU"/>
+        </w:rPr>
+        <w:t>текста</w:t>
+      </w:r>
+      <w:r>
+        <w:t xml:space="preserve">. </w:t>
+      </w:r>
+      <w:r>
+        <w:rPr>
+          <w:lang w:val="ru-RU"/>
+        </w:rPr>
+        <w:t>Заголовки</w:t>
+      </w:r>
+      <w:r>
+        <w:t xml:space="preserve"> </w:t>
+      </w:r>
+      <w:r>
+        <w:rPr>
+          <w:lang w:val="ru-RU"/>
+        </w:rPr>
+        <w:t>основных</w:t>
+      </w:r>
+      <w:r>
+        <w:t xml:space="preserve"> </w:t>
+      </w:r>
+      <w:r>
+        <w:rPr>
+          <w:lang w:val="ru-RU"/>
+        </w:rPr>
+        <w:t>разделов</w:t>
+      </w:r>
+      <w:r>
+        <w:t xml:space="preserve"> </w:t>
+      </w:r>
+      <w:r>
+        <w:rPr>
+          <w:lang w:val="ru-RU"/>
+        </w:rPr>
+        <w:t>имеют</w:t>
+      </w:r>
+      <w:r>
+        <w:t xml:space="preserve"> </w:t>
+      </w:r>
+      <w:r>
+        <w:rPr>
+          <w:lang w:val="ru-RU"/>
+        </w:rPr>
+        <w:t>размер</w:t>
+      </w:r>
+      <w:r>
+        <w:t xml:space="preserve"> 16 </w:t>
+      </w:r>
+      <w:r>
+        <w:rPr>
+          <w:lang w:val="ru-RU"/>
+        </w:rPr>
+        <w:t>пт</w:t>
+      </w:r>
+      <w:r>
+        <w:t xml:space="preserve"> </w:t>
+      </w:r>
+      <w:r>
+        <w:rPr>
+          <w:lang w:val="ru-RU"/>
+        </w:rPr>
+        <w:t>вместо</w:t>
+      </w:r>
+      <w:r>
+        <w:t xml:space="preserve"> 14 </w:t>
+      </w:r>
+      <w:r>
+        <w:rPr>
+          <w:lang w:val="ru-RU"/>
+        </w:rPr>
+        <w:t>пт</w:t>
+      </w:r>
+      <w:r>
+        <w:t xml:space="preserve"> </w:t>
+      </w:r>
+      <w:r>
+        <w:rPr>
+          <w:lang w:val="ru-RU"/>
+        </w:rPr>
+        <w:t>по</w:t>
+      </w:r>
+      <w:r>
+        <w:t xml:space="preserve"> </w:t>
+      </w:r>
+      <w:r>
+        <w:rPr>
+          <w:lang w:val="ru-RU"/>
+        </w:rPr>
+        <w:t>п</w:t>
+      </w:r>
+      <w:r>
+        <w:t xml:space="preserve">. 5.1.4 </w:t>
+      </w:r>
+      <w:r>
+        <w:rPr>
+          <w:lang w:val="ru-RU"/>
+        </w:rPr>
+        <w:t>ОС</w:t>
+      </w:r>
+      <w:r>
+        <w:t xml:space="preserve"> </w:t>
+      </w:r>
+      <w:r>
+        <w:rPr>
+          <w:lang w:val="ru-RU"/>
+        </w:rPr>
+        <w:t>ТУСУР</w:t>
+      </w:r>
+      <w:r>
+        <w:t>.</w:t>
       </w:r>
     </w:p>
   </w:comment>
-  <w:comment w:id="21" w:author="Александр Кученко" w:date="2026-10-06T11:54:00Z" w:initials="АК">
+  <w:comment w:id="152" w:author="Kalentyev Alexey" w:date="2026-09-16T11:11:00Z" w:initials="KA">
     <w:p>
       <w:pPr>
         <w:pStyle w:val="ac"/>
@@ -20797,11 +21271,27 @@
         <w:annotationRef/>
       </w:r>
       <w:r>
+        <w:t>Отличается от абзацев выше - перепроверить по всему документу</w:t>
+      </w:r>
+    </w:p>
+  </w:comment>
+  <w:comment w:id="153" w:author="Александр Кученко" w:date="2026-09-23T10:25:00Z" w:initials="АК">
+    <w:p>
+      <w:pPr>
+        <w:pStyle w:val="ac"/>
+      </w:pPr>
+      <w:r>
+        <w:rPr>
+          <w:rStyle w:val="ab"/>
+        </w:rPr>
+        <w:annotationRef/>
+      </w:r>
+      <w:r>
         <w:t>+</w:t>
       </w:r>
     </w:p>
   </w:comment>
-  <w:comment w:id="35" w:author="Kalentyev Alexey" w:date="2026-09-23T03:18:00Z" w:initials="KA">
+  <w:comment w:id="154" w:author="Kalentyev Alexey" w:date="2026-10-07T10:01:00Z" w:initials="KA">
     <w:p>
       <w:pPr>
         <w:pStyle w:val="ac"/>
@@ -20813,286 +21303,391 @@
         <w:annotationRef/>
       </w:r>
       <w:r>
-        <w:t>Начинайте каждый основной раздел с новой страницы: раздел 2 сейчас следует за п. 1.4 на с. 4, раздел 7 — за окончанием приёмки на с. 15.</w:t>
-      </w:r>
-    </w:p>
-  </w:comment>
-  <w:comment w:id="36" w:author="Александр Кученко" w:date="2026-10-06T11:54:00Z" w:initials="АК">
-    <w:p>
-      <w:pPr>
-        <w:pStyle w:val="ac"/>
-      </w:pPr>
-      <w:r>
-        <w:rPr>
-          <w:rStyle w:val="ab"/>
-        </w:rPr>
-        <w:annotationRef/>
-      </w:r>
-      <w:r>
-        <w:t>+</w:t>
-      </w:r>
-    </w:p>
-  </w:comment>
-  <w:comment w:id="45" w:author="Kalentyev Alexey" w:date="2026-09-16T11:09:00Z" w:initials="KA">
-    <w:p>
-      <w:pPr>
-        <w:pStyle w:val="ac"/>
-      </w:pPr>
-      <w:r>
-        <w:rPr>
-          <w:rStyle w:val="ab"/>
-        </w:rPr>
-        <w:annotationRef/>
-      </w:r>
-      <w:r>
-        <w:t>Повернуть</w:t>
-      </w:r>
-    </w:p>
-  </w:comment>
-  <w:comment w:id="46" w:author="Александр Кученко" w:date="2026-09-23T10:24:00Z" w:initials="АК">
-    <w:p>
-      <w:pPr>
-        <w:pStyle w:val="ac"/>
-      </w:pPr>
-      <w:r>
-        <w:rPr>
-          <w:rStyle w:val="ab"/>
-        </w:rPr>
-        <w:annotationRef/>
-      </w:r>
-      <w:r>
-        <w:t>+</w:t>
-      </w:r>
-    </w:p>
-  </w:comment>
-  <w:comment w:id="47" w:author="Kalentyev Alexey" w:date="2026-09-16T11:08:00Z" w:initials="KA">
-    <w:p>
-      <w:pPr>
-        <w:pStyle w:val="ac"/>
-      </w:pPr>
-      <w:r>
-        <w:rPr>
-          <w:rStyle w:val="ab"/>
-        </w:rPr>
-        <w:annotationRef/>
-      </w:r>
-      <w:r>
-        <w:t>Чертёж</w:t>
-      </w:r>
-    </w:p>
-  </w:comment>
-  <w:comment w:id="48" w:author="Александр Кученко" w:date="2026-09-23T10:24:00Z" w:initials="АК">
-    <w:p>
-      <w:pPr>
-        <w:pStyle w:val="ac"/>
-      </w:pPr>
-      <w:r>
-        <w:rPr>
-          <w:rStyle w:val="ab"/>
-        </w:rPr>
-        <w:annotationRef/>
-      </w:r>
-      <w:r>
-        <w:t>+</w:t>
-      </w:r>
-    </w:p>
-  </w:comment>
-  <w:comment w:id="60" w:author="Kalentyev Alexey" w:date="2026-09-23T03:18:00Z" w:initials="KA">
-    <w:p>
-      <w:pPr>
-        <w:pStyle w:val="ac"/>
-      </w:pPr>
-      <w:r>
-        <w:rPr>
-          <w:rStyle w:val="ab"/>
-        </w:rPr>
-        <w:annotationRef/>
-      </w:r>
-      <w:r>
-        <w:t>Отделите заголовок 3.1.1 от фразы «Система должна быть выполнена в одном из двух вариантов» и оформите её обычным абзацем. Сейчас они записаны одной строкой заголовка.</w:t>
-      </w:r>
-    </w:p>
-  </w:comment>
-  <w:comment w:id="61" w:author="Александр Кученко" w:date="2026-10-06T11:54:00Z" w:initials="АК">
-    <w:p>
-      <w:pPr>
-        <w:pStyle w:val="ac"/>
-      </w:pPr>
-      <w:r>
-        <w:rPr>
-          <w:rStyle w:val="ab"/>
-        </w:rPr>
-        <w:annotationRef/>
-      </w:r>
-      <w:r>
-        <w:t>+</w:t>
-      </w:r>
-    </w:p>
-  </w:comment>
-  <w:comment w:id="62" w:author="Kalentyev Alexey" w:date="2026-09-23T03:18:00Z" w:initials="KA">
-    <w:p>
-      <w:pPr>
-        <w:pStyle w:val="ac"/>
-      </w:pPr>
-      <w:r>
-        <w:rPr>
-          <w:rStyle w:val="ab"/>
-        </w:rPr>
-        <w:annotationRef/>
-      </w:r>
-      <w:r>
-        <w:t>Определите конструкцию при строгом неравенстве L &gt; N·S + (N+1)·T: где располагается оставшееся пространство, одинаковы ли все секции и как размещаются перегородки. Если все секции заполняют корпус и имеют ширину S, необходимо соответствующее равенство или иная явно описанная схема.</w:t>
-      </w:r>
-      <w:r>
-        <w:br/>
-        <w:t>Например, L = 500, N = 2, S = 30, T = 3 оставляют 431 мм неописанного пространства. Неравенство ограничивает ввод, но не задаёт однозначное размещение секций.</w:t>
-      </w:r>
-    </w:p>
-  </w:comment>
-  <w:comment w:id="63" w:author="Александр Кученко" w:date="2026-10-06T18:57:00Z" w:initials="АК">
-    <w:p>
-      <w:pPr>
-        <w:pStyle w:val="ac"/>
-      </w:pPr>
-      <w:r>
-        <w:rPr>
-          <w:rStyle w:val="ab"/>
-        </w:rPr>
-        <w:annotationRef/>
-      </w:r>
-      <w:r>
-        <w:t>+</w:t>
-      </w:r>
-    </w:p>
-  </w:comment>
-  <w:comment w:id="115" w:author="Kalentyev Alexey" w:date="2026-09-23T03:18:00Z" w:initials="KA">
-    <w:p>
-      <w:pPr>
-        <w:pStyle w:val="ac"/>
-        <w:rPr>
-          <w:lang w:val="ru-RU"/>
-        </w:rPr>
-      </w:pPr>
-      <w:r>
-        <w:rPr>
-          <w:rStyle w:val="ab"/>
-        </w:rPr>
-        <w:annotationRef/>
-      </w:r>
-      <w:r>
-        <w:t>Опишите язык пользовательского интерфейса и сообщений в требованиях к лингвистическому обеспечению. Условия лицензирования, платформу и САПР перенесите в отдельный подраздел требований к программному обеспечению.</w:t>
-      </w:r>
-    </w:p>
-  </w:comment>
-  <w:comment w:id="116" w:author="Александр Кученко" w:date="2026-10-06T18:56:00Z" w:initials="АК">
-    <w:p>
-      <w:pPr>
-        <w:pStyle w:val="ac"/>
-      </w:pPr>
-      <w:r>
-        <w:rPr>
-          <w:rStyle w:val="ab"/>
-        </w:rPr>
-        <w:annotationRef/>
-      </w:r>
-      <w:r>
-        <w:t>+</w:t>
-      </w:r>
-    </w:p>
-  </w:comment>
-  <w:comment w:id="117" w:author="Kalentyev Alexey" w:date="2026-09-23T03:18:00Z" w:initials="KA">
-    <w:p>
-      <w:pPr>
-        <w:pStyle w:val="ac"/>
-      </w:pPr>
-      <w:r>
-        <w:rPr>
-          <w:rStyle w:val="ab"/>
-        </w:rPr>
-        <w:annotationRef/>
-      </w:r>
-      <w:r>
-        <w:t>Укажите версию или проверяемый диапазон версий КОМПАС-3D, для которых разрабатывается плагин. Согласуйте с ними требования к API, .NET и аппаратной среде.</w:t>
-      </w:r>
-    </w:p>
-  </w:comment>
-  <w:comment w:id="118" w:author="Александр Кученко" w:date="2026-10-06T17:29:00Z" w:initials="АК">
-    <w:p>
-      <w:pPr>
-        <w:pStyle w:val="ac"/>
-      </w:pPr>
-      <w:r>
-        <w:rPr>
-          <w:rStyle w:val="ab"/>
-        </w:rPr>
-        <w:annotationRef/>
-      </w:r>
-      <w:r>
-        <w:t>+</w:t>
-      </w:r>
-    </w:p>
-  </w:comment>
-  <w:comment w:id="167" w:author="Kalentyev Alexey" w:date="2026-09-16T11:11:00Z" w:initials="KA">
-    <w:p>
-      <w:pPr>
-        <w:pStyle w:val="ac"/>
-      </w:pPr>
-      <w:r>
-        <w:rPr>
-          <w:rStyle w:val="ab"/>
-        </w:rPr>
-        <w:annotationRef/>
-      </w:r>
-      <w:r>
-        <w:t>Отличается от абзацев выше - перепроверить по всему документу</w:t>
-      </w:r>
-    </w:p>
-  </w:comment>
-  <w:comment w:id="168" w:author="Александр Кученко" w:date="2026-09-23T10:25:00Z" w:initials="АК">
-    <w:p>
-      <w:pPr>
-        <w:pStyle w:val="ac"/>
-      </w:pPr>
-      <w:r>
-        <w:rPr>
-          <w:rStyle w:val="ab"/>
-        </w:rPr>
-        <w:annotationRef/>
-      </w:r>
-      <w:r>
-        <w:t>+</w:t>
-      </w:r>
-    </w:p>
-  </w:comment>
-  <w:comment w:id="183" w:author="Kalentyev Alexey" w:date="2026-09-16T11:11:00Z" w:initials="KA">
-    <w:p>
-      <w:pPr>
-        <w:pStyle w:val="ac"/>
-      </w:pPr>
-      <w:r>
-        <w:rPr>
-          <w:rStyle w:val="ab"/>
-        </w:rPr>
-        <w:annotationRef/>
-      </w:r>
-      <w:r>
-        <w:t>?</w:t>
-      </w:r>
-    </w:p>
-  </w:comment>
-  <w:comment w:id="184" w:author="Александр Кученко" w:date="2026-09-23T10:25:00Z" w:initials="АК">
-    <w:p>
-      <w:pPr>
-        <w:pStyle w:val="ac"/>
-      </w:pPr>
-      <w:r>
-        <w:rPr>
-          <w:rStyle w:val="ab"/>
-        </w:rPr>
-        <w:annotationRef/>
-      </w:r>
-      <w:r>
-        <w:t>+</w:t>
+        <w:rPr>
+          <w:lang w:val="ru-RU"/>
+        </w:rPr>
+        <w:t>Сам</w:t>
+      </w:r>
+      <w:r>
+        <w:t xml:space="preserve"> </w:t>
+      </w:r>
+      <w:r>
+        <w:rPr>
+          <w:lang w:val="ru-RU"/>
+        </w:rPr>
+        <w:t>абзац</w:t>
+      </w:r>
+      <w:r>
+        <w:t xml:space="preserve"> 397 </w:t>
+      </w:r>
+      <w:r>
+        <w:rPr>
+          <w:lang w:val="ru-RU"/>
+        </w:rPr>
+        <w:t>исправлен</w:t>
+      </w:r>
+      <w:r>
+        <w:t xml:space="preserve">: Times New Roman 14 </w:t>
+      </w:r>
+      <w:r>
+        <w:rPr>
+          <w:lang w:val="ru-RU"/>
+        </w:rPr>
+        <w:t>пт</w:t>
+      </w:r>
+      <w:r>
+        <w:t xml:space="preserve">, </w:t>
+      </w:r>
+      <w:r>
+        <w:rPr>
+          <w:lang w:val="ru-RU"/>
+        </w:rPr>
+        <w:t>интервал</w:t>
+      </w:r>
+      <w:r>
+        <w:t xml:space="preserve"> 1,5, </w:t>
+      </w:r>
+      <w:r>
+        <w:rPr>
+          <w:lang w:val="ru-RU"/>
+        </w:rPr>
+        <w:t>первая</w:t>
+      </w:r>
+      <w:r>
+        <w:t xml:space="preserve"> </w:t>
+      </w:r>
+      <w:r>
+        <w:rPr>
+          <w:lang w:val="ru-RU"/>
+        </w:rPr>
+        <w:t>строка</w:t>
+      </w:r>
+      <w:r>
+        <w:t xml:space="preserve"> 1,25 </w:t>
+      </w:r>
+      <w:r>
+        <w:rPr>
+          <w:lang w:val="ru-RU"/>
+        </w:rPr>
+        <w:t>см</w:t>
+      </w:r>
+      <w:r>
+        <w:t xml:space="preserve">, </w:t>
+      </w:r>
+      <w:r>
+        <w:rPr>
+          <w:lang w:val="ru-RU"/>
+        </w:rPr>
+        <w:t>выравнивание</w:t>
+      </w:r>
+      <w:r>
+        <w:t xml:space="preserve"> </w:t>
+      </w:r>
+      <w:r>
+        <w:rPr>
+          <w:lang w:val="ru-RU"/>
+        </w:rPr>
+        <w:t>по</w:t>
+      </w:r>
+      <w:r>
+        <w:t xml:space="preserve"> </w:t>
+      </w:r>
+      <w:r>
+        <w:rPr>
+          <w:lang w:val="ru-RU"/>
+        </w:rPr>
+        <w:t>ширине</w:t>
+      </w:r>
+      <w:r>
+        <w:t xml:space="preserve">. </w:t>
+      </w:r>
+      <w:r>
+        <w:rPr>
+          <w:lang w:val="ru-RU"/>
+        </w:rPr>
+        <w:t>Однако</w:t>
+      </w:r>
+      <w:r>
+        <w:t xml:space="preserve"> </w:t>
+      </w:r>
+      <w:r>
+        <w:rPr>
+          <w:lang w:val="ru-RU"/>
+        </w:rPr>
+        <w:t>единообразие</w:t>
+      </w:r>
+      <w:r>
+        <w:t xml:space="preserve"> </w:t>
+      </w:r>
+      <w:r>
+        <w:rPr>
+          <w:lang w:val="ru-RU"/>
+        </w:rPr>
+        <w:t>по</w:t>
+      </w:r>
+      <w:r>
+        <w:t xml:space="preserve"> </w:t>
+      </w:r>
+      <w:r>
+        <w:rPr>
+          <w:lang w:val="ru-RU"/>
+        </w:rPr>
+        <w:t>всему</w:t>
+      </w:r>
+      <w:r>
+        <w:t xml:space="preserve"> </w:t>
+      </w:r>
+      <w:r>
+        <w:rPr>
+          <w:lang w:val="ru-RU"/>
+        </w:rPr>
+        <w:t>документу</w:t>
+      </w:r>
+      <w:r>
+        <w:t xml:space="preserve"> </w:t>
+      </w:r>
+      <w:r>
+        <w:rPr>
+          <w:lang w:val="ru-RU"/>
+        </w:rPr>
+        <w:t>не</w:t>
+      </w:r>
+      <w:r>
+        <w:t xml:space="preserve"> </w:t>
+      </w:r>
+      <w:r>
+        <w:rPr>
+          <w:lang w:val="ru-RU"/>
+        </w:rPr>
+        <w:t>достигнуто</w:t>
+      </w:r>
+      <w:r>
+        <w:t xml:space="preserve">: </w:t>
+      </w:r>
+      <w:r>
+        <w:rPr>
+          <w:lang w:val="ru-RU"/>
+        </w:rPr>
+        <w:t>вводный</w:t>
+      </w:r>
+      <w:r>
+        <w:t xml:space="preserve"> </w:t>
+      </w:r>
+      <w:r>
+        <w:rPr>
+          <w:lang w:val="ru-RU"/>
+        </w:rPr>
+        <w:t>абзац</w:t>
+      </w:r>
+      <w:r>
+        <w:t xml:space="preserve"> </w:t>
+      </w:r>
+      <w:r>
+        <w:rPr>
+          <w:lang w:val="ru-RU"/>
+        </w:rPr>
+        <w:t>перед</w:t>
+      </w:r>
+      <w:r>
+        <w:t xml:space="preserve"> </w:t>
+      </w:r>
+      <w:r>
+        <w:rPr>
+          <w:lang w:val="ru-RU"/>
+        </w:rPr>
+        <w:t>таблицей</w:t>
+      </w:r>
+      <w:r>
+        <w:t xml:space="preserve"> 4.1 </w:t>
+      </w:r>
+      <w:r>
+        <w:rPr>
+          <w:lang w:val="ru-RU"/>
+        </w:rPr>
+        <w:t>на</w:t>
+      </w:r>
+      <w:r>
+        <w:t xml:space="preserve"> </w:t>
+      </w:r>
+      <w:r>
+        <w:rPr>
+          <w:lang w:val="ru-RU"/>
+        </w:rPr>
+        <w:t>с</w:t>
+      </w:r>
+      <w:r>
+        <w:t xml:space="preserve">. 18 </w:t>
+      </w:r>
+      <w:r>
+        <w:rPr>
+          <w:lang w:val="ru-RU"/>
+        </w:rPr>
+        <w:t>имеет</w:t>
+      </w:r>
+      <w:r>
+        <w:t xml:space="preserve"> </w:t>
+      </w:r>
+      <w:r>
+        <w:rPr>
+          <w:lang w:val="ru-RU"/>
+        </w:rPr>
+        <w:t>одинарный</w:t>
+      </w:r>
+      <w:r>
+        <w:t xml:space="preserve"> </w:t>
+      </w:r>
+      <w:r>
+        <w:rPr>
+          <w:lang w:val="ru-RU"/>
+        </w:rPr>
+        <w:t>интервал</w:t>
+      </w:r>
+      <w:r>
+        <w:t xml:space="preserve">, </w:t>
+      </w:r>
+      <w:r>
+        <w:rPr>
+          <w:lang w:val="ru-RU"/>
+        </w:rPr>
+        <w:t>а</w:t>
+      </w:r>
+      <w:r>
+        <w:t xml:space="preserve"> </w:t>
+      </w:r>
+      <w:r>
+        <w:rPr>
+          <w:lang w:val="ru-RU"/>
+        </w:rPr>
+        <w:t>нумерованный</w:t>
+      </w:r>
+      <w:r>
+        <w:t xml:space="preserve"> </w:t>
+      </w:r>
+      <w:r>
+        <w:rPr>
+          <w:lang w:val="ru-RU"/>
+        </w:rPr>
+        <w:t>список</w:t>
+      </w:r>
+      <w:r>
+        <w:t xml:space="preserve"> </w:t>
+      </w:r>
+      <w:r>
+        <w:rPr>
+          <w:lang w:val="ru-RU"/>
+        </w:rPr>
+        <w:t>п</w:t>
+      </w:r>
+      <w:r>
+        <w:t xml:space="preserve">. 7.2 </w:t>
+      </w:r>
+      <w:r>
+        <w:rPr>
+          <w:lang w:val="ru-RU"/>
+        </w:rPr>
+        <w:t>на</w:t>
+      </w:r>
+      <w:r>
+        <w:t xml:space="preserve"> </w:t>
+      </w:r>
+      <w:r>
+        <w:rPr>
+          <w:lang w:val="ru-RU"/>
+        </w:rPr>
+        <w:t>с</w:t>
+      </w:r>
+      <w:r>
+        <w:t xml:space="preserve">. 23 </w:t>
+      </w:r>
+      <w:r>
+        <w:rPr>
+          <w:lang w:val="ru-RU"/>
+        </w:rPr>
+        <w:t>начинается</w:t>
+      </w:r>
+      <w:r>
+        <w:t xml:space="preserve"> </w:t>
+      </w:r>
+      <w:r>
+        <w:rPr>
+          <w:lang w:val="ru-RU"/>
+        </w:rPr>
+        <w:t>левее</w:t>
+      </w:r>
+      <w:r>
+        <w:t xml:space="preserve"> </w:t>
+      </w:r>
+      <w:r>
+        <w:rPr>
+          <w:lang w:val="ru-RU"/>
+        </w:rPr>
+        <w:t>общего</w:t>
+      </w:r>
+      <w:r>
+        <w:t xml:space="preserve"> </w:t>
+      </w:r>
+      <w:r>
+        <w:rPr>
+          <w:lang w:val="ru-RU"/>
+        </w:rPr>
+        <w:t>абзацного</w:t>
+      </w:r>
+      <w:r>
+        <w:t xml:space="preserve"> </w:t>
+      </w:r>
+      <w:r>
+        <w:rPr>
+          <w:lang w:val="ru-RU"/>
+        </w:rPr>
+        <w:t>отступа</w:t>
+      </w:r>
+      <w:r>
+        <w:t xml:space="preserve">. </w:t>
+      </w:r>
+      <w:r>
+        <w:rPr>
+          <w:lang w:val="ru-RU"/>
+        </w:rPr>
+        <w:t>См</w:t>
+      </w:r>
+      <w:r>
+        <w:t xml:space="preserve">. </w:t>
+      </w:r>
+      <w:r>
+        <w:rPr>
+          <w:lang w:val="ru-RU"/>
+        </w:rPr>
+        <w:t>пп</w:t>
+      </w:r>
+      <w:r>
+        <w:t>. 5.1.3</w:t>
+      </w:r>
+      <w:r>
+        <w:rPr>
+          <w:lang w:val="ru-RU"/>
+        </w:rPr>
+        <w:t>–</w:t>
+      </w:r>
+      <w:r>
+        <w:t xml:space="preserve">5.1.4 </w:t>
+      </w:r>
+      <w:r>
+        <w:rPr>
+          <w:lang w:val="ru-RU"/>
+        </w:rPr>
+        <w:t>ОС</w:t>
+      </w:r>
+      <w:r>
+        <w:t xml:space="preserve"> </w:t>
+      </w:r>
+      <w:r>
+        <w:rPr>
+          <w:lang w:val="ru-RU"/>
+        </w:rPr>
+        <w:t>ТУСУР</w:t>
+      </w:r>
+      <w:r>
+        <w:t>.</w:t>
       </w:r>
     </w:p>
   </w:comment>
@@ -21103,30 +21698,14 @@
 <w15:commentsEx xmlns:wpc="http://schemas.microsoft.com/office/word/2010/wordprocessingCanvas" xmlns:cx="http://schemas.microsoft.com/office/drawing/2014/chartex" xmlns:cx1="http://schemas.microsoft.com/office/drawing/2015/9/8/chartex" xmlns:cx2="http://schemas.microsoft.com/office/drawing/2015/10/21/chartex" xmlns:cx3="http://schemas.microsoft.com/office/drawing/2016/5/9/chartex" xmlns:cx4="http://schemas.microsoft.com/office/drawing/2016/5/10/chartex" xmlns:cx5="http://schemas.microsoft.com/office/drawing/2016/5/11/chartex" xmlns:cx6="http://schemas.microsoft.com/office/drawing/2016/5/12/chartex" xmlns:cx7="http://schemas.microsoft.com/office/drawing/2016/5/13/chartex" xmlns:cx8="http://schemas.microsoft.com/office/drawing/2016/5/14/chartex" xmlns:mc="http://schemas.openxmlformats.org/markup-compatibility/2006" xmlns:aink="http://schemas.microsoft.com/office/drawing/2016/ink" xmlns:am3d="http://schemas.microsoft.com/office/drawing/2017/model3d" xmlns:o="urn:schemas-microsoft-com:office:office" xmlns:oel="http://schemas.microsoft.com/office/2019/extlst" xmlns:r="http://schemas.openxmlformats.org/officeDocument/2006/relationships" xmlns:m="http://schemas.openxmlformats.org/officeDocument/2006/math" xmlns:v="urn:schemas-microsoft-com:vml" xmlns:wp14="http://schemas.microsoft.com/office/word/2010/wordprocessingDrawing" xmlns:wp="http://schemas.openxmlformats.org/drawingml/2006/wordprocessingDrawing" xmlns:w10="urn:schemas-microsoft-com:office:word" xmlns:w="http://schemas.openxmlformats.org/wordprocessingml/2006/main" xmlns:w14="http://schemas.microsoft.com/office/word/2010/wordml" xmlns:w15="http://schemas.microsoft.com/office/word/2012/wordml" xmlns:w16cex="http://schemas.microsoft.com/office/word/2018/wordml/cex" xmlns:w16cid="http://schemas.microsoft.com/office/word/2016/wordml/cid" xmlns:w16="http://schemas.microsoft.com/office/word/2018/wordml" xmlns:w16du="http://schemas.microsoft.com/office/word/2023/wordml/word16du" xmlns:w16sdtdh="http://schemas.microsoft.com/office/word/2020/wordml/sdtdatahash" xmlns:w16sdtfl="http://schemas.microsoft.com/office/word/2024/wordml/sdtformatlock" xmlns:w16se="http://schemas.microsoft.com/office/word/2015/wordml/symex" xmlns:wpg="http://schemas.microsoft.com/office/word/2010/wordprocessingGroup" xmlns:wpi="http://schemas.microsoft.com/office/word/2010/wordprocessingInk" xmlns:wne="http://schemas.microsoft.com/office/word/2006/wordml" xmlns:wps="http://schemas.microsoft.com/office/word/2010/wordprocessingShape" mc:Ignorable="w14 w15 w16se w16cid w16 w16cex w16sdtdh w16sdtfl w16du wp14">
   <w15:commentEx w15:paraId="525B92C0" w15:done="0"/>
   <w15:commentEx w15:paraId="6A0E7835" w15:paraIdParent="525B92C0" w15:done="0"/>
-  <w15:commentEx w15:paraId="3EFFD631" w15:done="0"/>
-  <w15:commentEx w15:paraId="67C87761" w15:paraIdParent="3EFFD631" w15:done="0"/>
+  <w15:commentEx w15:paraId="1EBB8FC7" w15:paraIdParent="525B92C0" w15:done="0"/>
+  <w15:commentEx w15:paraId="7F9939ED" w15:paraIdParent="525B92C0" w15:done="0"/>
   <w15:commentEx w15:paraId="37B7620D" w15:done="0"/>
   <w15:commentEx w15:paraId="19E7881D" w15:paraIdParent="37B7620D" w15:done="0"/>
-  <w15:commentEx w15:paraId="2BD11DEF" w15:done="0"/>
-  <w15:commentEx w15:paraId="0E7BAE11" w15:paraIdParent="2BD11DEF" w15:done="0"/>
-  <w15:commentEx w15:paraId="0B545BCC" w15:done="0"/>
-  <w15:commentEx w15:paraId="64C48D90" w15:paraIdParent="0B545BCC" w15:done="0"/>
-  <w15:commentEx w15:paraId="6E281CD9" w15:done="0"/>
-  <w15:commentEx w15:paraId="058DDD3B" w15:paraIdParent="6E281CD9" w15:done="0"/>
-  <w15:commentEx w15:paraId="11647157" w15:done="0"/>
-  <w15:commentEx w15:paraId="1DC00942" w15:paraIdParent="11647157" w15:done="0"/>
-  <w15:commentEx w15:paraId="3EB72490" w15:done="0"/>
-  <w15:commentEx w15:paraId="1661066A" w15:paraIdParent="3EB72490" w15:done="0"/>
-  <w15:commentEx w15:paraId="1E594DBC" w15:done="0"/>
-  <w15:commentEx w15:paraId="00477DC7" w15:paraIdParent="1E594DBC" w15:done="0"/>
-  <w15:commentEx w15:paraId="120F1BC3" w15:done="0"/>
-  <w15:commentEx w15:paraId="4DD83C15" w15:paraIdParent="120F1BC3" w15:done="0"/>
-  <w15:commentEx w15:paraId="10182118" w15:done="0"/>
-  <w15:commentEx w15:paraId="08BA61B4" w15:paraIdParent="10182118" w15:done="0"/>
+  <w15:commentEx w15:paraId="70C4A4E3" w15:paraIdParent="37B7620D" w15:done="0"/>
   <w15:commentEx w15:paraId="43169CB9" w15:done="0"/>
   <w15:commentEx w15:paraId="5DE849E7" w15:paraIdParent="43169CB9" w15:done="0"/>
-  <w15:commentEx w15:paraId="797EDD93" w15:done="0"/>
-  <w15:commentEx w15:paraId="433E12D0" w15:paraIdParent="797EDD93" w15:done="0"/>
+  <w15:commentEx w15:paraId="240F6A83" w15:paraIdParent="43169CB9" w15:done="0"/>
 </w15:commentsEx>
 </file>
 
@@ -21134,30 +21713,14 @@
 <w16cex:commentsExtensible xmlns:wpc="http://schemas.microsoft.com/office/word/2010/wordprocessingCanvas" xmlns:cx="http://schemas.microsoft.com/office/drawing/2014/chartex" xmlns:cx1="http://schemas.microsoft.com/office/drawing/2015/9/8/chartex" xmlns:cx2="http://schemas.microsoft.com/office/drawing/2015/10/21/chartex" xmlns:cx3="http://schemas.microsoft.com/office/drawing/2016/5/9/chartex" xmlns:cx4="http://schemas.microsoft.com/office/drawing/2016/5/10/chartex" xmlns:cx5="http://schemas.microsoft.com/office/drawing/2016/5/11/chartex" xmlns:cx6="http://schemas.microsoft.com/office/drawing/2016/5/12/chartex" xmlns:cx7="http://schemas.microsoft.com/office/drawing/2016/5/13/chartex" xmlns:cx8="http://schemas.microsoft.com/office/drawing/2016/5/14/chartex" xmlns:cr="http://schemas.microsoft.com/office/comments/2020/reactions" xmlns:mc="http://schemas.openxmlformats.org/markup-compatibility/2006" xmlns:aink="http://schemas.microsoft.com/office/drawing/2016/ink" xmlns:am3d="http://schemas.microsoft.com/office/drawing/2017/model3d" xmlns:o="urn:schemas-microsoft-com:office:office" xmlns:oel="http://schemas.microsoft.com/office/2019/extlst" xmlns:r="http://schemas.openxmlformats.org/officeDocument/2006/relationships" xmlns:m="http://schemas.openxmlformats.org/officeDocument/2006/math" xmlns:v="urn:schemas-microsoft-com:vml" xmlns:wp14="http://schemas.microsoft.com/office/word/2010/wordprocessingDrawing" xmlns:wp="http://schemas.openxmlformats.org/drawingml/2006/wordprocessingDrawing" xmlns:w10="urn:schemas-microsoft-com:office:word" xmlns:w="http://schemas.openxmlformats.org/wordprocessingml/2006/main" xmlns:w14="http://schemas.microsoft.com/office/word/2010/wordml" xmlns:w15="http://schemas.microsoft.com/office/word/2012/wordml" xmlns:w16cex="http://schemas.microsoft.com/office/word/2018/wordml/cex" xmlns:w16cid="http://schemas.microsoft.com/office/word/2016/wordml/cid" xmlns:w16="http://schemas.microsoft.com/office/word/2018/wordml" xmlns:w16du="http://schemas.microsoft.com/office/word/2023/wordml/word16du" xmlns:w16sdtdh="http://schemas.microsoft.com/office/word/2020/wordml/sdtdatahash" xmlns:w16sdtfl="http://schemas.microsoft.com/office/word/2024/wordml/sdtformatlock" xmlns:w16se="http://schemas.microsoft.com/office/word/2015/wordml/symex" xmlns:wpg="http://schemas.microsoft.com/office/word/2010/wordprocessingGroup" xmlns:wpi="http://schemas.microsoft.com/office/word/2010/wordprocessingInk" xmlns:wne="http://schemas.microsoft.com/office/word/2006/wordml" xmlns:wps="http://schemas.microsoft.com/office/word/2010/wordprocessingShape" mc:Ignorable="w14 w15 w16se w16cid w16 w16cex w16sdtdh w16sdtfl cr w16du wp14">
   <w16cex:commentExtensible w16cex:durableId="5F149286" w16cex:dateUtc="2026-09-23T03:18:00Z"/>
   <w16cex:commentExtensible w16cex:durableId="24BC34CB" w16cex:dateUtc="2026-10-06T04:48:00Z"/>
-  <w16cex:commentExtensible w16cex:durableId="12D1627B" w16cex:dateUtc="2026-09-23T03:18:00Z"/>
-  <w16cex:commentExtensible w16cex:durableId="4D5BBEA4" w16cex:dateUtc="2026-10-06T12:00:00Z"/>
+  <w16cex:commentExtensible w16cex:durableId="6588EEAE" w16cex:dateUtc="2026-10-07T02:59:00Z"/>
+  <w16cex:commentExtensible w16cex:durableId="22A44F9F" w16cex:dateUtc="2026-10-07T03:02:00Z"/>
   <w16cex:commentExtensible w16cex:durableId="48ED2976" w16cex:dateUtc="2026-09-23T03:18:00Z"/>
   <w16cex:commentExtensible w16cex:durableId="48F8D4F3" w16cex:dateUtc="2026-10-06T04:50:00Z"/>
-  <w16cex:commentExtensible w16cex:durableId="66F89E11" w16cex:dateUtc="2026-09-23T03:18:00Z"/>
-  <w16cex:commentExtensible w16cex:durableId="2E76C0C9" w16cex:dateUtc="2026-10-06T04:54:00Z"/>
-  <w16cex:commentExtensible w16cex:durableId="6C3A462F" w16cex:dateUtc="2026-09-23T03:18:00Z"/>
-  <w16cex:commentExtensible w16cex:durableId="36ADCE70" w16cex:dateUtc="2026-10-06T04:54:00Z"/>
-  <w16cex:commentExtensible w16cex:durableId="1F929083" w16cex:dateUtc="2026-09-16T04:09:00Z"/>
-  <w16cex:commentExtensible w16cex:durableId="04AA0309" w16cex:dateUtc="2026-09-23T03:24:00Z"/>
-  <w16cex:commentExtensible w16cex:durableId="4732061E" w16cex:dateUtc="2026-09-16T04:08:00Z"/>
-  <w16cex:commentExtensible w16cex:durableId="0312E52D" w16cex:dateUtc="2026-09-23T03:24:00Z"/>
-  <w16cex:commentExtensible w16cex:durableId="355CC98C" w16cex:dateUtc="2026-09-23T03:18:00Z"/>
-  <w16cex:commentExtensible w16cex:durableId="0CF5D6AE" w16cex:dateUtc="2026-10-06T04:54:00Z"/>
-  <w16cex:commentExtensible w16cex:durableId="5DAF84E4" w16cex:dateUtc="2026-09-23T03:18:00Z"/>
-  <w16cex:commentExtensible w16cex:durableId="170E665B" w16cex:dateUtc="2026-10-06T11:57:00Z"/>
-  <w16cex:commentExtensible w16cex:durableId="4451F2FF" w16cex:dateUtc="2026-09-23T03:18:00Z"/>
-  <w16cex:commentExtensible w16cex:durableId="0EECA380" w16cex:dateUtc="2026-10-06T11:56:00Z"/>
-  <w16cex:commentExtensible w16cex:durableId="2C780E46" w16cex:dateUtc="2026-09-23T03:18:00Z"/>
-  <w16cex:commentExtensible w16cex:durableId="168FC5B9" w16cex:dateUtc="2026-10-06T10:29:00Z"/>
+  <w16cex:commentExtensible w16cex:durableId="669F6663" w16cex:dateUtc="2026-10-07T03:00:00Z"/>
   <w16cex:commentExtensible w16cex:durableId="3BE16914" w16cex:dateUtc="2026-09-16T04:11:00Z"/>
   <w16cex:commentExtensible w16cex:durableId="05528A7C" w16cex:dateUtc="2026-09-23T03:25:00Z"/>
-  <w16cex:commentExtensible w16cex:durableId="6CE71E8B" w16cex:dateUtc="2026-09-16T04:11:00Z"/>
-  <w16cex:commentExtensible w16cex:durableId="36325FAD" w16cex:dateUtc="2026-09-23T03:25:00Z"/>
+  <w16cex:commentExtensible w16cex:durableId="0FF6A5B4" w16cex:dateUtc="2026-10-07T03:01:00Z"/>
 </w16cex:commentsExtensible>
 </file>
 
@@ -21165,30 +21728,14 @@
 <w16cid:commentsIds xmlns:wpc="http://schemas.microsoft.com/office/word/2010/wordprocessingCanvas" xmlns:cx="http://schemas.microsoft.com/office/drawing/2014/chartex" xmlns:cx1="http://schemas.microsoft.com/office/drawing/2015/9/8/chartex" xmlns:cx2="http://schemas.microsoft.com/office/drawing/2015/10/21/chartex" xmlns:cx3="http://schemas.microsoft.com/office/drawing/2016/5/9/chartex" xmlns:cx4="http://schemas.microsoft.com/office/drawing/2016/5/10/chartex" xmlns:cx5="http://schemas.microsoft.com/office/drawing/2016/5/11/chartex" xmlns:cx6="http://schemas.microsoft.com/office/drawing/2016/5/12/chartex" xmlns:cx7="http://schemas.microsoft.com/office/drawing/2016/5/13/chartex" xmlns:cx8="http://schemas.microsoft.com/office/drawing/2016/5/14/chartex" xmlns:mc="http://schemas.openxmlformats.org/markup-compatibility/2006" xmlns:aink="http://schemas.microsoft.com/office/drawing/2016/ink" xmlns:am3d="http://schemas.microsoft.com/office/drawing/2017/model3d" xmlns:o="urn:schemas-microsoft-com:office:office" xmlns:oel="http://schemas.microsoft.com/office/2019/extlst" xmlns:r="http://schemas.openxmlformats.org/officeDocument/2006/relationships" xmlns:m="http://schemas.openxmlformats.org/officeDocument/2006/math" xmlns:v="urn:schemas-microsoft-com:vml" xmlns:wp14="http://schemas.microsoft.com/office/word/2010/wordprocessingDrawing" xmlns:wp="http://schemas.openxmlformats.org/drawingml/2006/wordprocessingDrawing" xmlns:w10="urn:schemas-microsoft-com:office:word" xmlns:w="http://schemas.openxmlformats.org/wordprocessingml/2006/main" xmlns:w14="http://schemas.microsoft.com/office/word/2010/wordml" xmlns:w15="http://schemas.microsoft.com/office/word/2012/wordml" xmlns:w16cex="http://schemas.microsoft.com/office/word/2018/wordml/cex" xmlns:w16cid="http://schemas.microsoft.com/office/word/2016/wordml/cid" xmlns:w16="http://schemas.microsoft.com/office/word/2018/wordml" xmlns:w16du="http://schemas.microsoft.com/office/word/2023/wordml/word16du" xmlns:w16sdtdh="http://schemas.microsoft.com/office/word/2020/wordml/sdtdatahash" xmlns:w16sdtfl="http://schemas.microsoft.com/office/word/2024/wordml/sdtformatlock" xmlns:w16se="http://schemas.microsoft.com/office/word/2015/wordml/symex" xmlns:wpg="http://schemas.microsoft.com/office/word/2010/wordprocessingGroup" xmlns:wpi="http://schemas.microsoft.com/office/word/2010/wordprocessingInk" xmlns:wne="http://schemas.microsoft.com/office/word/2006/wordml" xmlns:wps="http://schemas.microsoft.com/office/word/2010/wordprocessingShape" mc:Ignorable="w14 w15 w16se w16cid w16 w16cex w16sdtdh w16sdtfl w16du wp14">
   <w16cid:commentId w16cid:paraId="525B92C0" w16cid:durableId="5F149286"/>
   <w16cid:commentId w16cid:paraId="6A0E7835" w16cid:durableId="24BC34CB"/>
-  <w16cid:commentId w16cid:paraId="3EFFD631" w16cid:durableId="12D1627B"/>
-  <w16cid:commentId w16cid:paraId="67C87761" w16cid:durableId="4D5BBEA4"/>
+  <w16cid:commentId w16cid:paraId="1EBB8FC7" w16cid:durableId="6588EEAE"/>
+  <w16cid:commentId w16cid:paraId="7F9939ED" w16cid:durableId="22A44F9F"/>
   <w16cid:commentId w16cid:paraId="37B7620D" w16cid:durableId="48ED2976"/>
   <w16cid:commentId w16cid:paraId="19E7881D" w16cid:durableId="48F8D4F3"/>
-  <w16cid:commentId w16cid:paraId="2BD11DEF" w16cid:durableId="66F89E11"/>
-  <w16cid:commentId w16cid:paraId="0E7BAE11" w16cid:durableId="2E76C0C9"/>
-  <w16cid:commentId w16cid:paraId="0B545BCC" w16cid:durableId="6C3A462F"/>
-  <w16cid:commentId w16cid:paraId="64C48D90" w16cid:durableId="36ADCE70"/>
-  <w16cid:commentId w16cid:paraId="6E281CD9" w16cid:durableId="1F929083"/>
-  <w16cid:commentId w16cid:paraId="058DDD3B" w16cid:durableId="04AA0309"/>
-  <w16cid:commentId w16cid:paraId="11647157" w16cid:durableId="4732061E"/>
-  <w16cid:commentId w16cid:paraId="1DC00942" w16cid:durableId="0312E52D"/>
-  <w16cid:commentId w16cid:paraId="3EB72490" w16cid:durableId="355CC98C"/>
-  <w16cid:commentId w16cid:paraId="1661066A" w16cid:durableId="0CF5D6AE"/>
-  <w16cid:commentId w16cid:paraId="1E594DBC" w16cid:durableId="5DAF84E4"/>
-  <w16cid:commentId w16cid:paraId="00477DC7" w16cid:durableId="170E665B"/>
-  <w16cid:commentId w16cid:paraId="120F1BC3" w16cid:durableId="4451F2FF"/>
-  <w16cid:commentId w16cid:paraId="4DD83C15" w16cid:durableId="0EECA380"/>
-  <w16cid:commentId w16cid:paraId="10182118" w16cid:durableId="2C780E46"/>
-  <w16cid:commentId w16cid:paraId="08BA61B4" w16cid:durableId="168FC5B9"/>
+  <w16cid:commentId w16cid:paraId="70C4A4E3" w16cid:durableId="669F6663"/>
   <w16cid:commentId w16cid:paraId="43169CB9" w16cid:durableId="3BE16914"/>
   <w16cid:commentId w16cid:paraId="5DE849E7" w16cid:durableId="05528A7C"/>
-  <w16cid:commentId w16cid:paraId="797EDD93" w16cid:durableId="6CE71E8B"/>
-  <w16cid:commentId w16cid:paraId="433E12D0" w16cid:durableId="36325FAD"/>
+  <w16cid:commentId w16cid:paraId="240F6A83" w16cid:durableId="0FF6A5B4"/>
 </w16cid:commentsIds>
 </file>
 
@@ -22172,7 +22719,6 @@
         <w:docPartUnique/>
       </w:docPartObj>
     </w:sdtPr>
-    <w:sdtEndPr/>
     <w:sdtContent>
       <w:p>
         <w:pPr>

--- a/docs/ТЗ_v_3.docx
+++ b/docs/ТЗ_v_3.docx
@@ -7076,11 +7076,23 @@
         </w:rPr>
         <w:t xml:space="preserve"> вводятся пользователем через отдельные текстовые поля </w:t>
       </w:r>
+      <w:commentRangeStart w:id="53"/>
       <w:r>
         <w:rPr>
           <w:rFonts w:ascii="Times New Roman" w:hAnsi="Times New Roman" w:cs="Times New Roman"/>
         </w:rPr>
         <w:t>TextBox</w:t>
+      </w:r>
+      <w:commentRangeEnd w:id="53"/>
+      <w:r>
+        <w:rPr>
+          <w:rStyle w:val="ab"/>
+          <w:rFonts w:ascii="Times New Roman" w:hAnsi="Times New Roman" w:cs="Times New Roman"/>
+          <w:sz w:val="28"/>
+          <w:szCs w:val="28"/>
+          <w:lang w:val="ru-RU"/>
+        </w:rPr>
+        <w:commentReference w:id="53"/>
       </w:r>
       <w:r>
         <w:rPr>
@@ -7294,9 +7306,9 @@
           <w:lang w:val="ru-RU"/>
         </w:rPr>
       </w:pPr>
-      <w:bookmarkStart w:id="53" w:name="_Toc417328859"/>
-      <w:bookmarkStart w:id="54" w:name="_Toc1451954922"/>
-      <w:bookmarkStart w:id="55" w:name="_Toc242205648"/>
+      <w:bookmarkStart w:id="54" w:name="_Toc417328859"/>
+      <w:bookmarkStart w:id="55" w:name="_Toc1451954922"/>
+      <w:bookmarkStart w:id="56" w:name="_Toc242205648"/>
       <w:r>
         <w:rPr>
           <w:rFonts w:ascii="Times New Roman" w:eastAsia="Times New Roman" w:hAnsi="Times New Roman" w:cs="Times New Roman"/>
@@ -7311,9 +7323,9 @@
         </w:rPr>
         <w:t>Требования к численности и квалификации персонала системы</w:t>
       </w:r>
-      <w:bookmarkEnd w:id="53"/>
       <w:bookmarkEnd w:id="54"/>
       <w:bookmarkEnd w:id="55"/>
+      <w:bookmarkEnd w:id="56"/>
     </w:p>
     <w:p>
       <w:pPr>
@@ -7539,9 +7551,9 @@
           <w:lang w:val="ru-RU"/>
         </w:rPr>
       </w:pPr>
-      <w:bookmarkStart w:id="56" w:name="_Toc1447261141"/>
-      <w:bookmarkStart w:id="57" w:name="_Toc27375916"/>
-      <w:bookmarkStart w:id="58" w:name="_Toc242205649"/>
+      <w:bookmarkStart w:id="57" w:name="_Toc1447261141"/>
+      <w:bookmarkStart w:id="58" w:name="_Toc27375916"/>
+      <w:bookmarkStart w:id="59" w:name="_Toc242205649"/>
       <w:r>
         <w:rPr>
           <w:rFonts w:ascii="Times New Roman" w:eastAsia="Times New Roman" w:hAnsi="Times New Roman" w:cs="Times New Roman"/>
@@ -7556,9 +7568,9 @@
         </w:rPr>
         <w:t>Показатели назначения</w:t>
       </w:r>
-      <w:bookmarkEnd w:id="56"/>
       <w:bookmarkEnd w:id="57"/>
       <w:bookmarkEnd w:id="58"/>
+      <w:bookmarkEnd w:id="59"/>
     </w:p>
     <w:p>
       <w:pPr>
@@ -7780,6 +7792,7 @@
         </w:rPr>
         <w:t xml:space="preserve">САПР не должно превышать </w:t>
       </w:r>
+      <w:commentRangeStart w:id="60"/>
       <w:r>
         <w:rPr>
           <w:rFonts w:ascii="Times New Roman" w:eastAsia="Times New Roman" w:hAnsi="Times New Roman" w:cs="Times New Roman"/>
@@ -7797,7 +7810,27 @@
           <w:szCs w:val="28"/>
           <w:lang w:val="ru-RU"/>
         </w:rPr>
-        <w:t xml:space="preserve"> минуты;</w:t>
+        <w:t xml:space="preserve"> </w:t>
+      </w:r>
+      <w:commentRangeEnd w:id="60"/>
+      <w:r>
+        <w:rPr>
+          <w:rStyle w:val="ab"/>
+          <w:rFonts w:ascii="Times New Roman" w:eastAsia="Times New Roman" w:hAnsi="Times New Roman" w:cs="Times New Roman"/>
+          <w:sz w:val="28"/>
+          <w:szCs w:val="28"/>
+          <w:lang w:val="ru-RU"/>
+        </w:rPr>
+        <w:commentReference w:id="60"/>
+      </w:r>
+      <w:r>
+        <w:rPr>
+          <w:rFonts w:ascii="Times New Roman" w:eastAsia="Times New Roman" w:hAnsi="Times New Roman" w:cs="Times New Roman"/>
+          <w:sz w:val="28"/>
+          <w:szCs w:val="28"/>
+          <w:lang w:val="ru-RU"/>
+        </w:rPr>
+        <w:t>минуты;</w:t>
       </w:r>
     </w:p>
     <w:p>
@@ -7936,9 +7969,9 @@
           <w:lang w:val="ru-RU"/>
         </w:rPr>
       </w:pPr>
-      <w:bookmarkStart w:id="59" w:name="_Toc957867118"/>
-      <w:bookmarkStart w:id="60" w:name="_Toc861292726"/>
-      <w:bookmarkStart w:id="61" w:name="_Toc242205650"/>
+      <w:bookmarkStart w:id="61" w:name="_Toc957867118"/>
+      <w:bookmarkStart w:id="62" w:name="_Toc861292726"/>
+      <w:bookmarkStart w:id="63" w:name="_Toc242205650"/>
       <w:r>
         <w:rPr>
           <w:rFonts w:ascii="Times New Roman" w:eastAsia="Times New Roman" w:hAnsi="Times New Roman" w:cs="Times New Roman"/>
@@ -7953,9 +7986,9 @@
         </w:rPr>
         <w:t>Требования к надежности</w:t>
       </w:r>
-      <w:bookmarkEnd w:id="59"/>
-      <w:bookmarkEnd w:id="60"/>
       <w:bookmarkEnd w:id="61"/>
+      <w:bookmarkEnd w:id="62"/>
+      <w:bookmarkEnd w:id="63"/>
     </w:p>
     <w:p>
       <w:pPr>
@@ -8084,9 +8117,9 @@
           <w:lang w:val="ru-RU"/>
         </w:rPr>
       </w:pPr>
-      <w:bookmarkStart w:id="62" w:name="_Toc861852713"/>
-      <w:bookmarkStart w:id="63" w:name="_Toc551472563"/>
-      <w:bookmarkStart w:id="64" w:name="_Toc242205651"/>
+      <w:bookmarkStart w:id="64" w:name="_Toc861852713"/>
+      <w:bookmarkStart w:id="65" w:name="_Toc551472563"/>
+      <w:bookmarkStart w:id="66" w:name="_Toc242205651"/>
       <w:r>
         <w:rPr>
           <w:rFonts w:ascii="Times New Roman" w:eastAsia="Times New Roman" w:hAnsi="Times New Roman" w:cs="Times New Roman"/>
@@ -8108,9 +8141,9 @@
         </w:rPr>
         <w:t>Требования к безопасности</w:t>
       </w:r>
-      <w:bookmarkEnd w:id="62"/>
-      <w:bookmarkEnd w:id="63"/>
       <w:bookmarkEnd w:id="64"/>
+      <w:bookmarkEnd w:id="65"/>
+      <w:bookmarkEnd w:id="66"/>
     </w:p>
     <w:p>
       <w:pPr>
@@ -8189,9 +8222,9 @@
           <w:lang w:val="ru-RU"/>
         </w:rPr>
       </w:pPr>
-      <w:bookmarkStart w:id="65" w:name="_Toc340697909"/>
-      <w:bookmarkStart w:id="66" w:name="_Toc1864472755"/>
-      <w:bookmarkStart w:id="67" w:name="_Toc242205652"/>
+      <w:bookmarkStart w:id="67" w:name="_Toc340697909"/>
+      <w:bookmarkStart w:id="68" w:name="_Toc1864472755"/>
+      <w:bookmarkStart w:id="69" w:name="_Toc242205652"/>
       <w:r>
         <w:rPr>
           <w:rFonts w:ascii="Times New Roman" w:eastAsia="Times New Roman" w:hAnsi="Times New Roman" w:cs="Times New Roman"/>
@@ -8206,9 +8239,9 @@
         </w:rPr>
         <w:t>Требования к эргономике и технической эстетике</w:t>
       </w:r>
-      <w:bookmarkEnd w:id="65"/>
-      <w:bookmarkEnd w:id="66"/>
       <w:bookmarkEnd w:id="67"/>
+      <w:bookmarkEnd w:id="68"/>
+      <w:bookmarkEnd w:id="69"/>
     </w:p>
     <w:p>
       <w:pPr>
@@ -8461,9 +8494,9 @@
           <w:lang w:val="ru-RU"/>
         </w:rPr>
       </w:pPr>
-      <w:bookmarkStart w:id="68" w:name="_Toc1340047683"/>
-      <w:bookmarkStart w:id="69" w:name="_Toc276548606"/>
-      <w:bookmarkStart w:id="70" w:name="_Toc242205653"/>
+      <w:bookmarkStart w:id="70" w:name="_Toc1340047683"/>
+      <w:bookmarkStart w:id="71" w:name="_Toc276548606"/>
+      <w:bookmarkStart w:id="72" w:name="_Toc242205653"/>
       <w:r>
         <w:rPr>
           <w:rFonts w:ascii="Times New Roman" w:eastAsia="Times New Roman" w:hAnsi="Times New Roman" w:cs="Times New Roman"/>
@@ -8478,9 +8511,9 @@
         </w:rPr>
         <w:t>Требования к эксплуатации, техническому обслуживанию, ремонту и хранению компонентов системы</w:t>
       </w:r>
-      <w:bookmarkEnd w:id="68"/>
-      <w:bookmarkEnd w:id="69"/>
       <w:bookmarkEnd w:id="70"/>
+      <w:bookmarkEnd w:id="71"/>
+      <w:bookmarkEnd w:id="72"/>
     </w:p>
     <w:p>
       <w:pPr>
@@ -8716,9 +8749,9 @@
           <w:lang w:val="ru-RU"/>
         </w:rPr>
       </w:pPr>
-      <w:bookmarkStart w:id="71" w:name="_Toc434978308"/>
-      <w:bookmarkStart w:id="72" w:name="_Toc823144576"/>
-      <w:bookmarkStart w:id="73" w:name="_Toc242205654"/>
+      <w:bookmarkStart w:id="73" w:name="_Toc434978308"/>
+      <w:bookmarkStart w:id="74" w:name="_Toc823144576"/>
+      <w:bookmarkStart w:id="75" w:name="_Toc242205654"/>
       <w:r>
         <w:rPr>
           <w:rFonts w:ascii="Times New Roman" w:eastAsia="Times New Roman" w:hAnsi="Times New Roman" w:cs="Times New Roman"/>
@@ -8809,9 +8842,9 @@
         </w:rPr>
         <w:t>несанкционированного доступа</w:t>
       </w:r>
-      <w:bookmarkEnd w:id="71"/>
-      <w:bookmarkEnd w:id="72"/>
       <w:bookmarkEnd w:id="73"/>
+      <w:bookmarkEnd w:id="74"/>
+      <w:bookmarkEnd w:id="75"/>
     </w:p>
     <w:p>
       <w:pPr>
@@ -8953,9 +8986,9 @@
           <w:lang w:val="ru-RU"/>
         </w:rPr>
       </w:pPr>
-      <w:bookmarkStart w:id="74" w:name="_Toc306583184"/>
-      <w:bookmarkStart w:id="75" w:name="_Toc1966548575"/>
-      <w:bookmarkStart w:id="76" w:name="_Toc242205655"/>
+      <w:bookmarkStart w:id="76" w:name="_Toc306583184"/>
+      <w:bookmarkStart w:id="77" w:name="_Toc1966548575"/>
+      <w:bookmarkStart w:id="78" w:name="_Toc242205655"/>
       <w:r>
         <w:rPr>
           <w:rFonts w:ascii="Times New Roman" w:eastAsia="Times New Roman" w:hAnsi="Times New Roman" w:cs="Times New Roman"/>
@@ -8970,9 +9003,9 @@
         </w:rPr>
         <w:t>Требования по сохранности информации при авариях</w:t>
       </w:r>
-      <w:bookmarkEnd w:id="74"/>
-      <w:bookmarkEnd w:id="75"/>
       <w:bookmarkEnd w:id="76"/>
+      <w:bookmarkEnd w:id="77"/>
+      <w:bookmarkEnd w:id="78"/>
     </w:p>
     <w:p>
       <w:pPr>
@@ -9198,9 +9231,9 @@
           <w:lang w:val="ru-RU"/>
         </w:rPr>
       </w:pPr>
-      <w:bookmarkStart w:id="77" w:name="_Toc2068005601"/>
-      <w:bookmarkStart w:id="78" w:name="_Toc11401694"/>
-      <w:bookmarkStart w:id="79" w:name="_Toc242205656"/>
+      <w:bookmarkStart w:id="79" w:name="_Toc2068005601"/>
+      <w:bookmarkStart w:id="80" w:name="_Toc11401694"/>
+      <w:bookmarkStart w:id="81" w:name="_Toc242205656"/>
       <w:r>
         <w:rPr>
           <w:rFonts w:ascii="Times New Roman" w:eastAsia="Times New Roman" w:hAnsi="Times New Roman" w:cs="Times New Roman"/>
@@ -9215,9 +9248,9 @@
         </w:rPr>
         <w:t>Требования к защите от влияния внешних воздействий</w:t>
       </w:r>
-      <w:bookmarkEnd w:id="77"/>
-      <w:bookmarkEnd w:id="78"/>
       <w:bookmarkEnd w:id="79"/>
+      <w:bookmarkEnd w:id="80"/>
+      <w:bookmarkEnd w:id="81"/>
     </w:p>
     <w:p>
       <w:pPr>
@@ -9319,8 +9352,8 @@
           <w:lang w:val="ru-RU"/>
         </w:rPr>
       </w:pPr>
-      <w:bookmarkStart w:id="80" w:name="_Toc1730367958"/>
-      <w:bookmarkStart w:id="81" w:name="_Toc526729296"/>
+      <w:bookmarkStart w:id="82" w:name="_Toc1730367958"/>
+      <w:bookmarkStart w:id="83" w:name="_Toc526729296"/>
     </w:p>
     <w:p>
       <w:pPr>
@@ -9334,7 +9367,7 @@
           <w:lang w:val="ru-RU"/>
         </w:rPr>
       </w:pPr>
-      <w:bookmarkStart w:id="82" w:name="_Toc242205657"/>
+      <w:bookmarkStart w:id="84" w:name="_Toc242205657"/>
       <w:r>
         <w:rPr>
           <w:rFonts w:ascii="Times New Roman" w:eastAsia="Times New Roman" w:hAnsi="Times New Roman" w:cs="Times New Roman"/>
@@ -9350,9 +9383,9 @@
         </w:rPr>
         <w:t>Требования к патентной чистоте</w:t>
       </w:r>
-      <w:bookmarkEnd w:id="80"/>
-      <w:bookmarkEnd w:id="81"/>
       <w:bookmarkEnd w:id="82"/>
+      <w:bookmarkEnd w:id="83"/>
+      <w:bookmarkEnd w:id="84"/>
     </w:p>
     <w:p>
       <w:pPr>
@@ -9500,9 +9533,9 @@
           <w:lang w:val="ru-RU"/>
         </w:rPr>
       </w:pPr>
-      <w:bookmarkStart w:id="83" w:name="_Toc963648664"/>
-      <w:bookmarkStart w:id="84" w:name="_Toc1820722809"/>
-      <w:bookmarkStart w:id="85" w:name="_Toc242205658"/>
+      <w:bookmarkStart w:id="85" w:name="_Toc963648664"/>
+      <w:bookmarkStart w:id="86" w:name="_Toc1820722809"/>
+      <w:bookmarkStart w:id="87" w:name="_Toc242205658"/>
       <w:r>
         <w:rPr>
           <w:rFonts w:ascii="Times New Roman" w:eastAsia="Times New Roman" w:hAnsi="Times New Roman" w:cs="Times New Roman"/>
@@ -9517,9 +9550,9 @@
         </w:rPr>
         <w:t>Требования по стандартизации и унификации</w:t>
       </w:r>
-      <w:bookmarkEnd w:id="83"/>
-      <w:bookmarkEnd w:id="84"/>
       <w:bookmarkEnd w:id="85"/>
+      <w:bookmarkEnd w:id="86"/>
+      <w:bookmarkEnd w:id="87"/>
     </w:p>
     <w:p>
       <w:pPr>
@@ -9590,9 +9623,9 @@
           <w:lang w:val="ru-RU"/>
         </w:rPr>
       </w:pPr>
-      <w:bookmarkStart w:id="86" w:name="_Toc2009450463"/>
-      <w:bookmarkStart w:id="87" w:name="_Toc1864994777"/>
-      <w:bookmarkStart w:id="88" w:name="_Toc242205659"/>
+      <w:bookmarkStart w:id="88" w:name="_Toc2009450463"/>
+      <w:bookmarkStart w:id="89" w:name="_Toc1864994777"/>
+      <w:bookmarkStart w:id="90" w:name="_Toc242205659"/>
       <w:r>
         <w:rPr>
           <w:rFonts w:ascii="Times New Roman" w:eastAsia="Times New Roman" w:hAnsi="Times New Roman" w:cs="Times New Roman"/>
@@ -9607,9 +9640,9 @@
         </w:rPr>
         <w:t>Требования к функциям (задачам), выполняемым АС</w:t>
       </w:r>
-      <w:bookmarkEnd w:id="86"/>
-      <w:bookmarkEnd w:id="87"/>
       <w:bookmarkEnd w:id="88"/>
+      <w:bookmarkEnd w:id="89"/>
+      <w:bookmarkEnd w:id="90"/>
     </w:p>
     <w:p>
       <w:pPr>
@@ -9635,9 +9668,9 @@
           <w:lang w:val="ru-RU"/>
         </w:rPr>
       </w:pPr>
-      <w:bookmarkStart w:id="89" w:name="_Toc1973123594"/>
-      <w:bookmarkStart w:id="90" w:name="_Toc629443409"/>
-      <w:bookmarkStart w:id="91" w:name="_Toc242205660"/>
+      <w:bookmarkStart w:id="91" w:name="_Toc1973123594"/>
+      <w:bookmarkStart w:id="92" w:name="_Toc629443409"/>
+      <w:bookmarkStart w:id="93" w:name="_Toc242205660"/>
       <w:r>
         <w:rPr>
           <w:rFonts w:ascii="Times New Roman" w:eastAsia="Times New Roman" w:hAnsi="Times New Roman" w:cs="Times New Roman"/>
@@ -9652,9 +9685,9 @@
         </w:rPr>
         <w:t>Перечень функций, задач или их комплексов</w:t>
       </w:r>
-      <w:bookmarkEnd w:id="89"/>
-      <w:bookmarkEnd w:id="90"/>
       <w:bookmarkEnd w:id="91"/>
+      <w:bookmarkEnd w:id="92"/>
+      <w:bookmarkEnd w:id="93"/>
     </w:p>
     <w:p>
       <w:pPr>
@@ -9793,9 +9826,9 @@
           <w:lang w:val="ru-RU"/>
         </w:rPr>
       </w:pPr>
-      <w:bookmarkStart w:id="92" w:name="_Toc1837921395"/>
-      <w:bookmarkStart w:id="93" w:name="_Toc2116872741"/>
-      <w:bookmarkStart w:id="94" w:name="_Toc242205661"/>
+      <w:bookmarkStart w:id="94" w:name="_Toc1837921395"/>
+      <w:bookmarkStart w:id="95" w:name="_Toc2116872741"/>
+      <w:bookmarkStart w:id="96" w:name="_Toc242205661"/>
       <w:r>
         <w:rPr>
           <w:rFonts w:ascii="Times New Roman" w:eastAsia="Times New Roman" w:hAnsi="Times New Roman" w:cs="Times New Roman"/>
@@ -9810,9 +9843,9 @@
         </w:rPr>
         <w:t>Требования к видам обеспечения АС</w:t>
       </w:r>
-      <w:bookmarkEnd w:id="92"/>
-      <w:bookmarkEnd w:id="93"/>
       <w:bookmarkEnd w:id="94"/>
+      <w:bookmarkEnd w:id="95"/>
+      <w:bookmarkEnd w:id="96"/>
     </w:p>
     <w:p>
       <w:pPr>
@@ -9838,9 +9871,9 @@
           <w:lang w:val="ru-RU"/>
         </w:rPr>
       </w:pPr>
-      <w:bookmarkStart w:id="95" w:name="_Toc495869366"/>
-      <w:bookmarkStart w:id="96" w:name="_Toc1701543706"/>
-      <w:bookmarkStart w:id="97" w:name="_Toc242205662"/>
+      <w:bookmarkStart w:id="97" w:name="_Toc495869366"/>
+      <w:bookmarkStart w:id="98" w:name="_Toc1701543706"/>
+      <w:bookmarkStart w:id="99" w:name="_Toc242205662"/>
       <w:r>
         <w:rPr>
           <w:rFonts w:ascii="Times New Roman" w:eastAsia="Times New Roman" w:hAnsi="Times New Roman" w:cs="Times New Roman"/>
@@ -9855,9 +9888,9 @@
         </w:rPr>
         <w:t>Требования к математическому обеспечению системы</w:t>
       </w:r>
-      <w:bookmarkEnd w:id="95"/>
-      <w:bookmarkEnd w:id="96"/>
       <w:bookmarkEnd w:id="97"/>
+      <w:bookmarkEnd w:id="98"/>
+      <w:bookmarkEnd w:id="99"/>
     </w:p>
     <w:p>
       <w:pPr>
@@ -9903,6 +9936,7 @@
         </w:rPr>
         <w:t xml:space="preserve">В системе должно быть реализовано математическое обеспечение для расчёта допустимых диапазонов взаимозависимых параметров и размещения </w:t>
       </w:r>
+      <w:commentRangeStart w:id="100"/>
       <w:r>
         <w:rPr>
           <w:rFonts w:ascii="Times New Roman" w:hAnsi="Times New Roman" w:cs="Times New Roman"/>
@@ -9913,6 +9947,18 @@
         </w:rPr>
         <w:lastRenderedPageBreak/>
         <w:t>секций модульного органайзера.</w:t>
+      </w:r>
+      <w:commentRangeEnd w:id="100"/>
+      <w:r>
+        <w:rPr>
+          <w:rStyle w:val="ab"/>
+          <w:rFonts w:ascii="Times New Roman" w:hAnsi="Times New Roman" w:cs="Times New Roman"/>
+          <w:spacing w:val="-2"/>
+          <w:sz w:val="28"/>
+          <w:szCs w:val="28"/>
+          <w:lang w:val="ru-RU"/>
+        </w:rPr>
+        <w:commentReference w:id="100"/>
       </w:r>
     </w:p>
     <w:p>
@@ -9998,6 +10044,7 @@
           <w:lang w:val="ru-RU"/>
         </w:rPr>
       </w:pPr>
+      <w:commentRangeStart w:id="101"/>
       <w:r>
         <w:rPr>
           <w:rFonts w:ascii="Times New Roman" w:hAnsi="Times New Roman" w:cs="Times New Roman"/>
@@ -10112,6 +10159,18 @@
           <w:lang w:val="ru-RU"/>
         </w:rPr>
         <w:t>.</w:t>
+      </w:r>
+      <w:commentRangeEnd w:id="101"/>
+      <w:r>
+        <w:rPr>
+          <w:rStyle w:val="ab"/>
+          <w:rFonts w:ascii="Times New Roman" w:hAnsi="Times New Roman" w:cs="Times New Roman"/>
+          <w:spacing w:val="-2"/>
+          <w:sz w:val="28"/>
+          <w:szCs w:val="28"/>
+          <w:lang w:val="ru-RU"/>
+        </w:rPr>
+        <w:commentReference w:id="101"/>
       </w:r>
     </w:p>
     <w:p>
@@ -11608,9 +11667,9 @@
           <w:lang w:val="ru-RU"/>
         </w:rPr>
       </w:pPr>
-      <w:bookmarkStart w:id="98" w:name="_Toc2040776708"/>
-      <w:bookmarkStart w:id="99" w:name="_Toc155919557"/>
-      <w:bookmarkStart w:id="100" w:name="_Toc242205663"/>
+      <w:bookmarkStart w:id="102" w:name="_Toc2040776708"/>
+      <w:bookmarkStart w:id="103" w:name="_Toc155919557"/>
+      <w:bookmarkStart w:id="104" w:name="_Toc242205663"/>
       <w:r>
         <w:rPr>
           <w:rFonts w:ascii="Times New Roman" w:eastAsia="Times New Roman" w:hAnsi="Times New Roman" w:cs="Times New Roman"/>
@@ -11625,9 +11684,9 @@
         </w:rPr>
         <w:t>Требования к информационному обеспечению системы</w:t>
       </w:r>
-      <w:bookmarkEnd w:id="98"/>
-      <w:bookmarkEnd w:id="99"/>
-      <w:bookmarkEnd w:id="100"/>
+      <w:bookmarkEnd w:id="102"/>
+      <w:bookmarkEnd w:id="103"/>
+      <w:bookmarkEnd w:id="104"/>
     </w:p>
     <w:p>
       <w:pPr>
@@ -11848,9 +11907,9 @@
           <w:lang w:val="ru-RU"/>
         </w:rPr>
       </w:pPr>
-      <w:bookmarkStart w:id="101" w:name="_Toc635769003"/>
-      <w:bookmarkStart w:id="102" w:name="_Toc126244198"/>
-      <w:bookmarkStart w:id="103" w:name="_Toc242205664"/>
+      <w:bookmarkStart w:id="105" w:name="_Toc635769003"/>
+      <w:bookmarkStart w:id="106" w:name="_Toc126244198"/>
+      <w:bookmarkStart w:id="107" w:name="_Toc242205664"/>
       <w:r>
         <w:rPr>
           <w:rFonts w:ascii="Times New Roman" w:eastAsia="Times New Roman" w:hAnsi="Times New Roman" w:cs="Times New Roman"/>
@@ -11879,9 +11938,9 @@
         </w:rPr>
         <w:t>обеспечению системы</w:t>
       </w:r>
-      <w:bookmarkEnd w:id="101"/>
-      <w:bookmarkEnd w:id="102"/>
-      <w:bookmarkEnd w:id="103"/>
+      <w:bookmarkEnd w:id="105"/>
+      <w:bookmarkEnd w:id="106"/>
+      <w:bookmarkEnd w:id="107"/>
     </w:p>
     <w:p>
       <w:pPr>
@@ -12005,14 +12064,14 @@
           <w:lang w:val="ru-RU"/>
         </w:rPr>
       </w:pPr>
-      <w:bookmarkStart w:id="104" w:name="_Toc242205665"/>
+      <w:bookmarkStart w:id="108" w:name="_Toc242205665"/>
       <w:r>
         <w:rPr>
           <w:lang w:val="ru-RU"/>
         </w:rPr>
         <w:t>3.3.4 Требования к программному обеспечению системы</w:t>
       </w:r>
-      <w:bookmarkEnd w:id="104"/>
+      <w:bookmarkEnd w:id="108"/>
     </w:p>
     <w:p>
       <w:pPr>
@@ -12532,8 +12591,8 @@
           <w:lang w:val="ru-RU"/>
         </w:rPr>
       </w:pPr>
-      <w:bookmarkStart w:id="105" w:name="_Toc2146930747"/>
-      <w:bookmarkStart w:id="106" w:name="_Toc691530595"/>
+      <w:bookmarkStart w:id="109" w:name="_Toc2146930747"/>
+      <w:bookmarkStart w:id="110" w:name="_Toc691530595"/>
     </w:p>
     <w:p>
       <w:pPr>
@@ -12586,7 +12645,7 @@
           <w:lang w:val="ru-RU"/>
         </w:rPr>
       </w:pPr>
-      <w:bookmarkStart w:id="107" w:name="_Toc242205666"/>
+      <w:bookmarkStart w:id="111" w:name="_Toc242205666"/>
       <w:r>
         <w:rPr>
           <w:rFonts w:ascii="Times New Roman" w:eastAsia="Times New Roman" w:hAnsi="Times New Roman" w:cs="Times New Roman"/>
@@ -12615,9 +12674,9 @@
         </w:rPr>
         <w:t>Требования к техническому обеспечению системы</w:t>
       </w:r>
-      <w:bookmarkEnd w:id="105"/>
-      <w:bookmarkEnd w:id="106"/>
-      <w:bookmarkEnd w:id="107"/>
+      <w:bookmarkEnd w:id="109"/>
+      <w:bookmarkEnd w:id="110"/>
+      <w:bookmarkEnd w:id="111"/>
       <w:r>
         <w:rPr>
           <w:rFonts w:ascii="Times New Roman" w:eastAsia="Times New Roman" w:hAnsi="Times New Roman" w:cs="Times New Roman"/>
@@ -12855,9 +12914,9 @@
           <w:lang w:val="ru-RU"/>
         </w:rPr>
       </w:pPr>
-      <w:bookmarkStart w:id="108" w:name="_Toc809919578"/>
-      <w:bookmarkStart w:id="109" w:name="_Toc872627478"/>
-      <w:bookmarkStart w:id="110" w:name="_Toc242205667"/>
+      <w:bookmarkStart w:id="112" w:name="_Toc809919578"/>
+      <w:bookmarkStart w:id="113" w:name="_Toc872627478"/>
+      <w:bookmarkStart w:id="114" w:name="_Toc242205667"/>
       <w:r>
         <w:rPr>
           <w:rFonts w:ascii="Times New Roman" w:eastAsia="Times New Roman" w:hAnsi="Times New Roman" w:cs="Times New Roman"/>
@@ -12886,9 +12945,9 @@
         </w:rPr>
         <w:t>Требования к метрологическому обеспечению</w:t>
       </w:r>
-      <w:bookmarkEnd w:id="108"/>
-      <w:bookmarkEnd w:id="109"/>
-      <w:bookmarkEnd w:id="110"/>
+      <w:bookmarkEnd w:id="112"/>
+      <w:bookmarkEnd w:id="113"/>
+      <w:bookmarkEnd w:id="114"/>
     </w:p>
     <w:p>
       <w:pPr>
@@ -13050,9 +13109,9 @@
           <w:lang w:val="ru-RU"/>
         </w:rPr>
       </w:pPr>
-      <w:bookmarkStart w:id="111" w:name="_Toc333196826"/>
-      <w:bookmarkStart w:id="112" w:name="_Toc1234909924"/>
-      <w:bookmarkStart w:id="113" w:name="_Toc242205668"/>
+      <w:bookmarkStart w:id="115" w:name="_Toc333196826"/>
+      <w:bookmarkStart w:id="116" w:name="_Toc1234909924"/>
+      <w:bookmarkStart w:id="117" w:name="_Toc242205668"/>
       <w:r>
         <w:rPr>
           <w:rFonts w:ascii="Times New Roman" w:eastAsia="Times New Roman" w:hAnsi="Times New Roman" w:cs="Times New Roman"/>
@@ -13081,9 +13140,9 @@
         </w:rPr>
         <w:t>Требования к организационному обеспечению</w:t>
       </w:r>
-      <w:bookmarkEnd w:id="111"/>
-      <w:bookmarkEnd w:id="112"/>
-      <w:bookmarkEnd w:id="113"/>
+      <w:bookmarkEnd w:id="115"/>
+      <w:bookmarkEnd w:id="116"/>
+      <w:bookmarkEnd w:id="117"/>
     </w:p>
     <w:p>
       <w:pPr>
@@ -13261,9 +13320,9 @@
           <w:lang w:val="ru-RU"/>
         </w:rPr>
       </w:pPr>
-      <w:bookmarkStart w:id="114" w:name="_Toc1705874461"/>
-      <w:bookmarkStart w:id="115" w:name="_Toc1896190048"/>
-      <w:bookmarkStart w:id="116" w:name="_Toc242205669"/>
+      <w:bookmarkStart w:id="118" w:name="_Toc1705874461"/>
+      <w:bookmarkStart w:id="119" w:name="_Toc1896190048"/>
+      <w:bookmarkStart w:id="120" w:name="_Toc242205669"/>
       <w:r>
         <w:rPr>
           <w:rFonts w:ascii="Times New Roman" w:eastAsia="Times New Roman" w:hAnsi="Times New Roman" w:cs="Times New Roman"/>
@@ -13293,9 +13352,9 @@
         </w:rPr>
         <w:t>Общие технические требования к АС</w:t>
       </w:r>
-      <w:bookmarkEnd w:id="114"/>
-      <w:bookmarkEnd w:id="115"/>
-      <w:bookmarkEnd w:id="116"/>
+      <w:bookmarkEnd w:id="118"/>
+      <w:bookmarkEnd w:id="119"/>
+      <w:bookmarkEnd w:id="120"/>
     </w:p>
     <w:p>
       <w:pPr>
@@ -13419,11 +13478,11 @@
           <w:lang w:val="ru-RU"/>
         </w:rPr>
       </w:pPr>
-      <w:bookmarkStart w:id="117" w:name="_Toc1996972806"/>
-      <w:bookmarkStart w:id="118" w:name="_Toc810022503"/>
-      <w:bookmarkStart w:id="119" w:name="_Toc1463271899"/>
-      <w:bookmarkStart w:id="120" w:name="_Toc1427538192"/>
-      <w:bookmarkStart w:id="121" w:name="_Toc242205670"/>
+      <w:bookmarkStart w:id="121" w:name="_Toc1996972806"/>
+      <w:bookmarkStart w:id="122" w:name="_Toc810022503"/>
+      <w:bookmarkStart w:id="123" w:name="_Toc1463271899"/>
+      <w:bookmarkStart w:id="124" w:name="_Toc1427538192"/>
+      <w:bookmarkStart w:id="125" w:name="_Toc242205670"/>
       <w:r>
         <w:rPr>
           <w:rFonts w:ascii="Times New Roman" w:eastAsia="Times New Roman" w:hAnsi="Times New Roman" w:cs="Times New Roman"/>
@@ -13432,11 +13491,11 @@
         <w:lastRenderedPageBreak/>
         <w:t>СОСТАВ И СОДЕРЖАНИЕ РАБОТ ПО СОЗДАНИЮ АВТОМАТИЗИРОВАННОЙ СИСТЕМЫ</w:t>
       </w:r>
-      <w:bookmarkEnd w:id="117"/>
-      <w:bookmarkEnd w:id="118"/>
-      <w:bookmarkEnd w:id="119"/>
-      <w:bookmarkEnd w:id="120"/>
       <w:bookmarkEnd w:id="121"/>
+      <w:bookmarkEnd w:id="122"/>
+      <w:bookmarkEnd w:id="123"/>
+      <w:bookmarkEnd w:id="124"/>
+      <w:bookmarkEnd w:id="125"/>
     </w:p>
     <w:p>
       <w:pPr>
@@ -14181,7 +14240,7 @@
                 <w:szCs w:val="28"/>
                 <w:lang w:val="ru-RU"/>
               </w:rPr>
-              <w:t xml:space="preserve">выполнени </w:t>
+              <w:t>выполнени</w:t>
             </w:r>
             <w:r>
               <w:rPr>
@@ -16108,11 +16167,11 @@
           <w:rFonts w:ascii="Times New Roman" w:hAnsi="Times New Roman" w:cs="Times New Roman"/>
         </w:rPr>
       </w:pPr>
-      <w:bookmarkStart w:id="122" w:name="_Toc1167136917"/>
-      <w:bookmarkStart w:id="123" w:name="_Toc818808633"/>
-      <w:bookmarkStart w:id="124" w:name="_Toc1229675410"/>
-      <w:bookmarkStart w:id="125" w:name="_Toc379040638"/>
-      <w:bookmarkStart w:id="126" w:name="_Toc242205671"/>
+      <w:bookmarkStart w:id="126" w:name="_Toc1167136917"/>
+      <w:bookmarkStart w:id="127" w:name="_Toc818808633"/>
+      <w:bookmarkStart w:id="128" w:name="_Toc1229675410"/>
+      <w:bookmarkStart w:id="129" w:name="_Toc379040638"/>
+      <w:bookmarkStart w:id="130" w:name="_Toc242205671"/>
       <w:r>
         <w:rPr>
           <w:rFonts w:ascii="Times New Roman" w:hAnsi="Times New Roman" w:cs="Times New Roman"/>
@@ -16120,11 +16179,11 @@
         <w:lastRenderedPageBreak/>
         <w:t>ПОРЯДОК РАЗРАБОТКИ АВТОМАТИЗИРОВАННОЙ СИСТЕМЫ</w:t>
       </w:r>
-      <w:bookmarkEnd w:id="122"/>
-      <w:bookmarkEnd w:id="123"/>
-      <w:bookmarkEnd w:id="124"/>
-      <w:bookmarkEnd w:id="125"/>
       <w:bookmarkEnd w:id="126"/>
+      <w:bookmarkEnd w:id="127"/>
+      <w:bookmarkEnd w:id="128"/>
+      <w:bookmarkEnd w:id="129"/>
+      <w:bookmarkEnd w:id="130"/>
     </w:p>
     <w:p>
       <w:pPr>
@@ -16148,9 +16207,9 @@
           <w:rFonts w:ascii="Times New Roman" w:eastAsia="Times New Roman" w:hAnsi="Times New Roman" w:cs="Times New Roman"/>
         </w:rPr>
       </w:pPr>
-      <w:bookmarkStart w:id="127" w:name="_Toc193695681"/>
-      <w:bookmarkStart w:id="128" w:name="_Toc864445712"/>
-      <w:bookmarkStart w:id="129" w:name="_Toc242205672"/>
+      <w:bookmarkStart w:id="131" w:name="_Toc193695681"/>
+      <w:bookmarkStart w:id="132" w:name="_Toc864445712"/>
+      <w:bookmarkStart w:id="133" w:name="_Toc242205672"/>
       <w:r>
         <w:rPr>
           <w:rFonts w:ascii="Times New Roman" w:eastAsia="Times New Roman" w:hAnsi="Times New Roman" w:cs="Times New Roman"/>
@@ -16170,9 +16229,9 @@
         </w:rPr>
         <w:t>Порядок организации разработки АС</w:t>
       </w:r>
-      <w:bookmarkEnd w:id="127"/>
-      <w:bookmarkEnd w:id="128"/>
-      <w:bookmarkEnd w:id="129"/>
+      <w:bookmarkEnd w:id="131"/>
+      <w:bookmarkEnd w:id="132"/>
+      <w:bookmarkEnd w:id="133"/>
     </w:p>
     <w:p>
       <w:pPr>
@@ -16223,9 +16282,9 @@
           <w:lang w:val="ru-RU"/>
         </w:rPr>
       </w:pPr>
-      <w:bookmarkStart w:id="130" w:name="_Toc517745114"/>
-      <w:bookmarkStart w:id="131" w:name="_Toc1185988664"/>
-      <w:bookmarkStart w:id="132" w:name="_Toc242205673"/>
+      <w:bookmarkStart w:id="134" w:name="_Toc517745114"/>
+      <w:bookmarkStart w:id="135" w:name="_Toc1185988664"/>
+      <w:bookmarkStart w:id="136" w:name="_Toc242205673"/>
       <w:r>
         <w:rPr>
           <w:rFonts w:ascii="Times New Roman" w:eastAsia="Times New Roman" w:hAnsi="Times New Roman" w:cs="Times New Roman"/>
@@ -16247,9 +16306,9 @@
         </w:rPr>
         <w:t>Перечень документов и исходных данных для разработки АС</w:t>
       </w:r>
-      <w:bookmarkEnd w:id="130"/>
-      <w:bookmarkEnd w:id="131"/>
-      <w:bookmarkEnd w:id="132"/>
+      <w:bookmarkEnd w:id="134"/>
+      <w:bookmarkEnd w:id="135"/>
+      <w:bookmarkEnd w:id="136"/>
     </w:p>
     <w:p>
       <w:pPr>
@@ -16555,9 +16614,9 @@
           <w:lang w:val="ru-RU"/>
         </w:rPr>
       </w:pPr>
-      <w:bookmarkStart w:id="133" w:name="_Toc561508143"/>
-      <w:bookmarkStart w:id="134" w:name="_Toc940354196"/>
-      <w:bookmarkStart w:id="135" w:name="_Toc242205674"/>
+      <w:bookmarkStart w:id="137" w:name="_Toc561508143"/>
+      <w:bookmarkStart w:id="138" w:name="_Toc940354196"/>
+      <w:bookmarkStart w:id="139" w:name="_Toc242205674"/>
       <w:r>
         <w:rPr>
           <w:rFonts w:ascii="Times New Roman" w:eastAsia="Times New Roman" w:hAnsi="Times New Roman" w:cs="Times New Roman"/>
@@ -16593,9 +16652,9 @@
         </w:rPr>
         <w:t>этапов работ</w:t>
       </w:r>
-      <w:bookmarkEnd w:id="133"/>
-      <w:bookmarkEnd w:id="134"/>
-      <w:bookmarkEnd w:id="135"/>
+      <w:bookmarkEnd w:id="137"/>
+      <w:bookmarkEnd w:id="138"/>
+      <w:bookmarkEnd w:id="139"/>
     </w:p>
     <w:p>
       <w:pPr>
@@ -16772,6 +16831,7 @@
           <w:szCs w:val="28"/>
         </w:rPr>
       </w:pPr>
+      <w:commentRangeStart w:id="140"/>
       <w:r>
         <w:rPr>
           <w:spacing w:val="-6"/>
@@ -16780,6 +16840,16 @@
         </w:rPr>
         <w:lastRenderedPageBreak/>
         <w:t>Указанные результаты предоставляются в соответствии с этапами и сроками, установленными в таблице 4.1. По результатам приёмочных испытаний дополнительно оформляется протокол в соответствии с пунктом 6.2.</w:t>
+      </w:r>
+      <w:commentRangeEnd w:id="140"/>
+      <w:r>
+        <w:rPr>
+          <w:rStyle w:val="ab"/>
+          <w:spacing w:val="-6"/>
+          <w:sz w:val="28"/>
+          <w:szCs w:val="28"/>
+        </w:rPr>
+        <w:commentReference w:id="140"/>
       </w:r>
     </w:p>
     <w:p/>
@@ -16823,11 +16893,11 @@
           <w:lang w:val="ru-RU"/>
         </w:rPr>
       </w:pPr>
-      <w:bookmarkStart w:id="136" w:name="_Toc1593689414"/>
-      <w:bookmarkStart w:id="137" w:name="_Toc1786079946"/>
-      <w:bookmarkStart w:id="138" w:name="_Toc1220850203"/>
-      <w:bookmarkStart w:id="139" w:name="_Toc598630463"/>
-      <w:bookmarkStart w:id="140" w:name="_Toc242205675"/>
+      <w:bookmarkStart w:id="141" w:name="_Toc1593689414"/>
+      <w:bookmarkStart w:id="142" w:name="_Toc1786079946"/>
+      <w:bookmarkStart w:id="143" w:name="_Toc1220850203"/>
+      <w:bookmarkStart w:id="144" w:name="_Toc598630463"/>
+      <w:bookmarkStart w:id="145" w:name="_Toc242205675"/>
       <w:r>
         <w:rPr>
           <w:rFonts w:ascii="Times New Roman" w:eastAsia="Times New Roman" w:hAnsi="Times New Roman" w:cs="Times New Roman"/>
@@ -16843,8 +16913,8 @@
         </w:rPr>
         <w:t xml:space="preserve"> </w:t>
       </w:r>
-      <w:bookmarkEnd w:id="136"/>
-      <w:bookmarkEnd w:id="137"/>
+      <w:bookmarkEnd w:id="141"/>
+      <w:bookmarkEnd w:id="142"/>
       <w:r>
         <w:rPr>
           <w:rFonts w:ascii="Times New Roman" w:eastAsia="Times New Roman" w:hAnsi="Times New Roman" w:cs="Times New Roman"/>
@@ -16852,9 +16922,9 @@
         </w:rPr>
         <w:t>СИСТЕМЫ</w:t>
       </w:r>
-      <w:bookmarkEnd w:id="138"/>
-      <w:bookmarkEnd w:id="139"/>
-      <w:bookmarkEnd w:id="140"/>
+      <w:bookmarkEnd w:id="143"/>
+      <w:bookmarkEnd w:id="144"/>
+      <w:bookmarkEnd w:id="145"/>
     </w:p>
     <w:p>
       <w:pPr>
@@ -16880,9 +16950,9 @@
           <w:lang w:val="ru-RU"/>
         </w:rPr>
       </w:pPr>
-      <w:bookmarkStart w:id="141" w:name="_Toc1588649713"/>
-      <w:bookmarkStart w:id="142" w:name="_Toc312134289"/>
-      <w:bookmarkStart w:id="143" w:name="_Toc242205676"/>
+      <w:bookmarkStart w:id="146" w:name="_Toc1588649713"/>
+      <w:bookmarkStart w:id="147" w:name="_Toc312134289"/>
+      <w:bookmarkStart w:id="148" w:name="_Toc242205676"/>
       <w:r>
         <w:rPr>
           <w:rFonts w:ascii="Times New Roman" w:eastAsia="Times New Roman" w:hAnsi="Times New Roman" w:cs="Times New Roman"/>
@@ -16904,9 +16974,9 @@
         </w:rPr>
         <w:t>Виды, состав и методы испытаний АС и ее составных частей</w:t>
       </w:r>
-      <w:bookmarkEnd w:id="141"/>
-      <w:bookmarkEnd w:id="142"/>
-      <w:bookmarkEnd w:id="143"/>
+      <w:bookmarkEnd w:id="146"/>
+      <w:bookmarkEnd w:id="147"/>
+      <w:bookmarkEnd w:id="148"/>
     </w:p>
     <w:p>
       <w:pPr>
@@ -17617,9 +17687,9 @@
           <w:lang w:val="ru-RU"/>
         </w:rPr>
       </w:pPr>
-      <w:bookmarkStart w:id="144" w:name="_Toc435268854"/>
-      <w:bookmarkStart w:id="145" w:name="_Toc1642355950"/>
-      <w:bookmarkStart w:id="146" w:name="_Toc242205677"/>
+      <w:bookmarkStart w:id="149" w:name="_Toc435268854"/>
+      <w:bookmarkStart w:id="150" w:name="_Toc1642355950"/>
+      <w:bookmarkStart w:id="151" w:name="_Toc242205677"/>
       <w:r>
         <w:rPr>
           <w:rFonts w:ascii="Times New Roman" w:eastAsia="Times New Roman" w:hAnsi="Times New Roman" w:cs="Times New Roman"/>
@@ -17641,9 +17711,9 @@
         </w:rPr>
         <w:t>Общие требования к приёмке работ по стадиям</w:t>
       </w:r>
-      <w:bookmarkEnd w:id="144"/>
-      <w:bookmarkEnd w:id="145"/>
-      <w:bookmarkEnd w:id="146"/>
+      <w:bookmarkEnd w:id="149"/>
+      <w:bookmarkEnd w:id="150"/>
+      <w:bookmarkEnd w:id="151"/>
     </w:p>
     <w:p>
       <w:pPr>
@@ -17818,11 +17888,11 @@
           <w:rFonts w:ascii="Times New Roman" w:eastAsia="Times New Roman" w:hAnsi="Times New Roman" w:cs="Times New Roman"/>
         </w:rPr>
       </w:pPr>
-      <w:bookmarkStart w:id="147" w:name="_Toc1119843407"/>
-      <w:bookmarkStart w:id="148" w:name="_Toc1758593065"/>
-      <w:bookmarkStart w:id="149" w:name="_Toc1872028045"/>
-      <w:bookmarkStart w:id="150" w:name="_Toc1534696623"/>
-      <w:bookmarkStart w:id="151" w:name="_Toc242205678"/>
+      <w:bookmarkStart w:id="152" w:name="_Toc1119843407"/>
+      <w:bookmarkStart w:id="153" w:name="_Toc1758593065"/>
+      <w:bookmarkStart w:id="154" w:name="_Toc1872028045"/>
+      <w:bookmarkStart w:id="155" w:name="_Toc1534696623"/>
+      <w:bookmarkStart w:id="156" w:name="_Toc242205678"/>
       <w:r>
         <w:rPr>
           <w:rFonts w:ascii="Times New Roman" w:eastAsia="Times New Roman" w:hAnsi="Times New Roman" w:cs="Times New Roman"/>
@@ -17830,11 +17900,11 @@
         <w:lastRenderedPageBreak/>
         <w:t>ТРЕБОВАНИЯ К ДОКУМЕНТИРОВАНИЮ</w:t>
       </w:r>
-      <w:bookmarkEnd w:id="147"/>
-      <w:bookmarkEnd w:id="148"/>
-      <w:bookmarkEnd w:id="149"/>
-      <w:bookmarkEnd w:id="150"/>
-      <w:bookmarkEnd w:id="151"/>
+      <w:bookmarkEnd w:id="152"/>
+      <w:bookmarkEnd w:id="153"/>
+      <w:bookmarkEnd w:id="154"/>
+      <w:bookmarkEnd w:id="155"/>
+      <w:bookmarkEnd w:id="156"/>
     </w:p>
     <w:p>
       <w:pPr>
@@ -17868,9 +17938,9 @@
           <w:lang w:val="ru-RU"/>
         </w:rPr>
       </w:pPr>
-      <w:commentRangeStart w:id="152"/>
-      <w:commentRangeStart w:id="153"/>
-      <w:commentRangeStart w:id="154"/>
+      <w:commentRangeStart w:id="157"/>
+      <w:commentRangeStart w:id="158"/>
+      <w:commentRangeStart w:id="159"/>
       <w:r>
         <w:rPr>
           <w:rFonts w:ascii="Times New Roman" w:eastAsia="Times New Roman" w:hAnsi="Times New Roman" w:cs="Times New Roman"/>
@@ -17968,7 +18038,7 @@
         </w:rPr>
         <w:t>электронном виде на русском языке. Вспомогательная документация (не указанная в качестве непосредственного результата работ) также передаётся только в электронном виде.</w:t>
       </w:r>
-      <w:commentRangeEnd w:id="152"/>
+      <w:commentRangeEnd w:id="157"/>
       <w:r>
         <w:rPr>
           <w:rStyle w:val="ab"/>
@@ -17977,9 +18047,9 @@
           <w:szCs w:val="28"/>
           <w:lang w:val="ru-RU"/>
         </w:rPr>
-        <w:commentReference w:id="152"/>
-      </w:r>
-      <w:commentRangeEnd w:id="153"/>
+        <w:commentReference w:id="157"/>
+      </w:r>
+      <w:commentRangeEnd w:id="158"/>
       <w:r>
         <w:rPr>
           <w:rStyle w:val="ab"/>
@@ -17988,9 +18058,9 @@
           <w:szCs w:val="28"/>
           <w:lang w:val="ru-RU"/>
         </w:rPr>
-        <w:commentReference w:id="153"/>
-      </w:r>
-      <w:commentRangeEnd w:id="154"/>
+        <w:commentReference w:id="158"/>
+      </w:r>
+      <w:commentRangeEnd w:id="159"/>
       <w:r>
         <w:rPr>
           <w:rStyle w:val="ab"/>
@@ -17999,7 +18069,7 @@
           <w:szCs w:val="28"/>
           <w:lang w:val="ru-RU"/>
         </w:rPr>
-        <w:commentReference w:id="154"/>
+        <w:commentReference w:id="159"/>
       </w:r>
     </w:p>
     <w:p>
@@ -18023,9 +18093,9 @@
           <w:lang w:val="ru-RU"/>
         </w:rPr>
       </w:pPr>
-      <w:bookmarkStart w:id="155" w:name="_Toc1213080596"/>
-      <w:bookmarkStart w:id="156" w:name="_Toc1797061805"/>
-      <w:bookmarkStart w:id="157" w:name="_Toc242205679"/>
+      <w:bookmarkStart w:id="160" w:name="_Toc1213080596"/>
+      <w:bookmarkStart w:id="161" w:name="_Toc1797061805"/>
+      <w:bookmarkStart w:id="162" w:name="_Toc242205679"/>
       <w:r>
         <w:rPr>
           <w:rFonts w:ascii="Times New Roman" w:eastAsia="Times New Roman" w:hAnsi="Times New Roman" w:cs="Times New Roman"/>
@@ -18047,9 +18117,9 @@
         </w:rPr>
         <w:t>Перечень подлежащих разработке документов</w:t>
       </w:r>
-      <w:bookmarkEnd w:id="155"/>
-      <w:bookmarkEnd w:id="156"/>
-      <w:bookmarkEnd w:id="157"/>
+      <w:bookmarkEnd w:id="160"/>
+      <w:bookmarkEnd w:id="161"/>
+      <w:bookmarkEnd w:id="162"/>
     </w:p>
     <w:p>
       <w:pPr>
@@ -18117,9 +18187,9 @@
           <w:lang w:val="ru-RU"/>
         </w:rPr>
       </w:pPr>
-      <w:bookmarkStart w:id="158" w:name="_Toc1999177376"/>
-      <w:bookmarkStart w:id="159" w:name="_Toc1931033653"/>
-      <w:bookmarkStart w:id="160" w:name="_Toc242205680"/>
+      <w:bookmarkStart w:id="163" w:name="_Toc1999177376"/>
+      <w:bookmarkStart w:id="164" w:name="_Toc1931033653"/>
+      <w:bookmarkStart w:id="165" w:name="_Toc242205680"/>
       <w:r>
         <w:rPr>
           <w:rFonts w:ascii="Times New Roman" w:eastAsia="Times New Roman" w:hAnsi="Times New Roman" w:cs="Times New Roman"/>
@@ -18141,9 +18211,9 @@
         </w:rPr>
         <w:t>Вид представления и количество документов</w:t>
       </w:r>
-      <w:bookmarkEnd w:id="158"/>
-      <w:bookmarkEnd w:id="159"/>
-      <w:bookmarkEnd w:id="160"/>
+      <w:bookmarkEnd w:id="163"/>
+      <w:bookmarkEnd w:id="164"/>
+      <w:bookmarkEnd w:id="165"/>
     </w:p>
     <w:p>
       <w:pPr>
@@ -18446,9 +18516,9 @@
           <w:lang w:val="ru-RU"/>
         </w:rPr>
       </w:pPr>
-      <w:bookmarkStart w:id="161" w:name="_Toc1512644289"/>
-      <w:bookmarkStart w:id="162" w:name="_Toc1016861142"/>
-      <w:bookmarkStart w:id="163" w:name="_Toc242205681"/>
+      <w:bookmarkStart w:id="166" w:name="_Toc1512644289"/>
+      <w:bookmarkStart w:id="167" w:name="_Toc1016861142"/>
+      <w:bookmarkStart w:id="168" w:name="_Toc242205681"/>
       <w:r>
         <w:rPr>
           <w:rFonts w:ascii="Times New Roman" w:eastAsia="Times New Roman" w:hAnsi="Times New Roman" w:cs="Times New Roman"/>
@@ -18485,9 +18555,9 @@
         </w:rPr>
         <w:t>документов</w:t>
       </w:r>
-      <w:bookmarkEnd w:id="161"/>
-      <w:bookmarkEnd w:id="162"/>
-      <w:bookmarkEnd w:id="163"/>
+      <w:bookmarkEnd w:id="166"/>
+      <w:bookmarkEnd w:id="167"/>
+      <w:bookmarkEnd w:id="168"/>
     </w:p>
     <w:p>
       <w:pPr>
@@ -19661,11 +19731,11 @@
           <w:rFonts w:ascii="Times New Roman" w:eastAsia="Times New Roman" w:hAnsi="Times New Roman" w:cs="Times New Roman"/>
         </w:rPr>
       </w:pPr>
-      <w:bookmarkStart w:id="164" w:name="_Toc1131095724"/>
-      <w:bookmarkStart w:id="165" w:name="_Toc1024535300"/>
-      <w:bookmarkStart w:id="166" w:name="_Toc2028251709"/>
-      <w:bookmarkStart w:id="167" w:name="_Toc193394745"/>
-      <w:bookmarkStart w:id="168" w:name="_Toc242205682"/>
+      <w:bookmarkStart w:id="169" w:name="_Toc1131095724"/>
+      <w:bookmarkStart w:id="170" w:name="_Toc1024535300"/>
+      <w:bookmarkStart w:id="171" w:name="_Toc2028251709"/>
+      <w:bookmarkStart w:id="172" w:name="_Toc193394745"/>
+      <w:bookmarkStart w:id="173" w:name="_Toc242205682"/>
       <w:r>
         <w:rPr>
           <w:rFonts w:ascii="Times New Roman" w:eastAsia="Times New Roman" w:hAnsi="Times New Roman" w:cs="Times New Roman"/>
@@ -19673,11 +19743,11 @@
         <w:lastRenderedPageBreak/>
         <w:t>ИСТОЧНИКИ РАЗРАБОТКИ</w:t>
       </w:r>
-      <w:bookmarkEnd w:id="164"/>
-      <w:bookmarkEnd w:id="165"/>
-      <w:bookmarkEnd w:id="166"/>
-      <w:bookmarkEnd w:id="167"/>
-      <w:bookmarkEnd w:id="168"/>
+      <w:bookmarkEnd w:id="169"/>
+      <w:bookmarkEnd w:id="170"/>
+      <w:bookmarkEnd w:id="171"/>
+      <w:bookmarkEnd w:id="172"/>
+      <w:bookmarkEnd w:id="173"/>
     </w:p>
     <w:p>
       <w:pPr>
@@ -20463,8 +20533,8 @@
           <w:lang w:val="ru-RU"/>
         </w:rPr>
       </w:pPr>
-      <w:bookmarkStart w:id="169" w:name="_bookmark18"/>
-      <w:bookmarkEnd w:id="169"/>
+      <w:bookmarkStart w:id="174" w:name="_bookmark18"/>
+      <w:bookmarkEnd w:id="174"/>
     </w:p>
     <w:sectPr>
       <w:headerReference w:type="default" r:id="rId46"/>
@@ -21259,7 +21329,7 @@
       </w:r>
     </w:p>
   </w:comment>
-  <w:comment w:id="152" w:author="Kalentyev Alexey" w:date="2026-09-16T11:11:00Z" w:initials="KA">
+  <w:comment w:id="53" w:author="Kalentyev Alexey" w:date="2026-10-07T10:04:00Z" w:initials="KA">
     <w:p>
       <w:pPr>
         <w:pStyle w:val="ac"/>
@@ -21271,11 +21341,823 @@
         <w:annotationRef/>
       </w:r>
       <w:r>
+        <w:rPr>
+          <w:lang w:val="ru-RU"/>
+        </w:rPr>
+        <w:t>Уберите</w:t>
+      </w:r>
+      <w:r>
+        <w:t xml:space="preserve"> </w:t>
+      </w:r>
+      <w:r>
+        <w:rPr>
+          <w:lang w:val="ru-RU"/>
+        </w:rPr>
+        <w:t>название</w:t>
+      </w:r>
+      <w:r>
+        <w:t xml:space="preserve"> </w:t>
+      </w:r>
+      <w:r>
+        <w:rPr>
+          <w:lang w:val="ru-RU"/>
+        </w:rPr>
+        <w:t>класса</w:t>
+      </w:r>
+      <w:r>
+        <w:t xml:space="preserve"> </w:t>
+      </w:r>
+      <w:r>
+        <w:rPr>
+          <w:lang w:val="ru-RU"/>
+        </w:rPr>
+        <w:t>TextBox</w:t>
+      </w:r>
+      <w:r>
+        <w:t xml:space="preserve">. </w:t>
+      </w:r>
+      <w:r>
+        <w:rPr>
+          <w:lang w:val="ru-RU"/>
+        </w:rPr>
+        <w:t>Сохраните</w:t>
+      </w:r>
+      <w:r>
+        <w:t xml:space="preserve"> </w:t>
+      </w:r>
+      <w:r>
+        <w:rPr>
+          <w:lang w:val="ru-RU"/>
+        </w:rPr>
+        <w:t>функциональное</w:t>
+      </w:r>
+      <w:r>
+        <w:t xml:space="preserve"> </w:t>
+      </w:r>
+      <w:r>
+        <w:rPr>
+          <w:lang w:val="ru-RU"/>
+        </w:rPr>
+        <w:t>требование</w:t>
+      </w:r>
+      <w:r>
+        <w:t xml:space="preserve"> </w:t>
+      </w:r>
+      <w:r>
+        <w:rPr>
+          <w:lang w:val="ru-RU"/>
+        </w:rPr>
+        <w:t>о</w:t>
+      </w:r>
+      <w:r>
+        <w:t xml:space="preserve"> </w:t>
+      </w:r>
+      <w:r>
+        <w:rPr>
+          <w:lang w:val="ru-RU"/>
+        </w:rPr>
+        <w:t>независимом</w:t>
+      </w:r>
+      <w:r>
+        <w:t xml:space="preserve"> </w:t>
+      </w:r>
+      <w:r>
+        <w:rPr>
+          <w:lang w:val="ru-RU"/>
+        </w:rPr>
+        <w:t>вводе</w:t>
+      </w:r>
+      <w:r>
+        <w:t xml:space="preserve"> L </w:t>
+      </w:r>
+      <w:r>
+        <w:rPr>
+          <w:lang w:val="ru-RU"/>
+        </w:rPr>
+        <w:t>и</w:t>
+      </w:r>
+      <w:r>
+        <w:t xml:space="preserve"> S, </w:t>
+      </w:r>
+      <w:r>
+        <w:rPr>
+          <w:lang w:val="ru-RU"/>
+        </w:rPr>
+        <w:t>взаимном</w:t>
+      </w:r>
+      <w:r>
+        <w:t xml:space="preserve"> </w:t>
+      </w:r>
+      <w:r>
+        <w:rPr>
+          <w:lang w:val="ru-RU"/>
+        </w:rPr>
+        <w:t>пересчёте</w:t>
+      </w:r>
+      <w:r>
+        <w:t xml:space="preserve"> </w:t>
+      </w:r>
+      <w:r>
+        <w:rPr>
+          <w:lang w:val="ru-RU"/>
+        </w:rPr>
+        <w:t>допустимых</w:t>
+      </w:r>
+      <w:r>
+        <w:t xml:space="preserve"> </w:t>
+      </w:r>
+      <w:r>
+        <w:rPr>
+          <w:lang w:val="ru-RU"/>
+        </w:rPr>
+        <w:t>диапазонов</w:t>
+      </w:r>
+      <w:r>
+        <w:t xml:space="preserve"> </w:t>
+      </w:r>
+      <w:r>
+        <w:rPr>
+          <w:lang w:val="ru-RU"/>
+        </w:rPr>
+        <w:t>и</w:t>
+      </w:r>
+      <w:r>
+        <w:t xml:space="preserve"> </w:t>
+      </w:r>
+      <w:r>
+        <w:rPr>
+          <w:lang w:val="ru-RU"/>
+        </w:rPr>
+        <w:t>проверке</w:t>
+      </w:r>
+      <w:r>
+        <w:t xml:space="preserve"> </w:t>
+      </w:r>
+      <w:r>
+        <w:rPr>
+          <w:lang w:val="ru-RU"/>
+        </w:rPr>
+        <w:t>значений</w:t>
+      </w:r>
+      <w:r>
+        <w:t>.</w:t>
+      </w:r>
+    </w:p>
+  </w:comment>
+  <w:comment w:id="60" w:author="Kalentyev Alexey" w:date="2026-10-07T10:06:00Z" w:initials="KA">
+    <w:p>
+      <w:pPr>
+        <w:pStyle w:val="ac"/>
+      </w:pPr>
+      <w:r>
+        <w:rPr>
+          <w:rStyle w:val="ab"/>
+        </w:rPr>
+        <w:annotationRef/>
+      </w:r>
+      <w:r>
+        <w:rPr>
+          <w:lang w:val="ru-RU"/>
+        </w:rPr>
+        <w:t>Уберите</w:t>
+      </w:r>
+      <w:r>
+        <w:t xml:space="preserve"> </w:t>
+      </w:r>
+      <w:r>
+        <w:rPr>
+          <w:lang w:val="ru-RU"/>
+        </w:rPr>
+        <w:t>подчёркивание</w:t>
+      </w:r>
+      <w:r>
+        <w:t xml:space="preserve"> </w:t>
+      </w:r>
+      <w:r>
+        <w:rPr>
+          <w:lang w:val="ru-RU"/>
+        </w:rPr>
+        <w:t>слова</w:t>
+      </w:r>
+      <w:r>
+        <w:t xml:space="preserve"> </w:t>
+      </w:r>
+      <w:r>
+        <w:rPr>
+          <w:lang w:val="ru-RU"/>
+        </w:rPr>
+        <w:t>«одной»</w:t>
+      </w:r>
+      <w:r>
+        <w:t xml:space="preserve">. </w:t>
+      </w:r>
+      <w:r>
+        <w:rPr>
+          <w:lang w:val="ru-RU"/>
+        </w:rPr>
+        <w:t>При</w:t>
+      </w:r>
+      <w:r>
+        <w:t xml:space="preserve"> </w:t>
+      </w:r>
+      <w:r>
+        <w:rPr>
+          <w:lang w:val="ru-RU"/>
+        </w:rPr>
+        <w:t>необходимости</w:t>
+      </w:r>
+      <w:r>
+        <w:t xml:space="preserve"> </w:t>
+      </w:r>
+      <w:r>
+        <w:rPr>
+          <w:lang w:val="ru-RU"/>
+        </w:rPr>
+        <w:t>выделения</w:t>
+      </w:r>
+      <w:r>
+        <w:t xml:space="preserve"> </w:t>
+      </w:r>
+      <w:r>
+        <w:rPr>
+          <w:lang w:val="ru-RU"/>
+        </w:rPr>
+        <w:t>используйте</w:t>
+      </w:r>
+      <w:r>
+        <w:t xml:space="preserve"> </w:t>
+      </w:r>
+      <w:r>
+        <w:rPr>
+          <w:lang w:val="ru-RU"/>
+        </w:rPr>
+        <w:t>допустимое</w:t>
+      </w:r>
+      <w:r>
+        <w:t xml:space="preserve"> </w:t>
+      </w:r>
+      <w:r>
+        <w:rPr>
+          <w:lang w:val="ru-RU"/>
+        </w:rPr>
+        <w:t>начертание</w:t>
+      </w:r>
+      <w:r>
+        <w:t xml:space="preserve"> </w:t>
+      </w:r>
+      <w:r>
+        <w:rPr>
+          <w:lang w:val="ru-RU"/>
+        </w:rPr>
+        <w:t>шрифта</w:t>
+      </w:r>
+      <w:r>
+        <w:t>.</w:t>
+      </w:r>
+    </w:p>
+  </w:comment>
+  <w:comment w:id="100" w:author="Kalentyev Alexey" w:date="2026-10-07T10:05:00Z" w:initials="KA">
+    <w:p>
+      <w:pPr>
+        <w:pStyle w:val="ac"/>
+      </w:pPr>
+      <w:r>
+        <w:rPr>
+          <w:rStyle w:val="ab"/>
+        </w:rPr>
+        <w:annotationRef/>
+      </w:r>
+      <w:r>
+        <w:rPr>
+          <w:lang w:val="ru-RU"/>
+        </w:rPr>
+        <w:t>Устраните</w:t>
+      </w:r>
+      <w:r>
+        <w:t xml:space="preserve"> </w:t>
+      </w:r>
+      <w:r>
+        <w:rPr>
+          <w:lang w:val="ru-RU"/>
+        </w:rPr>
+        <w:t>висячую</w:t>
+      </w:r>
+      <w:r>
+        <w:t xml:space="preserve"> </w:t>
+      </w:r>
+      <w:r>
+        <w:rPr>
+          <w:lang w:val="ru-RU"/>
+        </w:rPr>
+        <w:t>строку</w:t>
+      </w:r>
+      <w:r>
+        <w:t xml:space="preserve"> </w:t>
+      </w:r>
+      <w:r>
+        <w:rPr>
+          <w:lang w:val="ru-RU"/>
+        </w:rPr>
+        <w:t>«секций</w:t>
+      </w:r>
+      <w:r>
+        <w:t xml:space="preserve"> </w:t>
+      </w:r>
+      <w:r>
+        <w:rPr>
+          <w:lang w:val="ru-RU"/>
+        </w:rPr>
+        <w:t>модульного</w:t>
+      </w:r>
+      <w:r>
+        <w:t xml:space="preserve"> </w:t>
+      </w:r>
+      <w:r>
+        <w:rPr>
+          <w:lang w:val="ru-RU"/>
+        </w:rPr>
+        <w:t>органайзера</w:t>
+      </w:r>
+      <w:r>
+        <w:t>.</w:t>
+      </w:r>
+      <w:r>
+        <w:rPr>
+          <w:lang w:val="ru-RU"/>
+        </w:rPr>
+        <w:t>»</w:t>
+      </w:r>
+      <w:r>
+        <w:t xml:space="preserve"> </w:t>
+      </w:r>
+      <w:r>
+        <w:rPr>
+          <w:lang w:val="ru-RU"/>
+        </w:rPr>
+        <w:t>в</w:t>
+      </w:r>
+      <w:r>
+        <w:t xml:space="preserve"> </w:t>
+      </w:r>
+      <w:r>
+        <w:rPr>
+          <w:lang w:val="ru-RU"/>
+        </w:rPr>
+        <w:t>начале</w:t>
+      </w:r>
+      <w:r>
+        <w:t xml:space="preserve"> </w:t>
+      </w:r>
+      <w:r>
+        <w:rPr>
+          <w:lang w:val="ru-RU"/>
+        </w:rPr>
+        <w:t>с</w:t>
+      </w:r>
+      <w:r>
+        <w:t xml:space="preserve">. 13. </w:t>
+      </w:r>
+      <w:r>
+        <w:rPr>
+          <w:lang w:val="ru-RU"/>
+        </w:rPr>
+        <w:t>Переверстайте</w:t>
+      </w:r>
+      <w:r>
+        <w:t xml:space="preserve"> </w:t>
+      </w:r>
+      <w:r>
+        <w:rPr>
+          <w:lang w:val="ru-RU"/>
+        </w:rPr>
+        <w:t>первый</w:t>
+      </w:r>
+      <w:r>
+        <w:t xml:space="preserve"> </w:t>
+      </w:r>
+      <w:r>
+        <w:rPr>
+          <w:lang w:val="ru-RU"/>
+        </w:rPr>
+        <w:t>абзац</w:t>
+      </w:r>
+      <w:r>
+        <w:t xml:space="preserve"> </w:t>
+      </w:r>
+      <w:r>
+        <w:rPr>
+          <w:lang w:val="ru-RU"/>
+        </w:rPr>
+        <w:t>п</w:t>
+      </w:r>
+      <w:r>
+        <w:t xml:space="preserve">. 3.3.1, </w:t>
+      </w:r>
+      <w:r>
+        <w:rPr>
+          <w:lang w:val="ru-RU"/>
+        </w:rPr>
+        <w:t>сохранив</w:t>
+      </w:r>
+      <w:r>
+        <w:t xml:space="preserve"> </w:t>
+      </w:r>
+      <w:r>
+        <w:rPr>
+          <w:lang w:val="ru-RU"/>
+        </w:rPr>
+        <w:t>связь</w:t>
+      </w:r>
+      <w:r>
+        <w:t xml:space="preserve"> </w:t>
+      </w:r>
+      <w:r>
+        <w:rPr>
+          <w:lang w:val="ru-RU"/>
+        </w:rPr>
+        <w:t>заголовка</w:t>
+      </w:r>
+      <w:r>
+        <w:t xml:space="preserve"> </w:t>
+      </w:r>
+      <w:r>
+        <w:rPr>
+          <w:lang w:val="ru-RU"/>
+        </w:rPr>
+        <w:t>с</w:t>
+      </w:r>
+      <w:r>
+        <w:t xml:space="preserve"> </w:t>
+      </w:r>
+      <w:r>
+        <w:rPr>
+          <w:lang w:val="ru-RU"/>
+        </w:rPr>
+        <w:t>началом</w:t>
+      </w:r>
+      <w:r>
+        <w:t xml:space="preserve"> </w:t>
+      </w:r>
+      <w:r>
+        <w:rPr>
+          <w:lang w:val="ru-RU"/>
+        </w:rPr>
+        <w:t>текста</w:t>
+      </w:r>
+      <w:r>
+        <w:t>.</w:t>
+      </w:r>
+    </w:p>
+  </w:comment>
+  <w:comment w:id="101" w:author="Kalentyev Alexey" w:date="2026-10-07T10:06:00Z" w:initials="KA">
+    <w:p>
+      <w:pPr>
+        <w:pStyle w:val="ac"/>
+      </w:pPr>
+      <w:r>
+        <w:rPr>
+          <w:rStyle w:val="ab"/>
+        </w:rPr>
+        <w:annotationRef/>
+      </w:r>
+      <w:r>
+        <w:rPr>
+          <w:lang w:val="ru-RU"/>
+        </w:rPr>
+        <w:t>Оформите</w:t>
+      </w:r>
+      <w:r>
+        <w:t xml:space="preserve"> </w:t>
+      </w:r>
+      <w:r>
+        <w:rPr>
+          <w:lang w:val="ru-RU"/>
+        </w:rPr>
+        <w:t>расчётные</w:t>
+      </w:r>
+      <w:r>
+        <w:t xml:space="preserve"> </w:t>
+      </w:r>
+      <w:r>
+        <w:rPr>
+          <w:lang w:val="ru-RU"/>
+        </w:rPr>
+        <w:t>выражения</w:t>
+      </w:r>
+      <w:r>
+        <w:t xml:space="preserve"> </w:t>
+      </w:r>
+      <w:r>
+        <w:rPr>
+          <w:lang w:val="ru-RU"/>
+        </w:rPr>
+        <w:t>в</w:t>
+      </w:r>
+      <w:r>
+        <w:t xml:space="preserve"> </w:t>
+      </w:r>
+      <w:r>
+        <w:rPr>
+          <w:lang w:val="ru-RU"/>
+        </w:rPr>
+        <w:t>редакторе</w:t>
+      </w:r>
+      <w:r>
+        <w:t xml:space="preserve"> </w:t>
+      </w:r>
+      <w:r>
+        <w:rPr>
+          <w:lang w:val="ru-RU"/>
+        </w:rPr>
+        <w:t>формул</w:t>
+      </w:r>
+      <w:r>
+        <w:t xml:space="preserve">. </w:t>
+      </w:r>
+      <w:r>
+        <w:rPr>
+          <w:lang w:val="ru-RU"/>
+        </w:rPr>
+        <w:t>Пронумеруйте</w:t>
+      </w:r>
+      <w:r>
+        <w:t xml:space="preserve"> </w:t>
+      </w:r>
+      <w:r>
+        <w:rPr>
+          <w:lang w:val="ru-RU"/>
+        </w:rPr>
+        <w:t>формулы</w:t>
+      </w:r>
+      <w:r>
+        <w:t xml:space="preserve">, </w:t>
+      </w:r>
+      <w:r>
+        <w:rPr>
+          <w:lang w:val="ru-RU"/>
+        </w:rPr>
+        <w:t>на</w:t>
+      </w:r>
+      <w:r>
+        <w:t xml:space="preserve"> </w:t>
+      </w:r>
+      <w:r>
+        <w:rPr>
+          <w:lang w:val="ru-RU"/>
+        </w:rPr>
+        <w:t>которые</w:t>
+      </w:r>
+      <w:r>
+        <w:t xml:space="preserve"> </w:t>
+      </w:r>
+      <w:r>
+        <w:rPr>
+          <w:lang w:val="ru-RU"/>
+        </w:rPr>
+        <w:t>ссылаетесь</w:t>
+      </w:r>
+      <w:r>
+        <w:t xml:space="preserve"> </w:t>
+      </w:r>
+      <w:r>
+        <w:rPr>
+          <w:lang w:val="ru-RU"/>
+        </w:rPr>
+        <w:t>в</w:t>
+      </w:r>
+      <w:r>
+        <w:t xml:space="preserve"> </w:t>
+      </w:r>
+      <w:r>
+        <w:rPr>
+          <w:lang w:val="ru-RU"/>
+        </w:rPr>
+        <w:t>п</w:t>
+      </w:r>
+      <w:r>
+        <w:t xml:space="preserve">. 3.1.1, </w:t>
+      </w:r>
+      <w:r>
+        <w:rPr>
+          <w:lang w:val="ru-RU"/>
+        </w:rPr>
+        <w:t>и</w:t>
+      </w:r>
+      <w:r>
+        <w:t xml:space="preserve"> </w:t>
+      </w:r>
+      <w:r>
+        <w:rPr>
+          <w:lang w:val="ru-RU"/>
+        </w:rPr>
+        <w:t>используйте</w:t>
+      </w:r>
+      <w:r>
+        <w:t xml:space="preserve"> </w:t>
+      </w:r>
+      <w:r>
+        <w:rPr>
+          <w:lang w:val="ru-RU"/>
+        </w:rPr>
+        <w:t>эти</w:t>
+      </w:r>
+      <w:r>
+        <w:t xml:space="preserve"> </w:t>
+      </w:r>
+      <w:r>
+        <w:rPr>
+          <w:lang w:val="ru-RU"/>
+        </w:rPr>
+        <w:t>номера</w:t>
+      </w:r>
+      <w:r>
+        <w:t xml:space="preserve"> </w:t>
+      </w:r>
+      <w:r>
+        <w:rPr>
+          <w:lang w:val="ru-RU"/>
+        </w:rPr>
+        <w:t>в</w:t>
+      </w:r>
+      <w:r>
+        <w:t xml:space="preserve"> </w:t>
+      </w:r>
+      <w:r>
+        <w:rPr>
+          <w:lang w:val="ru-RU"/>
+        </w:rPr>
+        <w:t>ссылке</w:t>
+      </w:r>
+      <w:r>
+        <w:t>.</w:t>
+      </w:r>
+    </w:p>
+  </w:comment>
+  <w:comment w:id="140" w:author="Kalentyev Alexey" w:date="2026-10-07T10:05:00Z" w:initials="KA">
+    <w:p>
+      <w:pPr>
+        <w:pStyle w:val="ac"/>
+      </w:pPr>
+      <w:r>
+        <w:rPr>
+          <w:rStyle w:val="ab"/>
+        </w:rPr>
+        <w:annotationRef/>
+      </w:r>
+      <w:r>
+        <w:rPr>
+          <w:lang w:val="ru-RU"/>
+        </w:rPr>
+        <w:t>Переверстайте</w:t>
+      </w:r>
+      <w:r>
+        <w:t xml:space="preserve"> </w:t>
+      </w:r>
+      <w:r>
+        <w:rPr>
+          <w:lang w:val="ru-RU"/>
+        </w:rPr>
+        <w:t>окончание</w:t>
+      </w:r>
+      <w:r>
+        <w:t xml:space="preserve"> </w:t>
+      </w:r>
+      <w:r>
+        <w:rPr>
+          <w:lang w:val="ru-RU"/>
+        </w:rPr>
+        <w:t>п</w:t>
+      </w:r>
+      <w:r>
+        <w:t xml:space="preserve">. 5.3: </w:t>
+      </w:r>
+      <w:r>
+        <w:rPr>
+          <w:lang w:val="ru-RU"/>
+        </w:rPr>
+        <w:t>короткий</w:t>
+      </w:r>
+      <w:r>
+        <w:t xml:space="preserve"> </w:t>
+      </w:r>
+      <w:r>
+        <w:rPr>
+          <w:lang w:val="ru-RU"/>
+        </w:rPr>
+        <w:t>заключительный</w:t>
+      </w:r>
+      <w:r>
+        <w:t xml:space="preserve"> </w:t>
+      </w:r>
+      <w:r>
+        <w:rPr>
+          <w:lang w:val="ru-RU"/>
+        </w:rPr>
+        <w:t>абзац</w:t>
+      </w:r>
+      <w:r>
+        <w:t xml:space="preserve"> </w:t>
+      </w:r>
+      <w:r>
+        <w:rPr>
+          <w:lang w:val="ru-RU"/>
+        </w:rPr>
+        <w:t>не</w:t>
+      </w:r>
+      <w:r>
+        <w:t xml:space="preserve"> </w:t>
+      </w:r>
+      <w:r>
+        <w:rPr>
+          <w:lang w:val="ru-RU"/>
+        </w:rPr>
+        <w:t>должен</w:t>
+      </w:r>
+      <w:r>
+        <w:t xml:space="preserve"> </w:t>
+      </w:r>
+      <w:r>
+        <w:rPr>
+          <w:lang w:val="ru-RU"/>
+        </w:rPr>
+        <w:t>оставаться</w:t>
+      </w:r>
+      <w:r>
+        <w:t xml:space="preserve"> </w:t>
+      </w:r>
+      <w:r>
+        <w:rPr>
+          <w:lang w:val="ru-RU"/>
+        </w:rPr>
+        <w:t>единственным</w:t>
+      </w:r>
+      <w:r>
+        <w:t xml:space="preserve"> </w:t>
+      </w:r>
+      <w:r>
+        <w:rPr>
+          <w:lang w:val="ru-RU"/>
+        </w:rPr>
+        <w:t>текстом</w:t>
+      </w:r>
+      <w:r>
+        <w:t xml:space="preserve"> </w:t>
+      </w:r>
+      <w:r>
+        <w:rPr>
+          <w:lang w:val="ru-RU"/>
+        </w:rPr>
+        <w:t>в</w:t>
+      </w:r>
+      <w:r>
+        <w:t xml:space="preserve"> </w:t>
+      </w:r>
+      <w:r>
+        <w:rPr>
+          <w:lang w:val="ru-RU"/>
+        </w:rPr>
+        <w:t>начале</w:t>
+      </w:r>
+      <w:r>
+        <w:t xml:space="preserve"> </w:t>
+      </w:r>
+      <w:r>
+        <w:rPr>
+          <w:lang w:val="ru-RU"/>
+        </w:rPr>
+        <w:t>отдельной</w:t>
+      </w:r>
+      <w:r>
+        <w:t xml:space="preserve"> </w:t>
+      </w:r>
+      <w:r>
+        <w:rPr>
+          <w:lang w:val="ru-RU"/>
+        </w:rPr>
+        <w:t>страницы</w:t>
+      </w:r>
+      <w:r>
+        <w:t>.</w:t>
+      </w:r>
+    </w:p>
+  </w:comment>
+  <w:comment w:id="157" w:author="Kalentyev Alexey" w:date="2026-09-16T11:11:00Z" w:initials="KA">
+    <w:p>
+      <w:pPr>
+        <w:pStyle w:val="ac"/>
+      </w:pPr>
+      <w:r>
+        <w:rPr>
+          <w:rStyle w:val="ab"/>
+        </w:rPr>
+        <w:annotationRef/>
+      </w:r>
+      <w:r>
         <w:t>Отличается от абзацев выше - перепроверить по всему документу</w:t>
       </w:r>
     </w:p>
   </w:comment>
-  <w:comment w:id="153" w:author="Александр Кученко" w:date="2026-09-23T10:25:00Z" w:initials="АК">
+  <w:comment w:id="158" w:author="Александр Кученко" w:date="2026-09-23T10:25:00Z" w:initials="АК">
     <w:p>
       <w:pPr>
         <w:pStyle w:val="ac"/>
@@ -21291,7 +22173,7 @@
       </w:r>
     </w:p>
   </w:comment>
-  <w:comment w:id="154" w:author="Kalentyev Alexey" w:date="2026-10-07T10:01:00Z" w:initials="KA">
+  <w:comment w:id="159" w:author="Kalentyev Alexey" w:date="2026-10-07T10:01:00Z" w:initials="KA">
     <w:p>
       <w:pPr>
         <w:pStyle w:val="ac"/>
@@ -21703,6 +22585,11 @@
   <w15:commentEx w15:paraId="37B7620D" w15:done="0"/>
   <w15:commentEx w15:paraId="19E7881D" w15:paraIdParent="37B7620D" w15:done="0"/>
   <w15:commentEx w15:paraId="70C4A4E3" w15:paraIdParent="37B7620D" w15:done="0"/>
+  <w15:commentEx w15:paraId="3CB6306D" w15:done="0"/>
+  <w15:commentEx w15:paraId="08550E2C" w15:done="0"/>
+  <w15:commentEx w15:paraId="20977C0E" w15:done="0"/>
+  <w15:commentEx w15:paraId="2A8EA23B" w15:done="0"/>
+  <w15:commentEx w15:paraId="46F3489F" w15:done="0"/>
   <w15:commentEx w15:paraId="43169CB9" w15:done="0"/>
   <w15:commentEx w15:paraId="5DE849E7" w15:paraIdParent="43169CB9" w15:done="0"/>
   <w15:commentEx w15:paraId="240F6A83" w15:paraIdParent="43169CB9" w15:done="0"/>
@@ -21718,6 +22605,11 @@
   <w16cex:commentExtensible w16cex:durableId="48ED2976" w16cex:dateUtc="2026-09-23T03:18:00Z"/>
   <w16cex:commentExtensible w16cex:durableId="48F8D4F3" w16cex:dateUtc="2026-10-06T04:50:00Z"/>
   <w16cex:commentExtensible w16cex:durableId="669F6663" w16cex:dateUtc="2026-10-07T03:00:00Z"/>
+  <w16cex:commentExtensible w16cex:durableId="16289263" w16cex:dateUtc="2026-10-07T03:04:00Z"/>
+  <w16cex:commentExtensible w16cex:durableId="3F568E8B" w16cex:dateUtc="2026-10-07T03:06:00Z"/>
+  <w16cex:commentExtensible w16cex:durableId="09B1059B" w16cex:dateUtc="2026-10-07T03:05:00Z"/>
+  <w16cex:commentExtensible w16cex:durableId="28ED6E30" w16cex:dateUtc="2026-10-07T03:06:00Z"/>
+  <w16cex:commentExtensible w16cex:durableId="1178B0F4" w16cex:dateUtc="2026-10-07T03:05:00Z"/>
   <w16cex:commentExtensible w16cex:durableId="3BE16914" w16cex:dateUtc="2026-09-16T04:11:00Z"/>
   <w16cex:commentExtensible w16cex:durableId="05528A7C" w16cex:dateUtc="2026-09-23T03:25:00Z"/>
   <w16cex:commentExtensible w16cex:durableId="0FF6A5B4" w16cex:dateUtc="2026-10-07T03:01:00Z"/>
@@ -21733,6 +22625,11 @@
   <w16cid:commentId w16cid:paraId="37B7620D" w16cid:durableId="48ED2976"/>
   <w16cid:commentId w16cid:paraId="19E7881D" w16cid:durableId="48F8D4F3"/>
   <w16cid:commentId w16cid:paraId="70C4A4E3" w16cid:durableId="669F6663"/>
+  <w16cid:commentId w16cid:paraId="3CB6306D" w16cid:durableId="16289263"/>
+  <w16cid:commentId w16cid:paraId="08550E2C" w16cid:durableId="3F568E8B"/>
+  <w16cid:commentId w16cid:paraId="20977C0E" w16cid:durableId="09B1059B"/>
+  <w16cid:commentId w16cid:paraId="2A8EA23B" w16cid:durableId="28ED6E30"/>
+  <w16cid:commentId w16cid:paraId="46F3489F" w16cid:durableId="1178B0F4"/>
   <w16cid:commentId w16cid:paraId="43169CB9" w16cid:durableId="3BE16914"/>
   <w16cid:commentId w16cid:paraId="5DE849E7" w16cid:durableId="05528A7C"/>
   <w16cid:commentId w16cid:paraId="240F6A83" w16cid:durableId="0FF6A5B4"/>
